--- a/4.质量管理/2.运行记录类文件/ZGS-04-13-2025年度运维服务质量管理内审不符合报告.docx
+++ b/4.质量管理/2.运行记录类文件/ZGS-04-13-2025年度运维服务质量管理内审不符合报告.docx
@@ -1,10 +1,11 @@
 
 <file path=word/document.xml><?xml version="1.0" encoding="utf-8"?>
-<w:document xmlns:wpc="http://schemas.microsoft.com/office/word/2010/wordprocessingCanvas" xmlns:mc="http://schemas.openxmlformats.org/markup-compatibility/2006" xmlns:o="urn:schemas-microsoft-com:office:office" xmlns:r="http://schemas.openxmlformats.org/officeDocument/2006/relationships" xmlns:m="http://schemas.openxmlformats.org/officeDocument/2006/math" xmlns:v="urn:schemas-microsoft-com:vml" xmlns:wp14="http://schemas.microsoft.com/office/word/2010/wordprocessingDrawing" xmlns:wp="http://schemas.openxmlformats.org/drawingml/2006/wordprocessingDrawing" xmlns:w="http://schemas.openxmlformats.org/wordprocessingml/2006/main" xmlns:w14="http://schemas.microsoft.com/office/word/2010/wordml" xmlns:w10="urn:schemas-microsoft-com:office:word" xmlns:w15="http://schemas.microsoft.com/office/word/2012/wordml" xmlns:wpg="http://schemas.microsoft.com/office/word/2010/wordprocessingGroup" xmlns:wpi="http://schemas.microsoft.com/office/word/2010/wordprocessingInk" xmlns:wne="http://schemas.microsoft.com/office/word/2006/wordml" xmlns:wps="http://schemas.microsoft.com/office/word/2010/wordprocessingShape" xmlns:wpsCustomData="http://www.wps.cn/officeDocument/2013/wpsCustomData" mc:Ignorable="w14 w15 wp14">
+<w:document xmlns:wpc="http://schemas.microsoft.com/office/word/2010/wordprocessingCanvas" xmlns:mc="http://schemas.openxmlformats.org/markup-compatibility/2006" xmlns:o="urn:schemas-microsoft-com:office:office" xmlns:r="http://schemas.openxmlformats.org/officeDocument/2006/relationships" xmlns:m="http://schemas.openxmlformats.org/officeDocument/2006/math" xmlns:v="urn:schemas-microsoft-com:vml" xmlns:wp14="http://schemas.microsoft.com/office/word/2010/wordprocessingDrawing" xmlns:wp="http://schemas.openxmlformats.org/drawingml/2006/wordprocessingDrawing" xmlns:w10="urn:schemas-microsoft-com:office:word" xmlns:w="http://schemas.openxmlformats.org/wordprocessingml/2006/main" xmlns:w14="http://schemas.microsoft.com/office/word/2010/wordml" xmlns:w15="http://schemas.microsoft.com/office/word/2012/wordml" xmlns:wne="http://schemas.microsoft.com/office/word/2006/wordml" xmlns:wpg="http://schemas.microsoft.com/office/word/2010/wordprocessingGroup" xmlns:wpi="http://schemas.microsoft.com/office/word/2010/wordprocessingInk" xmlns:wps="http://schemas.microsoft.com/office/word/2010/wordprocessingShape" mc:Ignorable="w14 w15 wp14">
+  <!-- Generated by Aspose.Words for .NET 13.3.0.1 -->
   <w:body>
     <w:p>
       <w:pPr>
-        <w:pStyle w:val="24"/>
+        <w:pStyle w:val="a"/>
         <w:keepNext w:val="0"/>
         <w:keepLines w:val="0"/>
         <w:pageBreakBefore w:val="0"/>
@@ -24,7 +25,7 @@
       <w:bookmarkStart w:id="0" w:name="_Toc2310"/>
       <w:r>
         <w:drawing>
-          <wp:anchor distT="0" distB="0" distL="114300" distR="114300" simplePos="0" relativeHeight="251660288" behindDoc="1" locked="0" layoutInCell="1" allowOverlap="1">
+          <wp:anchor distT="0" distB="0" distL="114300" distR="114300" simplePos="0" relativeHeight="251659264" behindDoc="1" locked="0" layoutInCell="1" allowOverlap="1">
             <wp:simplePos x="0" y="0"/>
             <wp:positionH relativeFrom="column">
               <wp:posOffset>0</wp:posOffset>
@@ -49,7 +50,7 @@
                     </pic:cNvPicPr>
                   </pic:nvPicPr>
                   <pic:blipFill>
-                    <a:blip r:embed="rId7"/>
+                    <a:blip xmlns:r="http://schemas.openxmlformats.org/officeDocument/2006/relationships" r:embed="rId4"/>
                     <a:stretch>
                       <a:fillRect/>
                     </a:stretch>
@@ -79,7 +80,7 @@
           <w:lang w:val="en-US" w:eastAsia="zh-CN"/>
         </w:rPr>
         <w:drawing>
-          <wp:anchor distT="0" distB="0" distL="114300" distR="114300" simplePos="0" relativeHeight="251659264" behindDoc="1" locked="0" layoutInCell="1" allowOverlap="1">
+          <wp:anchor distT="0" distB="0" distL="114300" distR="114300" simplePos="0" relativeHeight="251658240" behindDoc="1" locked="0" layoutInCell="1" allowOverlap="1">
             <wp:simplePos x="0" y="0"/>
             <wp:positionH relativeFrom="column">
               <wp:posOffset>635</wp:posOffset>
@@ -104,7 +105,7 @@
                     </pic:cNvPicPr>
                   </pic:nvPicPr>
                   <pic:blipFill>
-                    <a:blip r:embed="rId8">
+                    <a:blip xmlns:r="http://schemas.openxmlformats.org/officeDocument/2006/relationships" r:embed="rId5">
                       <a:alphaModFix amt="58000"/>
                       <a:lum contrast="-52000"/>
                     </a:blip>
@@ -138,7 +139,7 @@
     </w:p>
     <w:p>
       <w:pPr>
-        <w:pStyle w:val="25"/>
+        <w:pStyle w:val="a0"/>
         <w:keepNext w:val="0"/>
         <w:keepLines w:val="0"/>
         <w:pageBreakBefore w:val="0"/>
@@ -185,11 +186,11 @@
         <w:adjustRightInd w:val="0"/>
         <w:snapToGrid w:val="0"/>
         <w:spacing w:after="624" w:afterLines="200" w:line="219" w:lineRule="auto"/>
-        <w:ind w:left="0" w:leftChars="0" w:right="0" w:rightChars="0" w:firstLine="0" w:firstLineChars="0"/>
+        <w:ind w:left="0" w:right="0" w:firstLine="0" w:leftChars="0" w:rightChars="0" w:firstLineChars="0"/>
         <w:jc w:val="center"/>
         <w:textAlignment w:val="baseline"/>
         <w:rPr>
-          <w:rFonts w:hint="default" w:ascii="宋体" w:hAnsi="宋体" w:eastAsia="宋体" w:cs="宋体"/>
+          <w:rFonts w:ascii="宋体" w:eastAsia="宋体" w:hAnsi="宋体" w:cs="宋体" w:hint="default"/>
           <w:sz w:val="24"/>
           <w:szCs w:val="24"/>
           <w:lang w:val="en-US" w:eastAsia="zh-CN"/>
@@ -197,7 +198,7 @@
       </w:pPr>
       <w:r>
         <w:rPr>
-          <w:rFonts w:ascii="宋体" w:hAnsi="宋体" w:eastAsia="宋体" w:cs="宋体"/>
+          <w:rFonts w:ascii="宋体" w:eastAsia="宋体" w:hAnsi="宋体" w:cs="宋体"/>
           <w:b/>
           <w:bCs/>
           <w:spacing w:val="-3"/>
@@ -206,74 +207,20 @@
         </w:rPr>
         <w:t>文件编号：ZGS-04-13</w:t>
       </w:r>
-      <w:r>
-        <w:rPr>
-          <w:rFonts w:hint="eastAsia" w:ascii="宋体" w:hAnsi="宋体" w:eastAsia="宋体" w:cs="宋体"/>
-          <w:b/>
-          <w:bCs/>
-          <w:spacing w:val="-3"/>
-          <w:sz w:val="24"/>
-          <w:szCs w:val="24"/>
-          <w:lang w:val="en-US" w:eastAsia="zh-CN"/>
-        </w:rPr>
-      </w:r>
-      <w:r>
-        <w:rPr>
-          <w:rFonts w:ascii="宋体" w:hAnsi="宋体" w:eastAsia="宋体" w:cs="宋体"/>
-          <w:b/>
-          <w:bCs/>
-          <w:spacing w:val="-3"/>
-          <w:sz w:val="24"/>
-          <w:szCs w:val="24"/>
-        </w:rPr>
-      </w:r>
-      <w:r>
-        <w:rPr>
-          <w:rFonts w:hint="eastAsia" w:ascii="宋体" w:hAnsi="宋体" w:cs="宋体"/>
-          <w:b/>
-          <w:bCs/>
-          <w:spacing w:val="-3"/>
-          <w:sz w:val="24"/>
-          <w:szCs w:val="24"/>
-          <w:lang w:val="en-US" w:eastAsia="zh-CN"/>
-        </w:rPr>
-      </w:r>
-      <w:r>
-        <w:rPr>
-          <w:rFonts w:ascii="宋体" w:hAnsi="宋体" w:eastAsia="宋体" w:cs="宋体"/>
-          <w:b/>
-          <w:bCs/>
-          <w:spacing w:val="-3"/>
-          <w:sz w:val="24"/>
-          <w:szCs w:val="24"/>
-        </w:rPr>
-      </w:r>
-      <w:r>
-        <w:rPr>
-          <w:rFonts w:hint="eastAsia" w:ascii="宋体" w:hAnsi="宋体" w:cs="宋体"/>
-          <w:b/>
-          <w:bCs/>
-          <w:spacing w:val="-3"/>
-          <w:sz w:val="24"/>
-          <w:szCs w:val="24"/>
-          <w:lang w:val="en-US" w:eastAsia="zh-CN"/>
-        </w:rPr>
-      </w:r>
     </w:p>
     <w:tbl>
       <w:tblPr>
-        <w:tblStyle w:val="21"/>
+        <w:tblStyle w:val="TableGrid"/>
         <w:tblW w:w="0" w:type="auto"/>
         <w:jc w:val="center"/>
         <w:tblBorders>
-          <w:top w:val="none" w:color="auto" w:sz="0" w:space="0"/>
-          <w:left w:val="none" w:color="auto" w:sz="0" w:space="0"/>
-          <w:bottom w:val="none" w:color="auto" w:sz="0" w:space="0"/>
-          <w:right w:val="none" w:color="auto" w:sz="0" w:space="0"/>
-          <w:insideH w:val="none" w:color="auto" w:sz="0" w:space="0"/>
-          <w:insideV w:val="none" w:color="auto" w:sz="0" w:space="0"/>
+          <w:top w:val="nil"/>
+          <w:left w:val="nil"/>
+          <w:bottom w:val="nil"/>
+          <w:right w:val="nil"/>
+          <w:insideH w:val="nil"/>
+          <w:insideV w:val="nil"/>
         </w:tblBorders>
-        <w:tblLayout w:type="autofit"/>
         <w:tblCellMar>
           <w:top w:w="0" w:type="dxa"/>
           <w:left w:w="108" w:type="dxa"/>
@@ -287,13 +234,15 @@
       </w:tblGrid>
       <w:tr>
         <w:tblPrEx>
+          <w:tblW w:w="0" w:type="auto"/>
+          <w:jc w:val="center"/>
           <w:tblBorders>
-            <w:top w:val="none" w:color="auto" w:sz="0" w:space="0"/>
-            <w:left w:val="none" w:color="auto" w:sz="0" w:space="0"/>
-            <w:bottom w:val="none" w:color="auto" w:sz="0" w:space="0"/>
-            <w:right w:val="none" w:color="auto" w:sz="0" w:space="0"/>
-            <w:insideH w:val="none" w:color="auto" w:sz="0" w:space="0"/>
-            <w:insideV w:val="none" w:color="auto" w:sz="0" w:space="0"/>
+            <w:top w:val="nil"/>
+            <w:left w:val="nil"/>
+            <w:bottom w:val="nil"/>
+            <w:right w:val="nil"/>
+            <w:insideH w:val="nil"/>
+            <w:insideV w:val="nil"/>
           </w:tblBorders>
           <w:tblCellMar>
             <w:top w:w="0" w:type="dxa"/>
@@ -303,7 +252,7 @@
           </w:tblCellMar>
         </w:tblPrEx>
         <w:trPr>
-          <w:trHeight w:val="810" w:hRule="atLeast"/>
+          <w:trHeight w:val="810"/>
           <w:jc w:val="center"/>
         </w:trPr>
         <w:tc>
@@ -339,23 +288,6 @@
               </w:rPr>
               <w:t>编制部门:质量部</w:t>
             </w:r>
-            <w:r>
-              <w:rPr>
-                <w:rFonts w:hint="default" w:asciiTheme="minorAscii" w:hAnsiTheme="minorAscii" w:eastAsiaTheme="minorEastAsia"/>
-                <w:spacing w:val="227"/>
-                <w:sz w:val="21"/>
-                <w:vertAlign w:val="baseline"/>
-                <w:lang w:val="en-US" w:eastAsia="zh-CN"/>
-              </w:rPr>
-            </w:r>
-            <w:r>
-              <w:rPr>
-                <w:rFonts w:hint="eastAsia"/>
-                <w:u w:val="single"/>
-                <w:vertAlign w:val="baseline"/>
-                <w:lang w:val="en-US" w:eastAsia="zh-CN"/>
-              </w:rPr>
-            </w:r>
           </w:p>
         </w:tc>
         <w:tc>
@@ -393,7 +325,7 @@
             </w:r>
             <w:r>
               <w:rPr>
-                <w:rFonts w:hint="eastAsia" w:asciiTheme="minorAscii" w:hAnsiTheme="minorAscii" w:eastAsiaTheme="minorEastAsia"/>
+                <w:rFonts w:asciiTheme="minorAscii" w:eastAsiaTheme="minorEastAsia" w:hAnsiTheme="minorAscii" w:hint="eastAsia"/>
                 <w:spacing w:val="227"/>
                 <w:sz w:val="21"/>
                 <w:vertAlign w:val="baseline"/>
@@ -415,14 +347,8 @@
       </w:tr>
       <w:tr>
         <w:tblPrEx>
-          <w:tblBorders>
-            <w:top w:val="none" w:color="auto" w:sz="0" w:space="0"/>
-            <w:left w:val="none" w:color="auto" w:sz="0" w:space="0"/>
-            <w:bottom w:val="none" w:color="auto" w:sz="0" w:space="0"/>
-            <w:right w:val="none" w:color="auto" w:sz="0" w:space="0"/>
-            <w:insideH w:val="none" w:color="auto" w:sz="0" w:space="0"/>
-            <w:insideV w:val="none" w:color="auto" w:sz="0" w:space="0"/>
-          </w:tblBorders>
+          <w:tblW w:w="0" w:type="auto"/>
+          <w:jc w:val="center"/>
           <w:tblCellMar>
             <w:top w:w="0" w:type="dxa"/>
             <w:left w:w="108" w:type="dxa"/>
@@ -431,7 +357,7 @@
           </w:tblCellMar>
         </w:tblPrEx>
         <w:trPr>
-          <w:trHeight w:val="810" w:hRule="atLeast"/>
+          <w:trHeight w:val="810"/>
           <w:jc w:val="center"/>
         </w:trPr>
         <w:tc>
@@ -455,7 +381,7 @@
               <w:snapToGrid w:val="0"/>
               <w:textAlignment w:val="baseline"/>
               <w:rPr>
-                <w:rFonts w:hint="default" w:ascii="Arial" w:hAnsi="Arial" w:eastAsia="Arial" w:cs="Arial"/>
+                <w:rFonts w:ascii="Arial" w:eastAsia="Arial" w:hAnsi="Arial" w:cs="Arial" w:hint="default"/>
                 <w:snapToGrid w:val="0"/>
                 <w:color w:val="000000"/>
                 <w:kern w:val="0"/>
@@ -487,7 +413,7 @@
             </w:r>
             <w:r>
               <w:rPr>
-                <w:rFonts w:hint="default" w:asciiTheme="minorAscii" w:hAnsiTheme="minorAscii" w:eastAsiaTheme="minorEastAsia"/>
+                <w:rFonts w:asciiTheme="minorAscii" w:eastAsiaTheme="minorEastAsia" w:hAnsiTheme="minorAscii" w:hint="default"/>
                 <w:spacing w:val="227"/>
                 <w:sz w:val="21"/>
                 <w:vertAlign w:val="baseline"/>
@@ -540,7 +466,7 @@
               <w:snapToGrid w:val="0"/>
               <w:textAlignment w:val="baseline"/>
               <w:rPr>
-                <w:rFonts w:hint="default" w:ascii="Arial" w:hAnsi="Arial" w:eastAsia="Arial" w:cs="Arial"/>
+                <w:rFonts w:ascii="Arial" w:eastAsia="Arial" w:hAnsi="Arial" w:cs="Arial" w:hint="default"/>
                 <w:snapToGrid w:val="0"/>
                 <w:color w:val="000000"/>
                 <w:kern w:val="0"/>
@@ -558,8 +484,8 @@
               </w:rPr>
               <w:t>审核</w:t>
             </w:r>
-            <w:bookmarkStart w:id="3" w:name="_GoBack"/>
-            <w:bookmarkEnd w:id="3"/>
+            <w:bookmarkStart w:id="2" w:name="_GoBack"/>
+            <w:bookmarkEnd w:id="2"/>
             <w:r>
               <w:rPr>
                 <w:rFonts w:hint="eastAsia"/>
@@ -570,7 +496,7 @@
             </w:r>
             <w:r>
               <w:rPr>
-                <w:rFonts w:hint="eastAsia" w:asciiTheme="minorAscii" w:hAnsiTheme="minorAscii" w:eastAsiaTheme="minorEastAsia"/>
+                <w:rFonts w:asciiTheme="minorAscii" w:eastAsiaTheme="minorEastAsia" w:hAnsiTheme="minorAscii" w:hint="eastAsia"/>
                 <w:spacing w:val="227"/>
                 <w:sz w:val="21"/>
                 <w:vertAlign w:val="baseline"/>
@@ -592,14 +518,8 @@
       </w:tr>
       <w:tr>
         <w:tblPrEx>
-          <w:tblBorders>
-            <w:top w:val="none" w:color="auto" w:sz="0" w:space="0"/>
-            <w:left w:val="none" w:color="auto" w:sz="0" w:space="0"/>
-            <w:bottom w:val="none" w:color="auto" w:sz="0" w:space="0"/>
-            <w:right w:val="none" w:color="auto" w:sz="0" w:space="0"/>
-            <w:insideH w:val="none" w:color="auto" w:sz="0" w:space="0"/>
-            <w:insideV w:val="none" w:color="auto" w:sz="0" w:space="0"/>
-          </w:tblBorders>
+          <w:tblW w:w="0" w:type="auto"/>
+          <w:jc w:val="center"/>
           <w:tblCellMar>
             <w:top w:w="0" w:type="dxa"/>
             <w:left w:w="108" w:type="dxa"/>
@@ -608,7 +528,7 @@
           </w:tblCellMar>
         </w:tblPrEx>
         <w:trPr>
-          <w:trHeight w:val="635" w:hRule="atLeast"/>
+          <w:trHeight w:val="635"/>
           <w:jc w:val="center"/>
         </w:trPr>
         <w:tc>
@@ -646,31 +566,6 @@
               </w:rPr>
               <w:t>批准人:刘长凡</w:t>
             </w:r>
-            <w:r>
-              <w:rPr>
-                <w:rFonts w:hint="eastAsia"/>
-                <w:spacing w:val="1"/>
-                <w:kern w:val="0"/>
-                <w:vertAlign w:val="baseline"/>
-                <w:lang w:val="en-US" w:eastAsia="zh-CN"/>
-              </w:rPr>
-            </w:r>
-            <w:r>
-              <w:rPr>
-                <w:rFonts w:hint="eastAsia" w:asciiTheme="minorAscii" w:hAnsiTheme="minorAscii" w:eastAsiaTheme="minorEastAsia"/>
-                <w:spacing w:val="227"/>
-                <w:sz w:val="21"/>
-                <w:vertAlign w:val="baseline"/>
-                <w:lang w:val="en-US" w:eastAsia="zh-CN"/>
-              </w:rPr>
-            </w:r>
-            <w:r>
-              <w:rPr>
-                <w:rFonts w:hint="eastAsia"/>
-                <w:u w:val="single"/>
-                <w:lang w:val="en-US" w:eastAsia="zh-CN"/>
-              </w:rPr>
-            </w:r>
           </w:p>
         </w:tc>
         <w:tc>
@@ -708,7 +603,7 @@
             </w:r>
             <w:r>
               <w:rPr>
-                <w:rFonts w:hint="eastAsia" w:asciiTheme="minorAscii" w:hAnsiTheme="minorAscii" w:eastAsiaTheme="minorEastAsia"/>
+                <w:rFonts w:asciiTheme="minorAscii" w:eastAsiaTheme="minorEastAsia" w:hAnsiTheme="minorAscii" w:hint="eastAsia"/>
                 <w:spacing w:val="227"/>
                 <w:sz w:val="21"/>
                 <w:vertAlign w:val="baseline"/>
@@ -767,14 +662,14 @@
         <w:ind w:left="3634"/>
         <w:textAlignment w:val="baseline"/>
         <w:rPr>
-          <w:rFonts w:ascii="宋体" w:hAnsi="宋体" w:eastAsia="宋体" w:cs="宋体"/>
+          <w:rFonts w:ascii="宋体" w:eastAsia="宋体" w:hAnsi="宋体" w:cs="宋体"/>
           <w:sz w:val="31"/>
           <w:szCs w:val="31"/>
         </w:rPr>
       </w:pPr>
       <w:r>
         <w:rPr>
-          <w:rFonts w:ascii="宋体" w:hAnsi="宋体" w:eastAsia="宋体" w:cs="宋体"/>
+          <w:rFonts w:ascii="宋体" w:eastAsia="宋体" w:hAnsi="宋体" w:cs="宋体"/>
           <w:b/>
           <w:bCs/>
           <w:spacing w:val="4"/>
@@ -786,16 +681,16 @@
     </w:p>
     <w:tbl>
       <w:tblPr>
-        <w:tblStyle w:val="26"/>
+        <w:tblStyle w:val="TableNormal0"/>
         <w:tblW w:w="7137" w:type="dxa"/>
         <w:jc w:val="center"/>
         <w:tblBorders>
-          <w:top w:val="single" w:color="000000" w:sz="2" w:space="0"/>
-          <w:left w:val="single" w:color="000000" w:sz="2" w:space="0"/>
-          <w:bottom w:val="single" w:color="000000" w:sz="2" w:space="0"/>
-          <w:right w:val="single" w:color="000000" w:sz="2" w:space="0"/>
-          <w:insideH w:val="single" w:color="000000" w:sz="2" w:space="0"/>
-          <w:insideV w:val="single" w:color="000000" w:sz="2" w:space="0"/>
+          <w:top w:val="single" w:sz="2" w:space="0" w:color="000000"/>
+          <w:left w:val="single" w:sz="2" w:space="0" w:color="000000"/>
+          <w:bottom w:val="single" w:sz="2" w:space="0" w:color="000000"/>
+          <w:right w:val="single" w:sz="2" w:space="0" w:color="000000"/>
+          <w:insideH w:val="single" w:sz="2" w:space="0" w:color="000000"/>
+          <w:insideV w:val="single" w:sz="2" w:space="0" w:color="000000"/>
         </w:tblBorders>
         <w:tblLayout w:type="fixed"/>
         <w:tblCellMar>
@@ -813,14 +708,17 @@
       </w:tblGrid>
       <w:tr>
         <w:tblPrEx>
+          <w:tblW w:w="7137" w:type="dxa"/>
+          <w:jc w:val="center"/>
           <w:tblBorders>
-            <w:top w:val="single" w:color="000000" w:sz="2" w:space="0"/>
-            <w:left w:val="single" w:color="000000" w:sz="2" w:space="0"/>
-            <w:bottom w:val="single" w:color="000000" w:sz="2" w:space="0"/>
-            <w:right w:val="single" w:color="000000" w:sz="2" w:space="0"/>
-            <w:insideH w:val="single" w:color="000000" w:sz="2" w:space="0"/>
-            <w:insideV w:val="single" w:color="000000" w:sz="2" w:space="0"/>
+            <w:top w:val="single" w:sz="2" w:space="0" w:color="000000"/>
+            <w:left w:val="single" w:sz="2" w:space="0" w:color="000000"/>
+            <w:bottom w:val="single" w:sz="2" w:space="0" w:color="000000"/>
+            <w:right w:val="single" w:sz="2" w:space="0" w:color="000000"/>
+            <w:insideH w:val="single" w:sz="2" w:space="0" w:color="000000"/>
+            <w:insideV w:val="single" w:sz="2" w:space="0" w:color="000000"/>
           </w:tblBorders>
+          <w:tblLayout w:type="fixed"/>
           <w:tblCellMar>
             <w:top w:w="0" w:type="dxa"/>
             <w:left w:w="0" w:type="dxa"/>
@@ -829,7 +727,7 @@
           </w:tblCellMar>
         </w:tblPrEx>
         <w:trPr>
-          <w:trHeight w:val="593" w:hRule="atLeast"/>
+          <w:trHeight w:val="593"/>
           <w:jc w:val="center"/>
         </w:trPr>
         <w:tc>
@@ -851,18 +749,18 @@
               <w:adjustRightInd w:val="0"/>
               <w:snapToGrid w:val="0"/>
               <w:spacing w:before="176" w:line="228" w:lineRule="auto"/>
-              <w:ind w:left="0" w:leftChars="0" w:right="0" w:rightChars="0" w:firstLine="0" w:firstLineChars="0"/>
+              <w:ind w:left="0" w:right="0" w:firstLine="0" w:leftChars="0" w:rightChars="0" w:firstLineChars="0"/>
               <w:jc w:val="center"/>
               <w:textAlignment w:val="baseline"/>
               <w:rPr>
-                <w:rFonts w:ascii="宋体" w:hAnsi="宋体" w:eastAsia="宋体" w:cs="宋体"/>
+                <w:rFonts w:ascii="宋体" w:eastAsia="宋体" w:hAnsi="宋体" w:cs="宋体"/>
                 <w:sz w:val="20"/>
                 <w:szCs w:val="20"/>
               </w:rPr>
             </w:pPr>
             <w:r>
               <w:rPr>
-                <w:rFonts w:ascii="宋体" w:hAnsi="宋体" w:eastAsia="宋体" w:cs="宋体"/>
+                <w:rFonts w:ascii="宋体" w:eastAsia="宋体" w:hAnsi="宋体" w:cs="宋体"/>
                 <w:spacing w:val="-14"/>
                 <w:sz w:val="20"/>
                 <w:szCs w:val="20"/>
@@ -890,18 +788,18 @@
               <w:adjustRightInd w:val="0"/>
               <w:snapToGrid w:val="0"/>
               <w:spacing w:before="175" w:line="227" w:lineRule="auto"/>
-              <w:ind w:left="0" w:leftChars="0" w:right="0" w:rightChars="0" w:firstLine="0" w:firstLineChars="0"/>
+              <w:ind w:left="0" w:right="0" w:firstLine="0" w:leftChars="0" w:rightChars="0" w:firstLineChars="0"/>
               <w:jc w:val="center"/>
               <w:textAlignment w:val="baseline"/>
               <w:rPr>
-                <w:rFonts w:ascii="宋体" w:hAnsi="宋体" w:eastAsia="宋体" w:cs="宋体"/>
+                <w:rFonts w:ascii="宋体" w:eastAsia="宋体" w:hAnsi="宋体" w:cs="宋体"/>
                 <w:sz w:val="20"/>
                 <w:szCs w:val="20"/>
               </w:rPr>
             </w:pPr>
             <w:r>
               <w:rPr>
-                <w:rFonts w:ascii="宋体" w:hAnsi="宋体" w:eastAsia="宋体" w:cs="宋体"/>
+                <w:rFonts w:ascii="宋体" w:eastAsia="宋体" w:hAnsi="宋体" w:cs="宋体"/>
                 <w:spacing w:val="4"/>
                 <w:sz w:val="20"/>
                 <w:szCs w:val="20"/>
@@ -929,18 +827,18 @@
               <w:adjustRightInd w:val="0"/>
               <w:snapToGrid w:val="0"/>
               <w:spacing w:before="175" w:line="228" w:lineRule="auto"/>
-              <w:ind w:left="0" w:leftChars="0" w:right="0" w:rightChars="0" w:firstLine="0" w:firstLineChars="0"/>
+              <w:ind w:left="0" w:right="0" w:firstLine="0" w:leftChars="0" w:rightChars="0" w:firstLineChars="0"/>
               <w:jc w:val="center"/>
               <w:textAlignment w:val="baseline"/>
               <w:rPr>
-                <w:rFonts w:ascii="宋体" w:hAnsi="宋体" w:eastAsia="宋体" w:cs="宋体"/>
+                <w:rFonts w:ascii="宋体" w:eastAsia="宋体" w:hAnsi="宋体" w:cs="宋体"/>
                 <w:sz w:val="20"/>
                 <w:szCs w:val="20"/>
               </w:rPr>
             </w:pPr>
             <w:r>
               <w:rPr>
-                <w:rFonts w:ascii="宋体" w:hAnsi="宋体" w:eastAsia="宋体" w:cs="宋体"/>
+                <w:rFonts w:ascii="宋体" w:eastAsia="宋体" w:hAnsi="宋体" w:cs="宋体"/>
                 <w:spacing w:val="7"/>
                 <w:sz w:val="20"/>
                 <w:szCs w:val="20"/>
@@ -968,18 +866,18 @@
               <w:adjustRightInd w:val="0"/>
               <w:snapToGrid w:val="0"/>
               <w:spacing w:before="176" w:line="229" w:lineRule="auto"/>
-              <w:ind w:left="0" w:leftChars="0" w:right="0" w:rightChars="0" w:firstLine="0" w:firstLineChars="0"/>
+              <w:ind w:left="0" w:right="0" w:firstLine="0" w:leftChars="0" w:rightChars="0" w:firstLineChars="0"/>
               <w:jc w:val="center"/>
               <w:textAlignment w:val="baseline"/>
               <w:rPr>
-                <w:rFonts w:ascii="宋体" w:hAnsi="宋体" w:eastAsia="宋体" w:cs="宋体"/>
+                <w:rFonts w:ascii="宋体" w:eastAsia="宋体" w:hAnsi="宋体" w:cs="宋体"/>
                 <w:sz w:val="20"/>
                 <w:szCs w:val="20"/>
               </w:rPr>
             </w:pPr>
             <w:r>
               <w:rPr>
-                <w:rFonts w:ascii="宋体" w:hAnsi="宋体" w:eastAsia="宋体" w:cs="宋体"/>
+                <w:rFonts w:ascii="宋体" w:eastAsia="宋体" w:hAnsi="宋体" w:cs="宋体"/>
                 <w:spacing w:val="7"/>
                 <w:sz w:val="20"/>
                 <w:szCs w:val="20"/>
@@ -991,14 +889,9 @@
       </w:tr>
       <w:tr>
         <w:tblPrEx>
-          <w:tblBorders>
-            <w:top w:val="single" w:color="000000" w:sz="2" w:space="0"/>
-            <w:left w:val="single" w:color="000000" w:sz="2" w:space="0"/>
-            <w:bottom w:val="single" w:color="000000" w:sz="2" w:space="0"/>
-            <w:right w:val="single" w:color="000000" w:sz="2" w:space="0"/>
-            <w:insideH w:val="single" w:color="000000" w:sz="2" w:space="0"/>
-            <w:insideV w:val="single" w:color="000000" w:sz="2" w:space="0"/>
-          </w:tblBorders>
+          <w:tblW w:w="7137" w:type="dxa"/>
+          <w:jc w:val="center"/>
+          <w:tblLayout w:type="fixed"/>
           <w:tblCellMar>
             <w:top w:w="0" w:type="dxa"/>
             <w:left w:w="0" w:type="dxa"/>
@@ -1007,7 +900,7 @@
           </w:tblCellMar>
         </w:tblPrEx>
         <w:trPr>
-          <w:trHeight w:val="516" w:hRule="atLeast"/>
+          <w:trHeight w:val="516"/>
           <w:jc w:val="center"/>
         </w:trPr>
         <w:tc>
@@ -1029,11 +922,11 @@
               <w:adjustRightInd w:val="0"/>
               <w:snapToGrid w:val="0"/>
               <w:spacing w:before="173" w:line="267" w:lineRule="exact"/>
-              <w:ind w:left="0" w:leftChars="0" w:right="0" w:rightChars="0" w:firstLine="0" w:firstLineChars="0"/>
+              <w:ind w:left="0" w:right="0" w:firstLine="0" w:leftChars="0" w:rightChars="0" w:firstLineChars="0"/>
               <w:jc w:val="center"/>
               <w:textAlignment w:val="baseline"/>
               <w:rPr>
-                <w:rFonts w:hint="default" w:ascii="宋体" w:hAnsi="宋体" w:eastAsia="宋体" w:cs="宋体"/>
+                <w:rFonts w:ascii="宋体" w:eastAsia="宋体" w:hAnsi="宋体" w:cs="宋体" w:hint="default"/>
                 <w:sz w:val="20"/>
                 <w:szCs w:val="20"/>
                 <w:lang w:val="en-US" w:eastAsia="zh-CN"/>
@@ -1041,7 +934,7 @@
             </w:pPr>
             <w:r>
               <w:rPr>
-                <w:rFonts w:ascii="宋体" w:hAnsi="宋体" w:eastAsia="宋体" w:cs="宋体"/>
+                <w:rFonts w:ascii="宋体" w:eastAsia="宋体" w:hAnsi="宋体" w:cs="宋体"/>
                 <w:spacing w:val="3"/>
                 <w:position w:val="1"/>
                 <w:sz w:val="20"/>
@@ -1051,7 +944,7 @@
             </w:r>
             <w:r>
               <w:rPr>
-                <w:rFonts w:hint="eastAsia" w:ascii="宋体" w:hAnsi="宋体" w:cs="宋体"/>
+                <w:rFonts w:ascii="宋体" w:hAnsi="宋体" w:cs="宋体" w:hint="eastAsia"/>
                 <w:spacing w:val="3"/>
                 <w:position w:val="1"/>
                 <w:sz w:val="20"/>
@@ -1062,7 +955,7 @@
             </w:r>
             <w:r>
               <w:rPr>
-                <w:rFonts w:ascii="宋体" w:hAnsi="宋体" w:eastAsia="宋体" w:cs="宋体"/>
+                <w:rFonts w:ascii="宋体" w:eastAsia="宋体" w:hAnsi="宋体" w:cs="宋体"/>
                 <w:spacing w:val="3"/>
                 <w:position w:val="1"/>
                 <w:sz w:val="20"/>
@@ -1072,7 +965,7 @@
             </w:r>
             <w:r>
               <w:rPr>
-                <w:rFonts w:hint="eastAsia" w:ascii="宋体" w:hAnsi="宋体" w:cs="宋体"/>
+                <w:rFonts w:ascii="宋体" w:hAnsi="宋体" w:cs="宋体" w:hint="eastAsia"/>
                 <w:spacing w:val="3"/>
                 <w:position w:val="1"/>
                 <w:sz w:val="20"/>
@@ -1102,18 +995,18 @@
               <w:adjustRightInd w:val="0"/>
               <w:snapToGrid w:val="0"/>
               <w:spacing w:before="173" w:line="267" w:lineRule="exact"/>
-              <w:ind w:left="0" w:leftChars="0" w:right="0" w:rightChars="0" w:firstLine="0" w:firstLineChars="0"/>
+              <w:ind w:left="0" w:right="0" w:firstLine="0" w:leftChars="0" w:rightChars="0" w:firstLineChars="0"/>
               <w:jc w:val="center"/>
               <w:textAlignment w:val="baseline"/>
               <w:rPr>
-                <w:rFonts w:ascii="宋体" w:hAnsi="宋体" w:eastAsia="宋体" w:cs="宋体"/>
+                <w:rFonts w:ascii="宋体" w:eastAsia="宋体" w:hAnsi="宋体" w:cs="宋体"/>
                 <w:sz w:val="20"/>
                 <w:szCs w:val="20"/>
               </w:rPr>
             </w:pPr>
             <w:r>
               <w:rPr>
-                <w:rFonts w:ascii="宋体" w:hAnsi="宋体" w:eastAsia="宋体" w:cs="宋体"/>
+                <w:rFonts w:ascii="宋体" w:eastAsia="宋体" w:hAnsi="宋体" w:cs="宋体"/>
                 <w:spacing w:val="4"/>
                 <w:position w:val="1"/>
                 <w:sz w:val="20"/>
@@ -1142,18 +1035,18 @@
               <w:adjustRightInd w:val="0"/>
               <w:snapToGrid w:val="0"/>
               <w:spacing w:before="172" w:line="228" w:lineRule="auto"/>
-              <w:ind w:left="0" w:leftChars="0" w:right="0" w:rightChars="0" w:firstLine="0" w:firstLineChars="0"/>
+              <w:ind w:left="0" w:right="0" w:firstLine="0" w:leftChars="0" w:rightChars="0" w:firstLineChars="0"/>
               <w:jc w:val="center"/>
               <w:textAlignment w:val="baseline"/>
               <w:rPr>
-                <w:rFonts w:ascii="宋体" w:hAnsi="宋体" w:eastAsia="宋体" w:cs="宋体"/>
+                <w:rFonts w:ascii="宋体" w:eastAsia="宋体" w:hAnsi="宋体" w:cs="宋体"/>
                 <w:sz w:val="20"/>
                 <w:szCs w:val="20"/>
               </w:rPr>
             </w:pPr>
             <w:r>
               <w:rPr>
-                <w:rFonts w:ascii="宋体" w:hAnsi="宋体" w:eastAsia="宋体" w:cs="宋体"/>
+                <w:rFonts w:ascii="宋体" w:eastAsia="宋体" w:hAnsi="宋体" w:cs="宋体"/>
                 <w:spacing w:val="7"/>
                 <w:sz w:val="20"/>
                 <w:szCs w:val="20"/>
@@ -1181,11 +1074,11 @@
               <w:adjustRightInd w:val="0"/>
               <w:snapToGrid w:val="0"/>
               <w:spacing w:before="173" w:line="229" w:lineRule="auto"/>
-              <w:ind w:left="0" w:leftChars="0" w:right="0" w:rightChars="0" w:firstLine="0" w:firstLineChars="0"/>
+              <w:ind w:left="0" w:right="0" w:firstLine="0" w:leftChars="0" w:rightChars="0" w:firstLineChars="0"/>
               <w:jc w:val="center"/>
               <w:textAlignment w:val="baseline"/>
               <w:rPr>
-                <w:rFonts w:ascii="宋体" w:hAnsi="宋体" w:eastAsia="宋体" w:cs="宋体"/>
+                <w:rFonts w:ascii="宋体" w:eastAsia="宋体" w:hAnsi="宋体" w:cs="宋体"/>
                 <w:sz w:val="20"/>
                 <w:szCs w:val="20"/>
               </w:rPr>
@@ -1202,14 +1095,9 @@
       </w:tr>
       <w:tr>
         <w:tblPrEx>
-          <w:tblBorders>
-            <w:top w:val="single" w:color="000000" w:sz="2" w:space="0"/>
-            <w:left w:val="single" w:color="000000" w:sz="2" w:space="0"/>
-            <w:bottom w:val="single" w:color="000000" w:sz="2" w:space="0"/>
-            <w:right w:val="single" w:color="000000" w:sz="2" w:space="0"/>
-            <w:insideH w:val="single" w:color="000000" w:sz="2" w:space="0"/>
-            <w:insideV w:val="single" w:color="000000" w:sz="2" w:space="0"/>
-          </w:tblBorders>
+          <w:tblW w:w="7137" w:type="dxa"/>
+          <w:jc w:val="center"/>
+          <w:tblLayout w:type="fixed"/>
           <w:tblCellMar>
             <w:top w:w="0" w:type="dxa"/>
             <w:left w:w="0" w:type="dxa"/>
@@ -1218,7 +1106,7 @@
           </w:tblCellMar>
         </w:tblPrEx>
         <w:trPr>
-          <w:trHeight w:val="556" w:hRule="atLeast"/>
+          <w:trHeight w:val="556"/>
           <w:jc w:val="center"/>
         </w:trPr>
         <w:tc>
@@ -1227,7 +1115,7 @@
           </w:tcPr>
           <w:p>
             <w:pPr>
-              <w:pStyle w:val="27"/>
+              <w:pStyle w:val="TableText"/>
               <w:keepNext w:val="0"/>
               <w:keepLines w:val="0"/>
               <w:pageBreakBefore w:val="0"/>
@@ -1240,7 +1128,7 @@
               <w:bidi w:val="0"/>
               <w:adjustRightInd w:val="0"/>
               <w:snapToGrid w:val="0"/>
-              <w:ind w:left="0" w:leftChars="0" w:right="0" w:rightChars="0" w:firstLine="0" w:firstLineChars="0"/>
+              <w:ind w:left="0" w:right="0" w:firstLine="0" w:leftChars="0" w:rightChars="0" w:firstLineChars="0"/>
               <w:jc w:val="center"/>
               <w:textAlignment w:val="baseline"/>
             </w:pPr>
@@ -1252,7 +1140,7 @@
           </w:tcPr>
           <w:p>
             <w:pPr>
-              <w:pStyle w:val="27"/>
+              <w:pStyle w:val="TableText"/>
               <w:keepNext w:val="0"/>
               <w:keepLines w:val="0"/>
               <w:pageBreakBefore w:val="0"/>
@@ -1265,7 +1153,7 @@
               <w:bidi w:val="0"/>
               <w:adjustRightInd w:val="0"/>
               <w:snapToGrid w:val="0"/>
-              <w:ind w:left="0" w:leftChars="0" w:right="0" w:rightChars="0" w:firstLine="0" w:firstLineChars="0"/>
+              <w:ind w:left="0" w:right="0" w:firstLine="0" w:leftChars="0" w:rightChars="0" w:firstLineChars="0"/>
               <w:jc w:val="center"/>
               <w:textAlignment w:val="baseline"/>
             </w:pPr>
@@ -1277,7 +1165,7 @@
           </w:tcPr>
           <w:p>
             <w:pPr>
-              <w:pStyle w:val="27"/>
+              <w:pStyle w:val="TableText"/>
               <w:keepNext w:val="0"/>
               <w:keepLines w:val="0"/>
               <w:pageBreakBefore w:val="0"/>
@@ -1290,7 +1178,7 @@
               <w:bidi w:val="0"/>
               <w:adjustRightInd w:val="0"/>
               <w:snapToGrid w:val="0"/>
-              <w:ind w:left="0" w:leftChars="0" w:right="0" w:rightChars="0" w:firstLine="0" w:firstLineChars="0"/>
+              <w:ind w:left="0" w:right="0" w:firstLine="0" w:leftChars="0" w:rightChars="0" w:firstLineChars="0"/>
               <w:jc w:val="center"/>
               <w:textAlignment w:val="baseline"/>
             </w:pPr>
@@ -1302,7 +1190,7 @@
           </w:tcPr>
           <w:p>
             <w:pPr>
-              <w:pStyle w:val="27"/>
+              <w:pStyle w:val="TableText"/>
               <w:keepNext w:val="0"/>
               <w:keepLines w:val="0"/>
               <w:pageBreakBefore w:val="0"/>
@@ -1315,7 +1203,7 @@
               <w:bidi w:val="0"/>
               <w:adjustRightInd w:val="0"/>
               <w:snapToGrid w:val="0"/>
-              <w:ind w:left="0" w:leftChars="0" w:right="0" w:rightChars="0" w:firstLine="0" w:firstLineChars="0"/>
+              <w:ind w:left="0" w:right="0" w:firstLine="0" w:leftChars="0" w:rightChars="0" w:firstLineChars="0"/>
               <w:jc w:val="center"/>
               <w:textAlignment w:val="baseline"/>
             </w:pPr>
@@ -1324,14 +1212,9 @@
       </w:tr>
       <w:tr>
         <w:tblPrEx>
-          <w:tblBorders>
-            <w:top w:val="single" w:color="000000" w:sz="2" w:space="0"/>
-            <w:left w:val="single" w:color="000000" w:sz="2" w:space="0"/>
-            <w:bottom w:val="single" w:color="000000" w:sz="2" w:space="0"/>
-            <w:right w:val="single" w:color="000000" w:sz="2" w:space="0"/>
-            <w:insideH w:val="single" w:color="000000" w:sz="2" w:space="0"/>
-            <w:insideV w:val="single" w:color="000000" w:sz="2" w:space="0"/>
-          </w:tblBorders>
+          <w:tblW w:w="7137" w:type="dxa"/>
+          <w:jc w:val="center"/>
+          <w:tblLayout w:type="fixed"/>
           <w:tblCellMar>
             <w:top w:w="0" w:type="dxa"/>
             <w:left w:w="0" w:type="dxa"/>
@@ -1340,7 +1223,7 @@
           </w:tblCellMar>
         </w:tblPrEx>
         <w:trPr>
-          <w:trHeight w:val="556" w:hRule="atLeast"/>
+          <w:trHeight w:val="556"/>
           <w:jc w:val="center"/>
         </w:trPr>
         <w:tc>
@@ -1349,7 +1232,7 @@
           </w:tcPr>
           <w:p>
             <w:pPr>
-              <w:pStyle w:val="27"/>
+              <w:pStyle w:val="TableText"/>
               <w:keepNext w:val="0"/>
               <w:keepLines w:val="0"/>
               <w:pageBreakBefore w:val="0"/>
@@ -1362,7 +1245,7 @@
               <w:bidi w:val="0"/>
               <w:adjustRightInd w:val="0"/>
               <w:snapToGrid w:val="0"/>
-              <w:ind w:left="0" w:leftChars="0" w:right="0" w:rightChars="0" w:firstLine="0" w:firstLineChars="0"/>
+              <w:ind w:left="0" w:right="0" w:firstLine="0" w:leftChars="0" w:rightChars="0" w:firstLineChars="0"/>
               <w:jc w:val="center"/>
               <w:textAlignment w:val="baseline"/>
             </w:pPr>
@@ -1374,7 +1257,7 @@
           </w:tcPr>
           <w:p>
             <w:pPr>
-              <w:pStyle w:val="27"/>
+              <w:pStyle w:val="TableText"/>
               <w:keepNext w:val="0"/>
               <w:keepLines w:val="0"/>
               <w:pageBreakBefore w:val="0"/>
@@ -1387,7 +1270,7 @@
               <w:bidi w:val="0"/>
               <w:adjustRightInd w:val="0"/>
               <w:snapToGrid w:val="0"/>
-              <w:ind w:left="0" w:leftChars="0" w:right="0" w:rightChars="0" w:firstLine="0" w:firstLineChars="0"/>
+              <w:ind w:left="0" w:right="0" w:firstLine="0" w:leftChars="0" w:rightChars="0" w:firstLineChars="0"/>
               <w:jc w:val="center"/>
               <w:textAlignment w:val="baseline"/>
             </w:pPr>
@@ -1399,7 +1282,7 @@
           </w:tcPr>
           <w:p>
             <w:pPr>
-              <w:pStyle w:val="27"/>
+              <w:pStyle w:val="TableText"/>
               <w:keepNext w:val="0"/>
               <w:keepLines w:val="0"/>
               <w:pageBreakBefore w:val="0"/>
@@ -1412,7 +1295,7 @@
               <w:bidi w:val="0"/>
               <w:adjustRightInd w:val="0"/>
               <w:snapToGrid w:val="0"/>
-              <w:ind w:left="0" w:leftChars="0" w:right="0" w:rightChars="0" w:firstLine="0" w:firstLineChars="0"/>
+              <w:ind w:left="0" w:right="0" w:firstLine="0" w:leftChars="0" w:rightChars="0" w:firstLineChars="0"/>
               <w:jc w:val="center"/>
               <w:textAlignment w:val="baseline"/>
             </w:pPr>
@@ -1424,7 +1307,7 @@
           </w:tcPr>
           <w:p>
             <w:pPr>
-              <w:pStyle w:val="27"/>
+              <w:pStyle w:val="TableText"/>
               <w:keepNext w:val="0"/>
               <w:keepLines w:val="0"/>
               <w:pageBreakBefore w:val="0"/>
@@ -1437,7 +1320,7 @@
               <w:bidi w:val="0"/>
               <w:adjustRightInd w:val="0"/>
               <w:snapToGrid w:val="0"/>
-              <w:ind w:left="0" w:leftChars="0" w:right="0" w:rightChars="0" w:firstLine="0" w:firstLineChars="0"/>
+              <w:ind w:left="0" w:right="0" w:firstLine="0" w:leftChars="0" w:rightChars="0" w:firstLineChars="0"/>
               <w:jc w:val="center"/>
               <w:textAlignment w:val="baseline"/>
             </w:pPr>
@@ -1446,14 +1329,9 @@
       </w:tr>
       <w:tr>
         <w:tblPrEx>
-          <w:tblBorders>
-            <w:top w:val="single" w:color="000000" w:sz="2" w:space="0"/>
-            <w:left w:val="single" w:color="000000" w:sz="2" w:space="0"/>
-            <w:bottom w:val="single" w:color="000000" w:sz="2" w:space="0"/>
-            <w:right w:val="single" w:color="000000" w:sz="2" w:space="0"/>
-            <w:insideH w:val="single" w:color="000000" w:sz="2" w:space="0"/>
-            <w:insideV w:val="single" w:color="000000" w:sz="2" w:space="0"/>
-          </w:tblBorders>
+          <w:tblW w:w="7137" w:type="dxa"/>
+          <w:jc w:val="center"/>
+          <w:tblLayout w:type="fixed"/>
           <w:tblCellMar>
             <w:top w:w="0" w:type="dxa"/>
             <w:left w:w="0" w:type="dxa"/>
@@ -1462,7 +1340,7 @@
           </w:tblCellMar>
         </w:tblPrEx>
         <w:trPr>
-          <w:trHeight w:val="557" w:hRule="atLeast"/>
+          <w:trHeight w:val="557"/>
           <w:jc w:val="center"/>
         </w:trPr>
         <w:tc>
@@ -1471,7 +1349,7 @@
           </w:tcPr>
           <w:p>
             <w:pPr>
-              <w:pStyle w:val="27"/>
+              <w:pStyle w:val="TableText"/>
               <w:keepNext w:val="0"/>
               <w:keepLines w:val="0"/>
               <w:pageBreakBefore w:val="0"/>
@@ -1484,7 +1362,7 @@
               <w:bidi w:val="0"/>
               <w:adjustRightInd w:val="0"/>
               <w:snapToGrid w:val="0"/>
-              <w:ind w:left="0" w:leftChars="0" w:right="0" w:rightChars="0" w:firstLine="0" w:firstLineChars="0"/>
+              <w:ind w:left="0" w:right="0" w:firstLine="0" w:leftChars="0" w:rightChars="0" w:firstLineChars="0"/>
               <w:jc w:val="center"/>
               <w:textAlignment w:val="baseline"/>
             </w:pPr>
@@ -1496,7 +1374,7 @@
           </w:tcPr>
           <w:p>
             <w:pPr>
-              <w:pStyle w:val="27"/>
+              <w:pStyle w:val="TableText"/>
               <w:keepNext w:val="0"/>
               <w:keepLines w:val="0"/>
               <w:pageBreakBefore w:val="0"/>
@@ -1509,7 +1387,7 @@
               <w:bidi w:val="0"/>
               <w:adjustRightInd w:val="0"/>
               <w:snapToGrid w:val="0"/>
-              <w:ind w:left="0" w:leftChars="0" w:right="0" w:rightChars="0" w:firstLine="0" w:firstLineChars="0"/>
+              <w:ind w:left="0" w:right="0" w:firstLine="0" w:leftChars="0" w:rightChars="0" w:firstLineChars="0"/>
               <w:jc w:val="center"/>
               <w:textAlignment w:val="baseline"/>
             </w:pPr>
@@ -1521,7 +1399,7 @@
           </w:tcPr>
           <w:p>
             <w:pPr>
-              <w:pStyle w:val="27"/>
+              <w:pStyle w:val="TableText"/>
               <w:keepNext w:val="0"/>
               <w:keepLines w:val="0"/>
               <w:pageBreakBefore w:val="0"/>
@@ -1534,7 +1412,7 @@
               <w:bidi w:val="0"/>
               <w:adjustRightInd w:val="0"/>
               <w:snapToGrid w:val="0"/>
-              <w:ind w:left="0" w:leftChars="0" w:right="0" w:rightChars="0" w:firstLine="0" w:firstLineChars="0"/>
+              <w:ind w:left="0" w:right="0" w:firstLine="0" w:leftChars="0" w:rightChars="0" w:firstLineChars="0"/>
               <w:jc w:val="center"/>
               <w:textAlignment w:val="baseline"/>
             </w:pPr>
@@ -1546,7 +1424,7 @@
           </w:tcPr>
           <w:p>
             <w:pPr>
-              <w:pStyle w:val="27"/>
+              <w:pStyle w:val="TableText"/>
               <w:keepNext w:val="0"/>
               <w:keepLines w:val="0"/>
               <w:pageBreakBefore w:val="0"/>
@@ -1559,7 +1437,7 @@
               <w:bidi w:val="0"/>
               <w:adjustRightInd w:val="0"/>
               <w:snapToGrid w:val="0"/>
-              <w:ind w:left="0" w:leftChars="0" w:right="0" w:rightChars="0" w:firstLine="0" w:firstLineChars="0"/>
+              <w:ind w:left="0" w:right="0" w:firstLine="0" w:leftChars="0" w:rightChars="0" w:firstLineChars="0"/>
               <w:jc w:val="center"/>
               <w:textAlignment w:val="baseline"/>
             </w:pPr>
@@ -1590,7 +1468,7 @@
     <w:sdt>
       <w:sdtPr>
         <w:rPr>
-          <w:rFonts w:ascii="宋体" w:hAnsi="宋体" w:eastAsia="宋体" w:cs="Arial"/>
+          <w:rFonts w:ascii="宋体" w:eastAsia="宋体" w:hAnsi="宋体" w:cs="Arial"/>
           <w:snapToGrid w:val="0"/>
           <w:color w:val="000000"/>
           <w:kern w:val="0"/>
@@ -1606,7 +1484,7 @@
       </w:sdtPr>
       <w:sdtEndPr>
         <w:rPr>
-          <w:rFonts w:hint="eastAsia" w:ascii="宋体" w:hAnsi="宋体" w:eastAsia="宋体" w:cs="宋体"/>
+          <w:rFonts w:ascii="宋体" w:eastAsia="宋体" w:hAnsi="宋体" w:cs="宋体" w:hint="eastAsia"/>
           <w:snapToGrid w:val="0"/>
           <w:color w:val="000000"/>
           <w:kern w:val="0"/>
@@ -1631,18 +1509,18 @@
             <w:adjustRightInd w:val="0"/>
             <w:snapToGrid w:val="0"/>
             <w:spacing w:before="0" w:beforeLines="0" w:after="0" w:afterLines="0" w:line="240" w:lineRule="auto"/>
-            <w:ind w:left="0" w:leftChars="0" w:right="0" w:rightChars="0" w:firstLine="0" w:firstLineChars="0"/>
+            <w:ind w:left="0" w:right="0" w:firstLine="0" w:leftChars="0" w:rightChars="0" w:firstLineChars="0"/>
             <w:jc w:val="center"/>
             <w:textAlignment w:val="baseline"/>
             <w:rPr>
-              <w:rFonts w:hint="eastAsia" w:ascii="宋体" w:hAnsi="宋体" w:eastAsia="宋体" w:cs="宋体"/>
+              <w:rFonts w:ascii="宋体" w:eastAsia="宋体" w:hAnsi="宋体" w:cs="宋体" w:hint="eastAsia"/>
               <w:sz w:val="24"/>
               <w:szCs w:val="24"/>
             </w:rPr>
           </w:pPr>
           <w:r>
             <w:rPr>
-              <w:rFonts w:hint="eastAsia" w:ascii="宋体" w:hAnsi="宋体" w:eastAsia="宋体" w:cs="宋体"/>
+              <w:rFonts w:ascii="宋体" w:eastAsia="宋体" w:hAnsi="宋体" w:cs="宋体" w:hint="eastAsia"/>
               <w:sz w:val="24"/>
               <w:szCs w:val="24"/>
             </w:rPr>
@@ -1651,14 +1529,14 @@
         </w:p>
         <w:p>
           <w:pPr>
-            <w:pStyle w:val="16"/>
+            <w:pStyle w:val="TOC1"/>
             <w:tabs>
               <w:tab w:val="right" w:leader="dot" w:pos="8306"/>
             </w:tabs>
           </w:pPr>
           <w:r>
             <w:rPr>
-              <w:rFonts w:hint="eastAsia" w:ascii="宋体" w:hAnsi="宋体" w:eastAsia="宋体" w:cs="宋体"/>
+              <w:rFonts w:ascii="宋体" w:eastAsia="宋体" w:hAnsi="宋体" w:cs="宋体" w:hint="eastAsia"/>
               <w:sz w:val="24"/>
               <w:szCs w:val="24"/>
             </w:rPr>
@@ -1666,7 +1544,7 @@
           </w:r>
           <w:r>
             <w:rPr>
-              <w:rFonts w:hint="eastAsia" w:ascii="宋体" w:hAnsi="宋体" w:eastAsia="宋体" w:cs="宋体"/>
+              <w:rFonts w:ascii="宋体" w:eastAsia="宋体" w:hAnsi="宋体" w:cs="宋体" w:hint="eastAsia"/>
               <w:sz w:val="24"/>
               <w:szCs w:val="24"/>
             </w:rPr>
@@ -1674,7 +1552,7 @@
           </w:r>
           <w:r>
             <w:rPr>
-              <w:rFonts w:hint="eastAsia" w:ascii="宋体" w:hAnsi="宋体" w:eastAsia="宋体" w:cs="宋体"/>
+              <w:rFonts w:ascii="宋体" w:eastAsia="宋体" w:hAnsi="宋体" w:cs="宋体" w:hint="eastAsia"/>
               <w:sz w:val="24"/>
               <w:szCs w:val="24"/>
             </w:rPr>
@@ -1682,21 +1560,21 @@
           </w:r>
           <w:r>
             <w:rPr>
-              <w:rFonts w:hint="eastAsia" w:ascii="宋体" w:hAnsi="宋体" w:eastAsia="宋体" w:cs="宋体"/>
+              <w:rFonts w:ascii="宋体" w:eastAsia="宋体" w:hAnsi="宋体" w:cs="宋体" w:hint="eastAsia"/>
               <w:szCs w:val="24"/>
             </w:rPr>
             <w:fldChar w:fldCharType="begin"/>
           </w:r>
           <w:r>
             <w:rPr>
-              <w:rFonts w:hint="eastAsia" w:ascii="宋体" w:hAnsi="宋体" w:eastAsia="宋体" w:cs="宋体"/>
+              <w:rFonts w:ascii="宋体" w:eastAsia="宋体" w:hAnsi="宋体" w:cs="宋体" w:hint="eastAsia"/>
               <w:szCs w:val="24"/>
             </w:rPr>
             <w:instrText xml:space="preserve"> HYPERLINK \l _Toc2310 </w:instrText>
           </w:r>
           <w:r>
             <w:rPr>
-              <w:rFonts w:hint="eastAsia" w:ascii="宋体" w:hAnsi="宋体" w:eastAsia="宋体" w:cs="宋体"/>
+              <w:rFonts w:ascii="宋体" w:eastAsia="宋体" w:hAnsi="宋体" w:cs="宋体" w:hint="eastAsia"/>
               <w:szCs w:val="24"/>
             </w:rPr>
             <w:fldChar w:fldCharType="separate"/>
@@ -1728,7 +1606,7 @@
           </w:r>
           <w:r>
             <w:rPr>
-              <w:rFonts w:hint="eastAsia" w:ascii="宋体" w:hAnsi="宋体" w:eastAsia="宋体" w:cs="宋体"/>
+              <w:rFonts w:ascii="宋体" w:eastAsia="宋体" w:hAnsi="宋体" w:cs="宋体" w:hint="eastAsia"/>
               <w:szCs w:val="24"/>
             </w:rPr>
             <w:fldChar w:fldCharType="end"/>
@@ -1736,28 +1614,28 @@
         </w:p>
         <w:p>
           <w:pPr>
-            <w:pStyle w:val="16"/>
+            <w:pStyle w:val="TOC1"/>
             <w:tabs>
               <w:tab w:val="right" w:leader="dot" w:pos="8306"/>
             </w:tabs>
           </w:pPr>
           <w:r>
             <w:rPr>
-              <w:rFonts w:hint="eastAsia" w:ascii="宋体" w:hAnsi="宋体" w:eastAsia="宋体" w:cs="宋体"/>
+              <w:rFonts w:ascii="宋体" w:eastAsia="宋体" w:hAnsi="宋体" w:cs="宋体" w:hint="eastAsia"/>
               <w:szCs w:val="24"/>
             </w:rPr>
             <w:fldChar w:fldCharType="begin"/>
           </w:r>
           <w:r>
             <w:rPr>
-              <w:rFonts w:hint="eastAsia" w:ascii="宋体" w:hAnsi="宋体" w:eastAsia="宋体" w:cs="宋体"/>
+              <w:rFonts w:ascii="宋体" w:eastAsia="宋体" w:hAnsi="宋体" w:cs="宋体" w:hint="eastAsia"/>
               <w:szCs w:val="24"/>
             </w:rPr>
             <w:instrText xml:space="preserve"> HYPERLINK \l _Toc29007 </w:instrText>
           </w:r>
           <w:r>
             <w:rPr>
-              <w:rFonts w:hint="eastAsia" w:ascii="宋体" w:hAnsi="宋体" w:eastAsia="宋体" w:cs="宋体"/>
+              <w:rFonts w:ascii="宋体" w:eastAsia="宋体" w:hAnsi="宋体" w:cs="宋体" w:hint="eastAsia"/>
               <w:szCs w:val="24"/>
             </w:rPr>
             <w:fldChar w:fldCharType="separate"/>
@@ -1789,7 +1667,7 @@
           </w:r>
           <w:r>
             <w:rPr>
-              <w:rFonts w:hint="eastAsia" w:ascii="宋体" w:hAnsi="宋体" w:eastAsia="宋体" w:cs="宋体"/>
+              <w:rFonts w:ascii="宋体" w:eastAsia="宋体" w:hAnsi="宋体" w:cs="宋体" w:hint="eastAsia"/>
               <w:szCs w:val="24"/>
             </w:rPr>
             <w:fldChar w:fldCharType="end"/>
@@ -1797,35 +1675,35 @@
         </w:p>
         <w:p>
           <w:pPr>
-            <w:pStyle w:val="16"/>
+            <w:pStyle w:val="TOC1"/>
             <w:tabs>
               <w:tab w:val="right" w:leader="dot" w:pos="8306"/>
             </w:tabs>
           </w:pPr>
           <w:r>
             <w:rPr>
-              <w:rFonts w:hint="eastAsia" w:ascii="宋体" w:hAnsi="宋体" w:eastAsia="宋体" w:cs="宋体"/>
+              <w:rFonts w:ascii="宋体" w:eastAsia="宋体" w:hAnsi="宋体" w:cs="宋体" w:hint="eastAsia"/>
               <w:szCs w:val="24"/>
             </w:rPr>
             <w:fldChar w:fldCharType="begin"/>
           </w:r>
           <w:r>
             <w:rPr>
-              <w:rFonts w:hint="eastAsia" w:ascii="宋体" w:hAnsi="宋体" w:eastAsia="宋体" w:cs="宋体"/>
+              <w:rFonts w:ascii="宋体" w:eastAsia="宋体" w:hAnsi="宋体" w:cs="宋体" w:hint="eastAsia"/>
               <w:szCs w:val="24"/>
             </w:rPr>
             <w:instrText xml:space="preserve"> HYPERLINK \l _Toc5639 </w:instrText>
           </w:r>
           <w:r>
             <w:rPr>
-              <w:rFonts w:hint="eastAsia" w:ascii="宋体" w:hAnsi="宋体" w:eastAsia="宋体" w:cs="宋体"/>
+              <w:rFonts w:ascii="宋体" w:eastAsia="宋体" w:hAnsi="宋体" w:cs="宋体" w:hint="eastAsia"/>
               <w:szCs w:val="24"/>
             </w:rPr>
             <w:fldChar w:fldCharType="separate"/>
           </w:r>
           <w:r>
             <w:rPr>
-              <w:rFonts w:ascii="宋体" w:hAnsi="宋体" w:eastAsia="宋体" w:cs="宋体"/>
+              <w:rFonts w:ascii="宋体" w:eastAsia="宋体" w:hAnsi="宋体" w:cs="宋体"/>
               <w:bCs/>
               <w:szCs w:val="31"/>
             </w:rPr>
@@ -1851,7 +1729,7 @@
           </w:r>
           <w:r>
             <w:rPr>
-              <w:rFonts w:hint="eastAsia" w:ascii="宋体" w:hAnsi="宋体" w:eastAsia="宋体" w:cs="宋体"/>
+              <w:rFonts w:ascii="宋体" w:eastAsia="宋体" w:hAnsi="宋体" w:cs="宋体" w:hint="eastAsia"/>
               <w:szCs w:val="24"/>
             </w:rPr>
             <w:fldChar w:fldCharType="end"/>
@@ -1873,7 +1751,7 @@
             <w:snapToGrid w:val="0"/>
             <w:textAlignment w:val="baseline"/>
             <w:rPr>
-              <w:rFonts w:hint="eastAsia" w:ascii="宋体" w:hAnsi="宋体" w:eastAsia="宋体" w:cs="宋体"/>
+              <w:rFonts w:ascii="宋体" w:eastAsia="宋体" w:hAnsi="宋体" w:cs="宋体" w:hint="eastAsia"/>
               <w:snapToGrid w:val="0"/>
               <w:color w:val="000000"/>
               <w:kern w:val="0"/>
@@ -1884,7 +1762,7 @@
           </w:pPr>
           <w:r>
             <w:rPr>
-              <w:rFonts w:hint="eastAsia" w:ascii="宋体" w:hAnsi="宋体" w:eastAsia="宋体" w:cs="宋体"/>
+              <w:rFonts w:ascii="宋体" w:eastAsia="宋体" w:hAnsi="宋体" w:cs="宋体" w:hint="eastAsia"/>
               <w:szCs w:val="24"/>
             </w:rPr>
             <w:fldChar w:fldCharType="end"/>
@@ -1908,7 +1786,7 @@
         <w:snapToGrid w:val="0"/>
         <w:textAlignment w:val="baseline"/>
         <w:rPr>
-          <w:rFonts w:ascii="Arial" w:hAnsi="Arial" w:eastAsia="Arial" w:cs="Arial"/>
+          <w:rFonts w:ascii="Arial" w:eastAsia="Arial" w:hAnsi="Arial" w:cs="Arial"/>
           <w:snapToGrid w:val="0"/>
           <w:color w:val="000000"/>
           <w:kern w:val="0"/>
@@ -1919,7 +1797,7 @@
       </w:pPr>
       <w:r>
         <w:rPr>
-          <w:rFonts w:ascii="Arial" w:hAnsi="Arial" w:eastAsia="Arial" w:cs="Arial"/>
+          <w:rFonts w:ascii="Arial" w:eastAsia="Arial" w:hAnsi="Arial" w:cs="Arial"/>
           <w:snapToGrid w:val="0"/>
           <w:color w:val="000000"/>
           <w:kern w:val="0"/>
@@ -1936,15 +1814,15 @@
         <w:ind w:left="3192"/>
         <w:outlineLvl w:val="0"/>
         <w:rPr>
-          <w:rFonts w:ascii="宋体" w:hAnsi="宋体" w:eastAsia="宋体" w:cs="宋体"/>
+          <w:rFonts w:ascii="宋体" w:eastAsia="宋体" w:hAnsi="宋体" w:cs="宋体"/>
           <w:sz w:val="31"/>
           <w:szCs w:val="31"/>
         </w:rPr>
       </w:pPr>
-      <w:bookmarkStart w:id="2" w:name="_Toc5639"/>
+      <w:bookmarkStart w:id="3" w:name="_Toc5639"/>
       <w:r>
         <w:rPr>
-          <w:rFonts w:ascii="宋体" w:hAnsi="宋体" w:eastAsia="宋体" w:cs="宋体"/>
+          <w:rFonts w:ascii="宋体" w:eastAsia="宋体" w:hAnsi="宋体" w:cs="宋体"/>
           <w:b/>
           <w:bCs/>
           <w:sz w:val="31"/>
@@ -1952,7 +1830,7 @@
         </w:rPr>
         <w:t>内审不合格报告</w:t>
       </w:r>
-      <w:bookmarkEnd w:id="2"/>
+      <w:bookmarkEnd w:id="3"/>
     </w:p>
     <w:p>
       <w:pPr>
@@ -1961,16 +1839,16 @@
     </w:p>
     <w:tbl>
       <w:tblPr>
-        <w:tblStyle w:val="26"/>
+        <w:tblStyle w:val="TableNormal0"/>
         <w:tblW w:w="8524" w:type="dxa"/>
         <w:tblInd w:w="2" w:type="dxa"/>
         <w:tblBorders>
-          <w:top w:val="single" w:color="000000" w:sz="2" w:space="0"/>
-          <w:left w:val="single" w:color="000000" w:sz="2" w:space="0"/>
-          <w:bottom w:val="single" w:color="000000" w:sz="2" w:space="0"/>
-          <w:right w:val="single" w:color="000000" w:sz="2" w:space="0"/>
-          <w:insideH w:val="single" w:color="000000" w:sz="2" w:space="0"/>
-          <w:insideV w:val="single" w:color="000000" w:sz="2" w:space="0"/>
+          <w:top w:val="single" w:sz="2" w:space="0" w:color="000000"/>
+          <w:left w:val="single" w:sz="2" w:space="0" w:color="000000"/>
+          <w:bottom w:val="single" w:sz="2" w:space="0" w:color="000000"/>
+          <w:right w:val="single" w:sz="2" w:space="0" w:color="000000"/>
+          <w:insideH w:val="single" w:sz="2" w:space="0" w:color="000000"/>
+          <w:insideV w:val="single" w:sz="2" w:space="0" w:color="000000"/>
         </w:tblBorders>
         <w:tblLayout w:type="fixed"/>
         <w:tblCellMar>
@@ -1989,14 +1867,17 @@
       </w:tblGrid>
       <w:tr>
         <w:tblPrEx>
+          <w:tblW w:w="8524" w:type="dxa"/>
+          <w:tblInd w:w="2" w:type="dxa"/>
           <w:tblBorders>
-            <w:top w:val="single" w:color="000000" w:sz="2" w:space="0"/>
-            <w:left w:val="single" w:color="000000" w:sz="2" w:space="0"/>
-            <w:bottom w:val="single" w:color="000000" w:sz="2" w:space="0"/>
-            <w:right w:val="single" w:color="000000" w:sz="2" w:space="0"/>
-            <w:insideH w:val="single" w:color="000000" w:sz="2" w:space="0"/>
-            <w:insideV w:val="single" w:color="000000" w:sz="2" w:space="0"/>
+            <w:top w:val="single" w:sz="2" w:space="0" w:color="000000"/>
+            <w:left w:val="single" w:sz="2" w:space="0" w:color="000000"/>
+            <w:bottom w:val="single" w:sz="2" w:space="0" w:color="000000"/>
+            <w:right w:val="single" w:sz="2" w:space="0" w:color="000000"/>
+            <w:insideH w:val="single" w:sz="2" w:space="0" w:color="000000"/>
+            <w:insideV w:val="single" w:sz="2" w:space="0" w:color="000000"/>
           </w:tblBorders>
+          <w:tblLayout w:type="fixed"/>
           <w:tblCellMar>
             <w:top w:w="0" w:type="dxa"/>
             <w:left w:w="0" w:type="dxa"/>
@@ -2005,7 +1886,7 @@
           </w:tblCellMar>
         </w:tblPrEx>
         <w:trPr>
-          <w:trHeight w:val="477" w:hRule="atLeast"/>
+          <w:trHeight w:val="477"/>
         </w:trPr>
         <w:tc>
           <w:tcPr>
@@ -2013,7 +1894,7 @@
           </w:tcPr>
           <w:p>
             <w:pPr>
-              <w:pStyle w:val="27"/>
+              <w:pStyle w:val="TableText"/>
               <w:spacing w:before="131" w:line="228" w:lineRule="auto"/>
               <w:ind w:left="216"/>
             </w:pPr>
@@ -2034,7 +1915,7 @@
           </w:tcPr>
           <w:p>
             <w:pPr>
-              <w:pStyle w:val="27"/>
+              <w:pStyle w:val="TableText"/>
               <w:spacing w:before="129" w:line="228" w:lineRule="auto"/>
               <w:ind w:left="1076"/>
             </w:pPr>
@@ -2052,7 +1933,7 @@
           </w:tcPr>
           <w:p>
             <w:pPr>
-              <w:pStyle w:val="27"/>
+              <w:pStyle w:val="TableText"/>
               <w:spacing w:before="131" w:line="228" w:lineRule="auto"/>
               <w:ind w:left="314"/>
             </w:pPr>
@@ -2072,11 +1953,11 @@
           </w:tcPr>
           <w:p>
             <w:pPr>
-              <w:pStyle w:val="27"/>
+              <w:pStyle w:val="TableText"/>
               <w:spacing w:before="129" w:line="228" w:lineRule="auto"/>
               <w:ind w:left="1101"/>
               <w:rPr>
-                <w:rFonts w:hint="eastAsia" w:eastAsia="宋体"/>
+                <w:rFonts w:eastAsia="宋体" w:hint="eastAsia"/>
                 <w:lang w:eastAsia="zh-CN"/>
               </w:rPr>
             </w:pPr>
@@ -2093,14 +1974,9 @@
       </w:tr>
       <w:tr>
         <w:tblPrEx>
-          <w:tblBorders>
-            <w:top w:val="single" w:color="000000" w:sz="2" w:space="0"/>
-            <w:left w:val="single" w:color="000000" w:sz="2" w:space="0"/>
-            <w:bottom w:val="single" w:color="000000" w:sz="2" w:space="0"/>
-            <w:right w:val="single" w:color="000000" w:sz="2" w:space="0"/>
-            <w:insideH w:val="single" w:color="000000" w:sz="2" w:space="0"/>
-            <w:insideV w:val="single" w:color="000000" w:sz="2" w:space="0"/>
-          </w:tblBorders>
+          <w:tblW w:w="8524" w:type="dxa"/>
+          <w:tblInd w:w="2" w:type="dxa"/>
+          <w:tblLayout w:type="fixed"/>
           <w:tblCellMar>
             <w:top w:w="0" w:type="dxa"/>
             <w:left w:w="0" w:type="dxa"/>
@@ -2109,7 +1985,7 @@
           </w:tblCellMar>
         </w:tblPrEx>
         <w:trPr>
-          <w:trHeight w:val="472" w:hRule="atLeast"/>
+          <w:trHeight w:val="472"/>
         </w:trPr>
         <w:tc>
           <w:tcPr>
@@ -2117,7 +1993,7 @@
           </w:tcPr>
           <w:p>
             <w:pPr>
-              <w:pStyle w:val="27"/>
+              <w:pStyle w:val="TableText"/>
               <w:spacing w:before="128" w:line="228" w:lineRule="auto"/>
               <w:ind w:left="433"/>
             </w:pPr>
@@ -2138,7 +2014,7 @@
           </w:tcPr>
           <w:p>
             <w:pPr>
-              <w:pStyle w:val="27"/>
+              <w:pStyle w:val="TableText"/>
               <w:spacing w:before="125" w:line="228" w:lineRule="auto"/>
               <w:ind w:left="1078"/>
             </w:pPr>
@@ -2158,7 +2034,7 @@
           </w:tcPr>
           <w:p>
             <w:pPr>
-              <w:pStyle w:val="27"/>
+              <w:pStyle w:val="TableText"/>
               <w:spacing w:before="128" w:line="228" w:lineRule="auto"/>
               <w:ind w:left="325"/>
             </w:pPr>
@@ -2178,11 +2054,11 @@
           </w:tcPr>
           <w:p>
             <w:pPr>
-              <w:pStyle w:val="27"/>
+              <w:pStyle w:val="TableText"/>
               <w:spacing w:before="125" w:line="268" w:lineRule="exact"/>
               <w:ind w:left="887"/>
               <w:rPr>
-                <w:rFonts w:hint="eastAsia" w:eastAsia="宋体"/>
+                <w:rFonts w:eastAsia="宋体" w:hint="eastAsia"/>
                 <w:lang w:val="en-US" w:eastAsia="zh-CN"/>
               </w:rPr>
             </w:pPr>
@@ -2223,14 +2099,9 @@
       </w:tr>
       <w:tr>
         <w:tblPrEx>
-          <w:tblBorders>
-            <w:top w:val="single" w:color="000000" w:sz="2" w:space="0"/>
-            <w:left w:val="single" w:color="000000" w:sz="2" w:space="0"/>
-            <w:bottom w:val="single" w:color="000000" w:sz="2" w:space="0"/>
-            <w:right w:val="single" w:color="000000" w:sz="2" w:space="0"/>
-            <w:insideH w:val="single" w:color="000000" w:sz="2" w:space="0"/>
-            <w:insideV w:val="single" w:color="000000" w:sz="2" w:space="0"/>
-          </w:tblBorders>
+          <w:tblW w:w="8524" w:type="dxa"/>
+          <w:tblInd w:w="2" w:type="dxa"/>
+          <w:tblLayout w:type="fixed"/>
           <w:tblCellMar>
             <w:top w:w="0" w:type="dxa"/>
             <w:left w:w="0" w:type="dxa"/>
@@ -2239,7 +2110,7 @@
           </w:tblCellMar>
         </w:tblPrEx>
         <w:trPr>
-          <w:trHeight w:val="1408" w:hRule="atLeast"/>
+          <w:trHeight w:val="1408"/>
         </w:trPr>
         <w:tc>
           <w:tcPr>
@@ -2248,7 +2119,7 @@
           </w:tcPr>
           <w:p>
             <w:pPr>
-              <w:pStyle w:val="27"/>
+              <w:pStyle w:val="TableText"/>
               <w:spacing w:before="48" w:line="228" w:lineRule="auto"/>
               <w:ind w:left="119"/>
             </w:pPr>
@@ -2272,7 +2143,7 @@
           </w:p>
           <w:p>
             <w:pPr>
-              <w:pStyle w:val="27"/>
+              <w:pStyle w:val="TableText"/>
               <w:spacing w:before="65" w:line="226" w:lineRule="auto"/>
               <w:ind w:left="435"/>
             </w:pPr>
@@ -2287,14 +2158,9 @@
       </w:tr>
       <w:tr>
         <w:tblPrEx>
-          <w:tblBorders>
-            <w:top w:val="single" w:color="000000" w:sz="2" w:space="0"/>
-            <w:left w:val="single" w:color="000000" w:sz="2" w:space="0"/>
-            <w:bottom w:val="single" w:color="000000" w:sz="2" w:space="0"/>
-            <w:right w:val="single" w:color="000000" w:sz="2" w:space="0"/>
-            <w:insideH w:val="single" w:color="000000" w:sz="2" w:space="0"/>
-            <w:insideV w:val="single" w:color="000000" w:sz="2" w:space="0"/>
-          </w:tblBorders>
+          <w:tblW w:w="8524" w:type="dxa"/>
+          <w:tblInd w:w="2" w:type="dxa"/>
+          <w:tblLayout w:type="fixed"/>
           <w:tblCellMar>
             <w:top w:w="0" w:type="dxa"/>
             <w:left w:w="0" w:type="dxa"/>
@@ -2303,7 +2169,7 @@
           </w:tblCellMar>
         </w:tblPrEx>
         <w:trPr>
-          <w:trHeight w:val="940" w:hRule="atLeast"/>
+          <w:trHeight w:val="940"/>
         </w:trPr>
         <w:tc>
           <w:tcPr>
@@ -2312,7 +2178,7 @@
           </w:tcPr>
           <w:p>
             <w:pPr>
-              <w:pStyle w:val="27"/>
+              <w:pStyle w:val="TableText"/>
               <w:spacing w:before="128" w:line="370" w:lineRule="auto"/>
               <w:ind w:left="115" w:right="106" w:firstLine="4"/>
             </w:pPr>
@@ -2368,14 +2234,9 @@
       </w:tr>
       <w:tr>
         <w:tblPrEx>
-          <w:tblBorders>
-            <w:top w:val="single" w:color="000000" w:sz="2" w:space="0"/>
-            <w:left w:val="single" w:color="000000" w:sz="2" w:space="0"/>
-            <w:bottom w:val="single" w:color="000000" w:sz="2" w:space="0"/>
-            <w:right w:val="single" w:color="000000" w:sz="2" w:space="0"/>
-            <w:insideH w:val="single" w:color="000000" w:sz="2" w:space="0"/>
-            <w:insideV w:val="single" w:color="000000" w:sz="2" w:space="0"/>
-          </w:tblBorders>
+          <w:tblW w:w="8524" w:type="dxa"/>
+          <w:tblInd w:w="2" w:type="dxa"/>
+          <w:tblLayout w:type="fixed"/>
           <w:tblCellMar>
             <w:top w:w="0" w:type="dxa"/>
             <w:left w:w="0" w:type="dxa"/>
@@ -2384,7 +2245,7 @@
           </w:tblCellMar>
         </w:tblPrEx>
         <w:trPr>
-          <w:trHeight w:val="472" w:hRule="atLeast"/>
+          <w:trHeight w:val="472"/>
         </w:trPr>
         <w:tc>
           <w:tcPr>
@@ -2393,7 +2254,7 @@
           </w:tcPr>
           <w:p>
             <w:pPr>
-              <w:pStyle w:val="27"/>
+              <w:pStyle w:val="TableText"/>
               <w:spacing w:before="129" w:line="228" w:lineRule="auto"/>
               <w:ind w:left="119"/>
             </w:pPr>
@@ -2468,7 +2329,7 @@
                           <pic:cNvPicPr/>
                         </pic:nvPicPr>
                         <pic:blipFill>
-                          <a:blip r:embed="rId9"/>
+                          <a:blip xmlns:r="http://schemas.openxmlformats.org/officeDocument/2006/relationships" r:embed="rId6"/>
                           <a:stretch>
                             <a:fillRect/>
                           </a:stretch>
@@ -2529,14 +2390,9 @@
       </w:tr>
       <w:tr>
         <w:tblPrEx>
-          <w:tblBorders>
-            <w:top w:val="single" w:color="000000" w:sz="2" w:space="0"/>
-            <w:left w:val="single" w:color="000000" w:sz="2" w:space="0"/>
-            <w:bottom w:val="single" w:color="000000" w:sz="2" w:space="0"/>
-            <w:right w:val="single" w:color="000000" w:sz="2" w:space="0"/>
-            <w:insideH w:val="single" w:color="000000" w:sz="2" w:space="0"/>
-            <w:insideV w:val="single" w:color="000000" w:sz="2" w:space="0"/>
-          </w:tblBorders>
+          <w:tblW w:w="8524" w:type="dxa"/>
+          <w:tblInd w:w="2" w:type="dxa"/>
+          <w:tblLayout w:type="fixed"/>
           <w:tblCellMar>
             <w:top w:w="0" w:type="dxa"/>
             <w:left w:w="0" w:type="dxa"/>
@@ -2545,7 +2401,7 @@
           </w:tblCellMar>
         </w:tblPrEx>
         <w:trPr>
-          <w:trHeight w:val="475" w:hRule="atLeast"/>
+          <w:trHeight w:val="475"/>
         </w:trPr>
         <w:tc>
           <w:tcPr>
@@ -2554,7 +2410,7 @@
           </w:tcPr>
           <w:p>
             <w:pPr>
-              <w:pStyle w:val="27"/>
+              <w:pStyle w:val="TableText"/>
               <w:spacing w:before="130" w:line="228" w:lineRule="auto"/>
               <w:ind w:left="126"/>
             </w:pPr>
@@ -2565,13 +2421,6 @@
                 <w:spacing w:val="6"/>
               </w:rPr>
               <w:t>审核员：刘长凡</w:t>
-            </w:r>
-            <w:r>
-              <w:rPr>
-                <w:rFonts w:hint="eastAsia"/>
-                <w:vertAlign w:val="baseline"/>
-                <w:lang w:val="en-US" w:eastAsia="zh-CN"/>
-              </w:rPr>
             </w:r>
           </w:p>
         </w:tc>
@@ -2582,7 +2431,7 @@
           </w:tcPr>
           <w:p>
             <w:pPr>
-              <w:pStyle w:val="27"/>
+              <w:pStyle w:val="TableText"/>
               <w:spacing w:before="129" w:line="228" w:lineRule="auto"/>
               <w:ind w:left="113"/>
             </w:pPr>
@@ -2593,27 +2442,15 @@
                 <w:spacing w:val="8"/>
               </w:rPr>
               <w:t>部门负责人确认：宋海滨</w:t>
-            </w:r>
-            <w:r>
-              <w:rPr>
-                <w:rFonts w:hint="eastAsia"/>
-                <w:spacing w:val="5"/>
-                <w:lang w:val="en-US" w:eastAsia="zh-CN"/>
-              </w:rPr>
             </w:r>
           </w:p>
         </w:tc>
       </w:tr>
       <w:tr>
         <w:tblPrEx>
-          <w:tblBorders>
-            <w:top w:val="single" w:color="000000" w:sz="2" w:space="0"/>
-            <w:left w:val="single" w:color="000000" w:sz="2" w:space="0"/>
-            <w:bottom w:val="single" w:color="000000" w:sz="2" w:space="0"/>
-            <w:right w:val="single" w:color="000000" w:sz="2" w:space="0"/>
-            <w:insideH w:val="single" w:color="000000" w:sz="2" w:space="0"/>
-            <w:insideV w:val="single" w:color="000000" w:sz="2" w:space="0"/>
-          </w:tblBorders>
+          <w:tblW w:w="8524" w:type="dxa"/>
+          <w:tblInd w:w="2" w:type="dxa"/>
+          <w:tblLayout w:type="fixed"/>
           <w:tblCellMar>
             <w:top w:w="0" w:type="dxa"/>
             <w:left w:w="0" w:type="dxa"/>
@@ -2622,7 +2459,7 @@
           </w:tblCellMar>
         </w:tblPrEx>
         <w:trPr>
-          <w:trHeight w:val="1797" w:hRule="atLeast"/>
+          <w:trHeight w:val="1797"/>
         </w:trPr>
         <w:tc>
           <w:tcPr>
@@ -2631,7 +2468,7 @@
           </w:tcPr>
           <w:p>
             <w:pPr>
-              <w:pStyle w:val="27"/>
+              <w:pStyle w:val="TableText"/>
               <w:spacing w:before="129" w:line="228" w:lineRule="auto"/>
               <w:ind w:left="119"/>
             </w:pPr>
@@ -2646,7 +2483,7 @@
           </w:p>
           <w:p>
             <w:pPr>
-              <w:pStyle w:val="27"/>
+              <w:pStyle w:val="TableText"/>
               <w:spacing w:before="141" w:line="228" w:lineRule="auto"/>
               <w:ind w:left="340"/>
             </w:pPr>
@@ -2692,7 +2529,7 @@
           </w:p>
           <w:p>
             <w:pPr>
-              <w:pStyle w:val="27"/>
+              <w:pStyle w:val="TableText"/>
               <w:spacing w:before="65" w:line="226" w:lineRule="auto"/>
               <w:ind w:left="327"/>
             </w:pPr>
@@ -2705,11 +2542,11 @@
           </w:p>
           <w:p>
             <w:pPr>
-              <w:pStyle w:val="27"/>
+              <w:pStyle w:val="TableText"/>
               <w:spacing w:before="146" w:line="228" w:lineRule="auto"/>
               <w:ind w:left="4107"/>
               <w:rPr>
-                <w:rFonts w:hint="eastAsia" w:eastAsia="宋体"/>
+                <w:rFonts w:eastAsia="宋体" w:hint="eastAsia"/>
                 <w:lang w:val="en-US" w:eastAsia="zh-CN"/>
               </w:rPr>
             </w:pPr>
@@ -2720,51 +2557,15 @@
                 <w:spacing w:val="6"/>
               </w:rPr>
               <w:t>部门负责人：宋海滨  2025.12.16</w:t>
-            </w:r>
-            <w:r>
-              <w:rPr>
-                <w:rFonts w:hint="eastAsia"/>
-                <w:spacing w:val="5"/>
-                <w:lang w:val="en-US" w:eastAsia="zh-CN"/>
-              </w:rPr>
-            </w:r>
-            <w:r>
-              <w:rPr>
-                <w:spacing w:val="6"/>
-              </w:rPr>
-            </w:r>
-            <w:r>
-              <w:rPr>
-                <w:rFonts w:hint="eastAsia"/>
-                <w:spacing w:val="6"/>
-                <w:lang w:val="en-US" w:eastAsia="zh-CN"/>
-              </w:rPr>
-            </w:r>
-            <w:r>
-              <w:rPr>
-                <w:spacing w:val="6"/>
-              </w:rPr>
-            </w:r>
-            <w:r>
-              <w:rPr>
-                <w:rFonts w:hint="eastAsia"/>
-                <w:spacing w:val="6"/>
-                <w:lang w:val="en-US" w:eastAsia="zh-CN"/>
-              </w:rPr>
             </w:r>
           </w:p>
         </w:tc>
       </w:tr>
       <w:tr>
         <w:tblPrEx>
-          <w:tblBorders>
-            <w:top w:val="single" w:color="000000" w:sz="2" w:space="0"/>
-            <w:left w:val="single" w:color="000000" w:sz="2" w:space="0"/>
-            <w:bottom w:val="single" w:color="000000" w:sz="2" w:space="0"/>
-            <w:right w:val="single" w:color="000000" w:sz="2" w:space="0"/>
-            <w:insideH w:val="single" w:color="000000" w:sz="2" w:space="0"/>
-            <w:insideV w:val="single" w:color="000000" w:sz="2" w:space="0"/>
-          </w:tblBorders>
+          <w:tblW w:w="8524" w:type="dxa"/>
+          <w:tblInd w:w="2" w:type="dxa"/>
+          <w:tblLayout w:type="fixed"/>
           <w:tblCellMar>
             <w:top w:w="0" w:type="dxa"/>
             <w:left w:w="0" w:type="dxa"/>
@@ -2773,7 +2574,7 @@
           </w:tblCellMar>
         </w:tblPrEx>
         <w:trPr>
-          <w:trHeight w:val="1799" w:hRule="atLeast"/>
+          <w:trHeight w:val="1799"/>
         </w:trPr>
         <w:tc>
           <w:tcPr>
@@ -2782,7 +2583,7 @@
           </w:tcPr>
           <w:p>
             <w:pPr>
-              <w:pStyle w:val="27"/>
+              <w:pStyle w:val="TableText"/>
               <w:spacing w:before="130" w:line="228" w:lineRule="auto"/>
               <w:ind w:left="115"/>
             </w:pPr>
@@ -2797,7 +2598,7 @@
           </w:p>
           <w:p>
             <w:pPr>
-              <w:pStyle w:val="27"/>
+              <w:pStyle w:val="TableText"/>
               <w:spacing w:before="202" w:line="226" w:lineRule="auto"/>
               <w:ind w:left="324"/>
             </w:pPr>
@@ -2810,7 +2611,7 @@
           </w:p>
           <w:p>
             <w:pPr>
-              <w:pStyle w:val="27"/>
+              <w:pStyle w:val="TableText"/>
               <w:spacing w:before="133" w:line="228" w:lineRule="auto"/>
               <w:ind w:left="4107"/>
             </w:pPr>
@@ -2821,44 +2622,15 @@
                 <w:spacing w:val="6"/>
               </w:rPr>
               <w:t>部门负责人：宋海滨  2025.12.16</w:t>
-            </w:r>
-            <w:r>
-              <w:rPr>
-                <w:rFonts w:hint="eastAsia"/>
-                <w:spacing w:val="5"/>
-                <w:lang w:val="en-US" w:eastAsia="zh-CN"/>
-              </w:rPr>
-            </w:r>
-            <w:r>
-              <w:rPr>
-                <w:spacing w:val="6"/>
-              </w:rPr>
-            </w:r>
-            <w:r>
-              <w:rPr>
-                <w:rFonts w:hint="eastAsia"/>
-                <w:spacing w:val="6"/>
-                <w:lang w:val="en-US" w:eastAsia="zh-CN"/>
-              </w:rPr>
-            </w:r>
-            <w:r>
-              <w:rPr>
-                <w:spacing w:val="6"/>
-              </w:rPr>
             </w:r>
           </w:p>
         </w:tc>
       </w:tr>
       <w:tr>
         <w:tblPrEx>
-          <w:tblBorders>
-            <w:top w:val="single" w:color="000000" w:sz="2" w:space="0"/>
-            <w:left w:val="single" w:color="000000" w:sz="2" w:space="0"/>
-            <w:bottom w:val="single" w:color="000000" w:sz="2" w:space="0"/>
-            <w:right w:val="single" w:color="000000" w:sz="2" w:space="0"/>
-            <w:insideH w:val="single" w:color="000000" w:sz="2" w:space="0"/>
-            <w:insideV w:val="single" w:color="000000" w:sz="2" w:space="0"/>
-          </w:tblBorders>
+          <w:tblW w:w="8524" w:type="dxa"/>
+          <w:tblInd w:w="2" w:type="dxa"/>
+          <w:tblLayout w:type="fixed"/>
           <w:tblCellMar>
             <w:top w:w="0" w:type="dxa"/>
             <w:left w:w="0" w:type="dxa"/>
@@ -2867,7 +2639,7 @@
           </w:tblCellMar>
         </w:tblPrEx>
         <w:trPr>
-          <w:trHeight w:val="2032" w:hRule="atLeast"/>
+          <w:trHeight w:val="2032"/>
         </w:trPr>
         <w:tc>
           <w:tcPr>
@@ -2876,7 +2648,7 @@
           </w:tcPr>
           <w:p>
             <w:pPr>
-              <w:pStyle w:val="27"/>
+              <w:pStyle w:val="TableText"/>
               <w:spacing w:before="131" w:line="227" w:lineRule="auto"/>
               <w:ind w:left="115"/>
             </w:pPr>
@@ -2891,7 +2663,7 @@
           </w:p>
           <w:p>
             <w:pPr>
-              <w:pStyle w:val="27"/>
+              <w:pStyle w:val="TableText"/>
               <w:spacing w:before="142" w:line="228" w:lineRule="auto"/>
               <w:ind w:left="131"/>
             </w:pPr>
@@ -2931,7 +2703,7 @@
           </w:p>
           <w:p>
             <w:pPr>
-              <w:pStyle w:val="27"/>
+              <w:pStyle w:val="TableText"/>
               <w:spacing w:before="65" w:line="226" w:lineRule="auto"/>
               <w:ind w:right="12"/>
               <w:jc w:val="left"/>
@@ -2945,7 +2717,7 @@
           </w:p>
           <w:p>
             <w:pPr>
-              <w:pStyle w:val="27"/>
+              <w:pStyle w:val="TableText"/>
               <w:spacing w:before="145" w:line="228" w:lineRule="auto"/>
               <w:ind w:left="120"/>
             </w:pPr>
@@ -2964,7 +2736,7 @@
           </w:p>
           <w:p>
             <w:pPr>
-              <w:pStyle w:val="27"/>
+              <w:pStyle w:val="TableText"/>
               <w:spacing w:before="221" w:line="228" w:lineRule="auto"/>
               <w:ind w:left="4124"/>
             </w:pPr>
@@ -2975,44 +2747,15 @@
                 <w:spacing w:val="6"/>
               </w:rPr>
               <w:t>部门负责人：宋海滨  2025.12.16</w:t>
-            </w:r>
-            <w:r>
-              <w:rPr>
-                <w:rFonts w:hint="eastAsia"/>
-                <w:spacing w:val="5"/>
-                <w:lang w:val="en-US" w:eastAsia="zh-CN"/>
-              </w:rPr>
-            </w:r>
-            <w:r>
-              <w:rPr>
-                <w:spacing w:val="6"/>
-              </w:rPr>
-            </w:r>
-            <w:r>
-              <w:rPr>
-                <w:rFonts w:hint="eastAsia"/>
-                <w:spacing w:val="6"/>
-                <w:lang w:val="en-US" w:eastAsia="zh-CN"/>
-              </w:rPr>
-            </w:r>
-            <w:r>
-              <w:rPr>
-                <w:spacing w:val="6"/>
-              </w:rPr>
             </w:r>
           </w:p>
         </w:tc>
       </w:tr>
       <w:tr>
         <w:tblPrEx>
-          <w:tblBorders>
-            <w:top w:val="single" w:color="000000" w:sz="2" w:space="0"/>
-            <w:left w:val="single" w:color="000000" w:sz="2" w:space="0"/>
-            <w:bottom w:val="single" w:color="000000" w:sz="2" w:space="0"/>
-            <w:right w:val="single" w:color="000000" w:sz="2" w:space="0"/>
-            <w:insideH w:val="single" w:color="000000" w:sz="2" w:space="0"/>
-            <w:insideV w:val="single" w:color="000000" w:sz="2" w:space="0"/>
-          </w:tblBorders>
+          <w:tblW w:w="8524" w:type="dxa"/>
+          <w:tblInd w:w="2" w:type="dxa"/>
+          <w:tblLayout w:type="fixed"/>
           <w:tblCellMar>
             <w:top w:w="0" w:type="dxa"/>
             <w:left w:w="0" w:type="dxa"/>
@@ -3021,7 +2764,7 @@
           </w:tblCellMar>
         </w:tblPrEx>
         <w:trPr>
-          <w:trHeight w:val="1881" w:hRule="atLeast"/>
+          <w:trHeight w:val="1881"/>
         </w:trPr>
         <w:tc>
           <w:tcPr>
@@ -3030,7 +2773,7 @@
           </w:tcPr>
           <w:p>
             <w:pPr>
-              <w:pStyle w:val="27"/>
+              <w:pStyle w:val="TableText"/>
               <w:spacing w:before="132" w:line="228" w:lineRule="auto"/>
               <w:ind w:left="120"/>
             </w:pPr>
@@ -3045,7 +2788,7 @@
           </w:p>
           <w:p>
             <w:pPr>
-              <w:pStyle w:val="27"/>
+              <w:pStyle w:val="TableText"/>
               <w:spacing w:before="145" w:line="228" w:lineRule="auto"/>
               <w:ind w:left="120"/>
               <w:rPr>
@@ -3079,11 +2822,11 @@
           </w:p>
           <w:p>
             <w:pPr>
-              <w:pStyle w:val="27"/>
+              <w:pStyle w:val="TableText"/>
               <w:spacing w:before="65" w:line="228" w:lineRule="auto"/>
               <w:ind w:left="4554"/>
               <w:rPr>
-                <w:rFonts w:hint="eastAsia" w:eastAsia="宋体"/>
+                <w:rFonts w:eastAsia="宋体" w:hint="eastAsia"/>
                 <w:lang w:val="en-US" w:eastAsia="zh-CN"/>
               </w:rPr>
             </w:pPr>
@@ -3094,37 +2837,6 @@
                 <w:spacing w:val="5"/>
               </w:rPr>
               <w:t>审核员：刘长凡 2025.12.16</w:t>
-            </w:r>
-            <w:r>
-              <w:rPr>
-                <w:rFonts w:hint="eastAsia"/>
-                <w:vertAlign w:val="baseline"/>
-                <w:lang w:val="en-US" w:eastAsia="zh-CN"/>
-              </w:rPr>
-            </w:r>
-            <w:r>
-              <w:rPr>
-                <w:spacing w:val="5"/>
-              </w:rPr>
-            </w:r>
-            <w:r>
-              <w:rPr>
-                <w:rFonts w:hint="eastAsia"/>
-                <w:spacing w:val="5"/>
-                <w:lang w:val="en-US" w:eastAsia="zh-CN"/>
-              </w:rPr>
-            </w:r>
-            <w:r>
-              <w:rPr>
-                <w:spacing w:val="5"/>
-              </w:rPr>
-            </w:r>
-            <w:r>
-              <w:rPr>
-                <w:rFonts w:hint="eastAsia"/>
-                <w:spacing w:val="5"/>
-                <w:lang w:val="en-US" w:eastAsia="zh-CN"/>
-              </w:rPr>
             </w:r>
           </w:p>
         </w:tc>
@@ -3134,7 +2846,7 @@
       <w:pPr>
         <w:bidi w:val="0"/>
         <w:rPr>
-          <w:rFonts w:hint="eastAsia" w:ascii="宋体" w:hAnsi="宋体" w:eastAsia="宋体" w:cs="宋体"/>
+          <w:rFonts w:ascii="宋体" w:eastAsia="宋体" w:hAnsi="宋体" w:cs="宋体" w:hint="eastAsia"/>
           <w:snapToGrid w:val="0"/>
           <w:color w:val="000000"/>
           <w:kern w:val="0"/>
@@ -3146,7 +2858,7 @@
     </w:p>
     <w:p>
       <w:pPr>
-        <w:pStyle w:val="29"/>
+        <w:pStyle w:val="a1"/>
         <w:rPr>
           <w:rFonts w:hint="default"/>
           <w:lang w:val="en-US" w:eastAsia="zh-CN"/>
@@ -3154,108 +2866,52 @@
       </w:pPr>
     </w:p>
     <w:sectPr>
-      <w:headerReference r:id="rId5" w:type="default"/>
-      <w:footerReference w:type="default" r:id="rId12"/>
-      <w:headerReference w:type="first" r:id="rId13"/>
-      <w:footerReference w:type="first" r:id="rId14"/>
-      <w:headerReference w:type="even" r:id="rId15"/>
-      <w:footerReference w:type="even" r:id="rId16"/>
+      <w:headerReference w:type="even" r:id="rId7"/>
+      <w:headerReference w:type="default" r:id="rId8"/>
+      <w:footerReference w:type="even" r:id="rId9"/>
+      <w:footerReference w:type="default" r:id="rId10"/>
+      <w:headerReference w:type="first" r:id="rId11"/>
+      <w:footerReference w:type="first" r:id="rId12"/>
       <w:pgSz w:w="11906" w:h="16838"/>
       <w:pgMar w:top="1417" w:right="1800" w:bottom="1440" w:left="1800" w:header="1140" w:footer="992" w:gutter="0"/>
-      <w:cols w:space="425" w:num="1"/>
+      <w:cols w:num="1" w:space="425"/>
       <w:docGrid w:type="lines" w:linePitch="312" w:charSpace="0"/>
     </w:sectPr>
   </w:body>
 </w:document>
 </file>
 
-<file path=word/endnotes.xml><?xml version="1.0" encoding="utf-8"?>
-<w:endnotes xmlns:wpc="http://schemas.microsoft.com/office/word/2010/wordprocessingCanvas" xmlns:mc="http://schemas.openxmlformats.org/markup-compatibility/2006" xmlns:o="urn:schemas-microsoft-com:office:office" xmlns:r="http://schemas.openxmlformats.org/officeDocument/2006/relationships" xmlns:m="http://schemas.openxmlformats.org/officeDocument/2006/math" xmlns:v="urn:schemas-microsoft-com:vml" xmlns:wp14="http://schemas.microsoft.com/office/word/2010/wordprocessingDrawing" xmlns:wp="http://schemas.openxmlformats.org/drawingml/2006/wordprocessingDrawing" xmlns:w="http://schemas.openxmlformats.org/wordprocessingml/2006/main" xmlns:w14="http://schemas.microsoft.com/office/word/2010/wordml" xmlns:w15="http://schemas.microsoft.com/office/word/2012/wordml" xmlns:w10="urn:schemas-microsoft-com:office:word" xmlns:wpg="http://schemas.microsoft.com/office/word/2010/wordprocessingGroup" xmlns:wpi="http://schemas.microsoft.com/office/word/2010/wordprocessingInk" xmlns:wne="http://schemas.microsoft.com/office/word/2006/wordml" xmlns:wps="http://schemas.microsoft.com/office/word/2010/wordprocessingShape" xmlns:wpsCustomData="http://www.wps.cn/officeDocument/2013/wpsCustomData" mc:Ignorable="w14 w15 wp14">
-  <w:endnote w:type="separator" w:id="0">
-    <w:p>
-      <w:pPr>
-        <w:spacing w:line="240" w:lineRule="auto"/>
-      </w:pPr>
-      <w:r>
-        <w:separator/>
-      </w:r>
-    </w:p>
-  </w:endnote>
-  <w:endnote w:type="continuationSeparator" w:id="1">
-    <w:p>
-      <w:pPr>
-        <w:spacing w:line="240" w:lineRule="auto"/>
-      </w:pPr>
-      <w:r>
-        <w:continuationSeparator/>
-      </w:r>
-    </w:p>
-  </w:endnote>
-</w:endnotes>
-</file>
-
 <file path=word/footer1.xml><?xml version="1.0" encoding="utf-8"?>
-<w:ftr xmlns:m="http://schemas.openxmlformats.org/officeDocument/2006/math" xmlns:mc="http://schemas.openxmlformats.org/markup-compatibility/2006" xmlns:mo="http://schemas.microsoft.com/office/mac/office/2008/main" xmlns:mv="urn:schemas-microsoft-com:mac:vml" xmlns:o="urn:schemas-microsoft-com:office:office" xmlns:r="http://schemas.openxmlformats.org/officeDocument/2006/relationships" xmlns:v="urn:schemas-microsoft-com:vml" xmlns:w10="urn:schemas-microsoft-com:office:word" xmlns:w14="http://schemas.microsoft.com/office/word/2010/wordml" xmlns:w="http://schemas.openxmlformats.org/wordprocessingml/2006/main" xmlns:wne="http://schemas.microsoft.com/office/word/2006/wordml" xmlns:wp14="http://schemas.microsoft.com/office/word/2010/wordprocessingDrawing" xmlns:wp="http://schemas.openxmlformats.org/drawingml/2006/wordprocessingDrawing" xmlns:wpc="http://schemas.microsoft.com/office/word/2010/wordprocessingCanvas" xmlns:wpg="http://schemas.microsoft.com/office/word/2010/wordprocessingGroup" xmlns:wpi="http://schemas.microsoft.com/office/word/2010/wordprocessingInk" xmlns:wps="http://schemas.microsoft.com/office/word/2010/wordprocessingShape" mc:Ignorable="w14 wp14">
-  <w:p>
-    <w:pPr>
-      <w:pStyle w:val="Footer"/>
-    </w:pPr>
-  </w:p>
+<w:ftr xmlns:wpc="http://schemas.microsoft.com/office/word/2010/wordprocessingCanvas" xmlns:mc="http://schemas.openxmlformats.org/markup-compatibility/2006" xmlns:o="urn:schemas-microsoft-com:office:office" xmlns:r="http://schemas.openxmlformats.org/officeDocument/2006/relationships" xmlns:m="http://schemas.openxmlformats.org/officeDocument/2006/math" xmlns:v="urn:schemas-microsoft-com:vml" xmlns:wp14="http://schemas.microsoft.com/office/word/2010/wordprocessingDrawing" xmlns:wp="http://schemas.openxmlformats.org/drawingml/2006/wordprocessingDrawing" xmlns:w10="urn:schemas-microsoft-com:office:word" xmlns:w="http://schemas.openxmlformats.org/wordprocessingml/2006/main" xmlns:w14="http://schemas.microsoft.com/office/word/2010/wordml" xmlns:w15="http://schemas.microsoft.com/office/word/2012/wordml" xmlns:wne="http://schemas.microsoft.com/office/word/2006/wordml" xmlns:wpg="http://schemas.microsoft.com/office/word/2010/wordprocessingGroup" xmlns:wpi="http://schemas.microsoft.com/office/word/2010/wordprocessingInk" xmlns:wps="http://schemas.microsoft.com/office/word/2010/wordprocessingShape" mc:Ignorable="w14 w15 wp14">
+  <w:p/>
 </w:ftr>
 </file>
 
 <file path=word/footer2.xml><?xml version="1.0" encoding="utf-8"?>
-<w:ftr xmlns:m="http://schemas.openxmlformats.org/officeDocument/2006/math" xmlns:mc="http://schemas.openxmlformats.org/markup-compatibility/2006" xmlns:mo="http://schemas.microsoft.com/office/mac/office/2008/main" xmlns:mv="urn:schemas-microsoft-com:mac:vml" xmlns:o="urn:schemas-microsoft-com:office:office" xmlns:r="http://schemas.openxmlformats.org/officeDocument/2006/relationships" xmlns:v="urn:schemas-microsoft-com:vml" xmlns:w10="urn:schemas-microsoft-com:office:word" xmlns:w14="http://schemas.microsoft.com/office/word/2010/wordml" xmlns:w="http://schemas.openxmlformats.org/wordprocessingml/2006/main" xmlns:wne="http://schemas.microsoft.com/office/word/2006/wordml" xmlns:wp14="http://schemas.microsoft.com/office/word/2010/wordprocessingDrawing" xmlns:wp="http://schemas.openxmlformats.org/drawingml/2006/wordprocessingDrawing" xmlns:wpc="http://schemas.microsoft.com/office/word/2010/wordprocessingCanvas" xmlns:wpg="http://schemas.microsoft.com/office/word/2010/wordprocessingGroup" xmlns:wpi="http://schemas.microsoft.com/office/word/2010/wordprocessingInk" xmlns:wps="http://schemas.microsoft.com/office/word/2010/wordprocessingShape" mc:Ignorable="w14 wp14">
-  <w:p>
-    <w:pPr>
-      <w:pStyle w:val="Footer"/>
-    </w:pPr>
-  </w:p>
+<w:ftr xmlns:wpc="http://schemas.microsoft.com/office/word/2010/wordprocessingCanvas" xmlns:mc="http://schemas.openxmlformats.org/markup-compatibility/2006" xmlns:o="urn:schemas-microsoft-com:office:office" xmlns:r="http://schemas.openxmlformats.org/officeDocument/2006/relationships" xmlns:m="http://schemas.openxmlformats.org/officeDocument/2006/math" xmlns:v="urn:schemas-microsoft-com:vml" xmlns:wp14="http://schemas.microsoft.com/office/word/2010/wordprocessingDrawing" xmlns:wp="http://schemas.openxmlformats.org/drawingml/2006/wordprocessingDrawing" xmlns:w10="urn:schemas-microsoft-com:office:word" xmlns:w="http://schemas.openxmlformats.org/wordprocessingml/2006/main" xmlns:w14="http://schemas.microsoft.com/office/word/2010/wordml" xmlns:w15="http://schemas.microsoft.com/office/word/2012/wordml" xmlns:wne="http://schemas.microsoft.com/office/word/2006/wordml" xmlns:wpg="http://schemas.microsoft.com/office/word/2010/wordprocessingGroup" xmlns:wpi="http://schemas.microsoft.com/office/word/2010/wordprocessingInk" xmlns:wps="http://schemas.microsoft.com/office/word/2010/wordprocessingShape" mc:Ignorable="w14 w15 wp14">
+  <w:p/>
 </w:ftr>
 </file>
 
 <file path=word/footer3.xml><?xml version="1.0" encoding="utf-8"?>
-<w:ftr xmlns:m="http://schemas.openxmlformats.org/officeDocument/2006/math" xmlns:mc="http://schemas.openxmlformats.org/markup-compatibility/2006" xmlns:mo="http://schemas.microsoft.com/office/mac/office/2008/main" xmlns:mv="urn:schemas-microsoft-com:mac:vml" xmlns:o="urn:schemas-microsoft-com:office:office" xmlns:r="http://schemas.openxmlformats.org/officeDocument/2006/relationships" xmlns:v="urn:schemas-microsoft-com:vml" xmlns:w10="urn:schemas-microsoft-com:office:word" xmlns:w14="http://schemas.microsoft.com/office/word/2010/wordml" xmlns:w="http://schemas.openxmlformats.org/wordprocessingml/2006/main" xmlns:wne="http://schemas.microsoft.com/office/word/2006/wordml" xmlns:wp14="http://schemas.microsoft.com/office/word/2010/wordprocessingDrawing" xmlns:wp="http://schemas.openxmlformats.org/drawingml/2006/wordprocessingDrawing" xmlns:wpc="http://schemas.microsoft.com/office/word/2010/wordprocessingCanvas" xmlns:wpg="http://schemas.microsoft.com/office/word/2010/wordprocessingGroup" xmlns:wpi="http://schemas.microsoft.com/office/word/2010/wordprocessingInk" xmlns:wps="http://schemas.microsoft.com/office/word/2010/wordprocessingShape" mc:Ignorable="w14 wp14">
-  <w:p>
-    <w:pPr>
-      <w:pStyle w:val="Footer"/>
-    </w:pPr>
-  </w:p>
+<w:ftr xmlns:wpc="http://schemas.microsoft.com/office/word/2010/wordprocessingCanvas" xmlns:mc="http://schemas.openxmlformats.org/markup-compatibility/2006" xmlns:o="urn:schemas-microsoft-com:office:office" xmlns:r="http://schemas.openxmlformats.org/officeDocument/2006/relationships" xmlns:m="http://schemas.openxmlformats.org/officeDocument/2006/math" xmlns:v="urn:schemas-microsoft-com:vml" xmlns:wp14="http://schemas.microsoft.com/office/word/2010/wordprocessingDrawing" xmlns:wp="http://schemas.openxmlformats.org/drawingml/2006/wordprocessingDrawing" xmlns:w10="urn:schemas-microsoft-com:office:word" xmlns:w="http://schemas.openxmlformats.org/wordprocessingml/2006/main" xmlns:w14="http://schemas.microsoft.com/office/word/2010/wordml" xmlns:w15="http://schemas.microsoft.com/office/word/2012/wordml" xmlns:wne="http://schemas.microsoft.com/office/word/2006/wordml" xmlns:wpg="http://schemas.microsoft.com/office/word/2010/wordprocessingGroup" xmlns:wpi="http://schemas.microsoft.com/office/word/2010/wordprocessingInk" xmlns:wps="http://schemas.microsoft.com/office/word/2010/wordprocessingShape" mc:Ignorable="w14 w15 wp14">
+  <w:p/>
 </w:ftr>
 </file>
 
-<file path=word/footnotes.xml><?xml version="1.0" encoding="utf-8"?>
-<w:footnotes xmlns:wpc="http://schemas.microsoft.com/office/word/2010/wordprocessingCanvas" xmlns:mc="http://schemas.openxmlformats.org/markup-compatibility/2006" xmlns:o="urn:schemas-microsoft-com:office:office" xmlns:r="http://schemas.openxmlformats.org/officeDocument/2006/relationships" xmlns:m="http://schemas.openxmlformats.org/officeDocument/2006/math" xmlns:v="urn:schemas-microsoft-com:vml" xmlns:wp14="http://schemas.microsoft.com/office/word/2010/wordprocessingDrawing" xmlns:wp="http://schemas.openxmlformats.org/drawingml/2006/wordprocessingDrawing" xmlns:w="http://schemas.openxmlformats.org/wordprocessingml/2006/main" xmlns:w14="http://schemas.microsoft.com/office/word/2010/wordml" xmlns:w15="http://schemas.microsoft.com/office/word/2012/wordml" xmlns:w10="urn:schemas-microsoft-com:office:word" xmlns:wpg="http://schemas.microsoft.com/office/word/2010/wordprocessingGroup" xmlns:wpi="http://schemas.microsoft.com/office/word/2010/wordprocessingInk" xmlns:wne="http://schemas.microsoft.com/office/word/2006/wordml" xmlns:wps="http://schemas.microsoft.com/office/word/2010/wordprocessingShape" xmlns:wpsCustomData="http://www.wps.cn/officeDocument/2013/wpsCustomData" mc:Ignorable="w14 w15 wp14">
-  <w:footnote w:type="separator" w:id="0">
-    <w:p>
-      <w:pPr>
-        <w:spacing w:line="360" w:lineRule="auto"/>
-      </w:pPr>
-      <w:r>
-        <w:separator/>
-      </w:r>
-    </w:p>
-  </w:footnote>
-  <w:footnote w:type="continuationSeparator" w:id="1">
-    <w:p>
-      <w:pPr>
-        <w:spacing w:line="360" w:lineRule="auto"/>
-      </w:pPr>
-      <w:r>
-        <w:continuationSeparator/>
-      </w:r>
-    </w:p>
-  </w:footnote>
-</w:footnotes>
+<file path=word/header1.xml><?xml version="1.0" encoding="utf-8"?>
+<w:hdr xmlns:wpc="http://schemas.microsoft.com/office/word/2010/wordprocessingCanvas" xmlns:mc="http://schemas.openxmlformats.org/markup-compatibility/2006" xmlns:o="urn:schemas-microsoft-com:office:office" xmlns:r="http://schemas.openxmlformats.org/officeDocument/2006/relationships" xmlns:m="http://schemas.openxmlformats.org/officeDocument/2006/math" xmlns:v="urn:schemas-microsoft-com:vml" xmlns:wp14="http://schemas.microsoft.com/office/word/2010/wordprocessingDrawing" xmlns:wp="http://schemas.openxmlformats.org/drawingml/2006/wordprocessingDrawing" xmlns:w10="urn:schemas-microsoft-com:office:word" xmlns:w="http://schemas.openxmlformats.org/wordprocessingml/2006/main" xmlns:w14="http://schemas.microsoft.com/office/word/2010/wordml" xmlns:w15="http://schemas.microsoft.com/office/word/2012/wordml" xmlns:wne="http://schemas.microsoft.com/office/word/2006/wordml" xmlns:wpg="http://schemas.microsoft.com/office/word/2010/wordprocessingGroup" xmlns:wpi="http://schemas.microsoft.com/office/word/2010/wordprocessingInk" xmlns:wps="http://schemas.microsoft.com/office/word/2010/wordprocessingShape" mc:Ignorable="w14 w15 wp14">
+  <w:p/>
+</w:hdr>
 </file>
 
-<file path=word/header1.xml><?xml version="1.0" encoding="utf-8"?>
-<w:hdr xmlns:wpc="http://schemas.microsoft.com/office/word/2010/wordprocessingCanvas" xmlns:mc="http://schemas.openxmlformats.org/markup-compatibility/2006" xmlns:o="urn:schemas-microsoft-com:office:office" xmlns:r="http://schemas.openxmlformats.org/officeDocument/2006/relationships" xmlns:m="http://schemas.openxmlformats.org/officeDocument/2006/math" xmlns:v="urn:schemas-microsoft-com:vml" xmlns:wp14="http://schemas.microsoft.com/office/word/2010/wordprocessingDrawing" xmlns:wp="http://schemas.openxmlformats.org/drawingml/2006/wordprocessingDrawing" xmlns:w10="urn:schemas-microsoft-com:office:word" xmlns:w="http://schemas.openxmlformats.org/wordprocessingml/2006/main" xmlns:w14="http://schemas.microsoft.com/office/word/2010/wordml" xmlns:w15="http://schemas.microsoft.com/office/word/2012/wordml" xmlns:wpg="http://schemas.microsoft.com/office/word/2010/wordprocessingGroup" xmlns:wpi="http://schemas.microsoft.com/office/word/2010/wordprocessingInk" xmlns:wne="http://schemas.microsoft.com/office/word/2006/wordml" xmlns:wps="http://schemas.microsoft.com/office/word/2010/wordprocessingShape" xmlns:wpsCustomData="http://www.wps.cn/officeDocument/2013/wpsCustomData" mc:Ignorable="w14 w15 wp14">
+<file path=word/header2.xml><?xml version="1.0" encoding="utf-8"?>
+<w:hdr xmlns:wpc="http://schemas.microsoft.com/office/word/2010/wordprocessingCanvas" xmlns:mc="http://schemas.openxmlformats.org/markup-compatibility/2006" xmlns:o="urn:schemas-microsoft-com:office:office" xmlns:r="http://schemas.openxmlformats.org/officeDocument/2006/relationships" xmlns:m="http://schemas.openxmlformats.org/officeDocument/2006/math" xmlns:v="urn:schemas-microsoft-com:vml" xmlns:wp14="http://schemas.microsoft.com/office/word/2010/wordprocessingDrawing" xmlns:wp="http://schemas.openxmlformats.org/drawingml/2006/wordprocessingDrawing" xmlns:w10="urn:schemas-microsoft-com:office:word" xmlns:w="http://schemas.openxmlformats.org/wordprocessingml/2006/main" xmlns:w14="http://schemas.microsoft.com/office/word/2010/wordml" xmlns:w15="http://schemas.microsoft.com/office/word/2012/wordml" xmlns:wne="http://schemas.microsoft.com/office/word/2006/wordml" xmlns:wpg="http://schemas.microsoft.com/office/word/2010/wordprocessingGroup" xmlns:wpi="http://schemas.microsoft.com/office/word/2010/wordprocessingInk" xmlns:wps="http://schemas.microsoft.com/office/word/2010/wordprocessingShape" mc:Ignorable="w14 w15 wp14">
   <w:p>
     <w:pPr>
-      <w:pStyle w:val="15"/>
+      <w:pStyle w:val="Header"/>
       <w:pBdr>
-        <w:bottom w:val="single" w:color="auto" w:sz="4" w:space="1"/>
+        <w:bottom w:val="single" w:sz="4" w:space="1" w:color="auto"/>
       </w:pBdr>
       <w:tabs>
         <w:tab w:val="left" w:pos="335"/>
@@ -3263,65 +2919,39 @@
       </w:tabs>
       <w:jc w:val="right"/>
       <w:rPr>
-        <w:rFonts w:hint="eastAsia" w:eastAsiaTheme="minorEastAsia"/>
+        <w:rFonts w:eastAsiaTheme="minorEastAsia" w:hint="eastAsia"/>
         <w:lang w:eastAsia="zh-CN"/>
       </w:rPr>
     </w:pPr>
     <w:r>
       <w:rPr>
-        <w:rFonts w:hint="eastAsia" w:eastAsiaTheme="minorEastAsia"/>
+        <w:rFonts w:eastAsiaTheme="minorEastAsia" w:hint="eastAsia"/>
         <w:lang w:val="en-US" w:eastAsia="zh-CN"/>
       </w:rPr>
       <w:tab/>
       <w:tab/>
       <w:t>重庆市鹧鸪哨信息技术有限责任公司</w:t>
     </w:r>
-    <w:r>
-      <w:rPr>
-        <w:rFonts w:hint="eastAsia" w:eastAsiaTheme="minorEastAsia"/>
-        <w:lang w:val="en-US" w:eastAsia="zh-CN"/>
-      </w:rPr>
-    </w:r>
-    <w:r>
-      <w:rPr>
-        <w:rFonts w:hint="eastAsia" w:eastAsiaTheme="minorEastAsia"/>
-        <w:lang w:val="en-US" w:eastAsia="zh-CN"/>
-      </w:rPr>
-    </w:r>
-  </w:p>
-</w:hdr>
-</file>
-
-<file path=word/header2.xml><?xml version="1.0" encoding="utf-8"?>
-<w:hdr xmlns:m="http://schemas.openxmlformats.org/officeDocument/2006/math" xmlns:mc="http://schemas.openxmlformats.org/markup-compatibility/2006" xmlns:mo="http://schemas.microsoft.com/office/mac/office/2008/main" xmlns:mv="urn:schemas-microsoft-com:mac:vml" xmlns:o="urn:schemas-microsoft-com:office:office" xmlns:r="http://schemas.openxmlformats.org/officeDocument/2006/relationships" xmlns:v="urn:schemas-microsoft-com:vml" xmlns:w10="urn:schemas-microsoft-com:office:word" xmlns:w14="http://schemas.microsoft.com/office/word/2010/wordml" xmlns:w="http://schemas.openxmlformats.org/wordprocessingml/2006/main" xmlns:wne="http://schemas.microsoft.com/office/word/2006/wordml" xmlns:wp14="http://schemas.microsoft.com/office/word/2010/wordprocessingDrawing" xmlns:wp="http://schemas.openxmlformats.org/drawingml/2006/wordprocessingDrawing" xmlns:wpc="http://schemas.microsoft.com/office/word/2010/wordprocessingCanvas" xmlns:wpg="http://schemas.microsoft.com/office/word/2010/wordprocessingGroup" xmlns:wpi="http://schemas.microsoft.com/office/word/2010/wordprocessingInk" xmlns:wps="http://schemas.microsoft.com/office/word/2010/wordprocessingShape" mc:Ignorable="w14 wp14">
-  <w:p>
-    <w:pPr>
-      <w:pStyle w:val="Header"/>
-    </w:pPr>
   </w:p>
 </w:hdr>
 </file>
 
 <file path=word/header3.xml><?xml version="1.0" encoding="utf-8"?>
-<w:hdr xmlns:m="http://schemas.openxmlformats.org/officeDocument/2006/math" xmlns:mc="http://schemas.openxmlformats.org/markup-compatibility/2006" xmlns:mo="http://schemas.microsoft.com/office/mac/office/2008/main" xmlns:mv="urn:schemas-microsoft-com:mac:vml" xmlns:o="urn:schemas-microsoft-com:office:office" xmlns:r="http://schemas.openxmlformats.org/officeDocument/2006/relationships" xmlns:v="urn:schemas-microsoft-com:vml" xmlns:w10="urn:schemas-microsoft-com:office:word" xmlns:w14="http://schemas.microsoft.com/office/word/2010/wordml" xmlns:w="http://schemas.openxmlformats.org/wordprocessingml/2006/main" xmlns:wne="http://schemas.microsoft.com/office/word/2006/wordml" xmlns:wp14="http://schemas.microsoft.com/office/word/2010/wordprocessingDrawing" xmlns:wp="http://schemas.openxmlformats.org/drawingml/2006/wordprocessingDrawing" xmlns:wpc="http://schemas.microsoft.com/office/word/2010/wordprocessingCanvas" xmlns:wpg="http://schemas.microsoft.com/office/word/2010/wordprocessingGroup" xmlns:wpi="http://schemas.microsoft.com/office/word/2010/wordprocessingInk" xmlns:wps="http://schemas.microsoft.com/office/word/2010/wordprocessingShape" mc:Ignorable="w14 wp14">
-  <w:p>
-    <w:pPr>
-      <w:pStyle w:val="Header"/>
-    </w:pPr>
-  </w:p>
+<w:hdr xmlns:wpc="http://schemas.microsoft.com/office/word/2010/wordprocessingCanvas" xmlns:mc="http://schemas.openxmlformats.org/markup-compatibility/2006" xmlns:o="urn:schemas-microsoft-com:office:office" xmlns:r="http://schemas.openxmlformats.org/officeDocument/2006/relationships" xmlns:m="http://schemas.openxmlformats.org/officeDocument/2006/math" xmlns:v="urn:schemas-microsoft-com:vml" xmlns:wp14="http://schemas.microsoft.com/office/word/2010/wordprocessingDrawing" xmlns:wp="http://schemas.openxmlformats.org/drawingml/2006/wordprocessingDrawing" xmlns:w10="urn:schemas-microsoft-com:office:word" xmlns:w="http://schemas.openxmlformats.org/wordprocessingml/2006/main" xmlns:w14="http://schemas.microsoft.com/office/word/2010/wordml" xmlns:w15="http://schemas.microsoft.com/office/word/2012/wordml" xmlns:wne="http://schemas.microsoft.com/office/word/2006/wordml" xmlns:wpg="http://schemas.microsoft.com/office/word/2010/wordprocessingGroup" xmlns:wpi="http://schemas.microsoft.com/office/word/2010/wordprocessingInk" xmlns:wps="http://schemas.microsoft.com/office/word/2010/wordprocessingShape" mc:Ignorable="w14 w15 wp14">
+  <w:p/>
 </w:hdr>
 </file>
 
 <file path=word/numbering.xml><?xml version="1.0" encoding="utf-8"?>
-<w:numbering xmlns:wpc="http://schemas.microsoft.com/office/word/2010/wordprocessingCanvas" xmlns:mc="http://schemas.openxmlformats.org/markup-compatibility/2006" xmlns:o="urn:schemas-microsoft-com:office:office" xmlns:r="http://schemas.openxmlformats.org/officeDocument/2006/relationships" xmlns:m="http://schemas.openxmlformats.org/officeDocument/2006/math" xmlns:v="urn:schemas-microsoft-com:vml" xmlns:wp14="http://schemas.microsoft.com/office/word/2010/wordprocessingDrawing" xmlns:wp="http://schemas.openxmlformats.org/drawingml/2006/wordprocessingDrawing" xmlns:w10="urn:schemas-microsoft-com:office:word" xmlns:w="http://schemas.openxmlformats.org/wordprocessingml/2006/main" xmlns:w14="http://schemas.microsoft.com/office/word/2010/wordml" xmlns:wpg="http://schemas.microsoft.com/office/word/2010/wordprocessingGroup" xmlns:wpi="http://schemas.microsoft.com/office/word/2010/wordprocessingInk" xmlns:wne="http://schemas.microsoft.com/office/word/2006/wordml" xmlns:wps="http://schemas.microsoft.com/office/word/2010/wordprocessingShape" xmlns:wpsCustomData="http://www.wps.cn/officeDocument/2013/wpsCustomData" mc:Ignorable="w14 wp14">
+<w:numbering xmlns:wpc="http://schemas.microsoft.com/office/word/2010/wordprocessingCanvas" xmlns:mc="http://schemas.openxmlformats.org/markup-compatibility/2006" xmlns:o="urn:schemas-microsoft-com:office:office" xmlns:r="http://schemas.openxmlformats.org/officeDocument/2006/relationships" xmlns:m="http://schemas.openxmlformats.org/officeDocument/2006/math" xmlns:v="urn:schemas-microsoft-com:vml" xmlns:wp14="http://schemas.microsoft.com/office/word/2010/wordprocessingDrawing" xmlns:wp="http://schemas.openxmlformats.org/drawingml/2006/wordprocessingDrawing" xmlns:w10="urn:schemas-microsoft-com:office:word" xmlns:w="http://schemas.openxmlformats.org/wordprocessingml/2006/main" xmlns:w14="http://schemas.microsoft.com/office/word/2010/wordml" xmlns:w15="http://schemas.microsoft.com/office/word/2012/wordml" xmlns:wne="http://schemas.microsoft.com/office/word/2006/wordml" xmlns:wpg="http://schemas.microsoft.com/office/word/2010/wordprocessingGroup" xmlns:wpi="http://schemas.microsoft.com/office/word/2010/wordprocessingInk" xmlns:wps="http://schemas.microsoft.com/office/word/2010/wordprocessingShape" mc:Ignorable="w14 w15 wp14">
   <w:abstractNum w:abstractNumId="0">
     <w:nsid w:val="8E964DCE"/>
     <w:multiLevelType w:val="multilevel"/>
     <w:tmpl w:val="8E964DCE"/>
-    <w:lvl w:ilvl="0" w:tentative="0">
+    <w:lvl w:ilvl="0">
       <w:start w:val="1"/>
       <w:numFmt w:val="decimal"/>
-      <w:pStyle w:val="2"/>
+      <w:pStyle w:val="Heading1"/>
       <w:lvlText w:val="%1."/>
       <w:lvlJc w:val="left"/>
       <w:pPr>
@@ -3331,10 +2961,10 @@
         <w:rFonts w:hint="default"/>
       </w:rPr>
     </w:lvl>
-    <w:lvl w:ilvl="1" w:tentative="0">
+    <w:lvl w:ilvl="1">
       <w:start w:val="1"/>
       <w:numFmt w:val="decimal"/>
-      <w:pStyle w:val="3"/>
+      <w:pStyle w:val="Heading2"/>
       <w:lvlText w:val="%1.%2."/>
       <w:lvlJc w:val="left"/>
       <w:pPr>
@@ -3344,10 +2974,10 @@
         <w:rFonts w:hint="default"/>
       </w:rPr>
     </w:lvl>
-    <w:lvl w:ilvl="2" w:tentative="0">
+    <w:lvl w:ilvl="2">
       <w:start w:val="1"/>
       <w:numFmt w:val="decimal"/>
-      <w:pStyle w:val="4"/>
+      <w:pStyle w:val="Heading3"/>
       <w:lvlText w:val="%1.%2.%3."/>
       <w:lvlJc w:val="left"/>
       <w:pPr>
@@ -3357,10 +2987,10 @@
         <w:rFonts w:hint="default"/>
       </w:rPr>
     </w:lvl>
-    <w:lvl w:ilvl="3" w:tentative="0">
+    <w:lvl w:ilvl="3">
       <w:start w:val="1"/>
       <w:numFmt w:val="decimal"/>
-      <w:pStyle w:val="5"/>
+      <w:pStyle w:val="Heading4"/>
       <w:lvlText w:val="%1.%2.%3.%4."/>
       <w:lvlJc w:val="left"/>
       <w:pPr>
@@ -3370,10 +3000,10 @@
         <w:rFonts w:hint="default"/>
       </w:rPr>
     </w:lvl>
-    <w:lvl w:ilvl="4" w:tentative="0">
+    <w:lvl w:ilvl="4">
       <w:start w:val="1"/>
       <w:numFmt w:val="decimal"/>
-      <w:pStyle w:val="6"/>
+      <w:pStyle w:val="Heading5"/>
       <w:lvlText w:val="%1.%2.%3.%4.%5."/>
       <w:lvlJc w:val="left"/>
       <w:pPr>
@@ -3383,10 +3013,10 @@
         <w:rFonts w:hint="default"/>
       </w:rPr>
     </w:lvl>
-    <w:lvl w:ilvl="5" w:tentative="0">
+    <w:lvl w:ilvl="5">
       <w:start w:val="1"/>
       <w:numFmt w:val="decimal"/>
-      <w:pStyle w:val="7"/>
+      <w:pStyle w:val="Heading6"/>
       <w:lvlText w:val="%1.%2.%3.%4.%5.%6."/>
       <w:lvlJc w:val="left"/>
       <w:pPr>
@@ -3396,10 +3026,10 @@
         <w:rFonts w:hint="default"/>
       </w:rPr>
     </w:lvl>
-    <w:lvl w:ilvl="6" w:tentative="0">
+    <w:lvl w:ilvl="6">
       <w:start w:val="1"/>
       <w:numFmt w:val="decimal"/>
-      <w:pStyle w:val="8"/>
+      <w:pStyle w:val="Heading7"/>
       <w:lvlText w:val="%1.%2.%3.%4.%5.%6.%7."/>
       <w:lvlJc w:val="left"/>
       <w:pPr>
@@ -3409,10 +3039,10 @@
         <w:rFonts w:hint="default"/>
       </w:rPr>
     </w:lvl>
-    <w:lvl w:ilvl="7" w:tentative="0">
+    <w:lvl w:ilvl="7">
       <w:start w:val="1"/>
       <w:numFmt w:val="decimal"/>
-      <w:pStyle w:val="9"/>
+      <w:pStyle w:val="Heading8"/>
       <w:lvlText w:val="%1.%2.%3.%4.%5.%6.%7.%8."/>
       <w:lvlJc w:val="left"/>
       <w:pPr>
@@ -3422,10 +3052,10 @@
         <w:rFonts w:hint="default"/>
       </w:rPr>
     </w:lvl>
-    <w:lvl w:ilvl="8" w:tentative="0">
+    <w:lvl w:ilvl="8">
       <w:start w:val="1"/>
       <w:numFmt w:val="decimal"/>
-      <w:pStyle w:val="10"/>
+      <w:pStyle w:val="Heading9"/>
       <w:lvlText w:val="%1.%2.%3.%4.%5.%6.%7.%8.%9."/>
       <w:lvlJc w:val="left"/>
       <w:pPr>
@@ -3443,269 +3073,267 @@
 </file>
 
 <file path=word/styles.xml><?xml version="1.0" encoding="utf-8"?>
-<w:styles xmlns:mc="http://schemas.openxmlformats.org/markup-compatibility/2006" xmlns:o="urn:schemas-microsoft-com:office:office" xmlns:r="http://schemas.openxmlformats.org/officeDocument/2006/relationships" xmlns:m="http://schemas.openxmlformats.org/officeDocument/2006/math" xmlns:v="urn:schemas-microsoft-com:vml" xmlns:w="http://schemas.openxmlformats.org/wordprocessingml/2006/main" xmlns:w14="http://schemas.microsoft.com/office/word/2010/wordml" xmlns:w10="urn:schemas-microsoft-com:office:word" xmlns:sl="http://schemas.openxmlformats.org/schemaLibrary/2006/main" xmlns:wpsCustomData="http://www.wps.cn/officeDocument/2013/wpsCustomData" mc:Ignorable="w14">
+<w:styles xmlns:mc="http://schemas.openxmlformats.org/markup-compatibility/2006" xmlns:r="http://schemas.openxmlformats.org/officeDocument/2006/relationships" xmlns:w="http://schemas.openxmlformats.org/wordprocessingml/2006/main" xmlns:w14="http://schemas.microsoft.com/office/word/2010/wordml" xmlns:w15="http://schemas.microsoft.com/office/word/2012/wordml" mc:Ignorable="w14 w15">
   <w:docDefaults>
     <w:rPrDefault>
       <w:rPr>
-        <w:rFonts w:ascii="Times New Roman" w:hAnsi="Times New Roman" w:eastAsia="宋体" w:cs="Times New Roman"/>
+        <w:rFonts w:ascii="Times New Roman" w:eastAsia="宋体" w:hAnsi="Times New Roman" w:cs="Times New Roman"/>
       </w:rPr>
     </w:rPrDefault>
     <w:pPrDefault/>
   </w:docDefaults>
-  <w:latentStyles w:count="260" w:defQFormat="0" w:defUnhideWhenUsed="1" w:defSemiHidden="1" w:defUIPriority="99" w:defLockedState="0">
-    <w:lsdException w:qFormat="1" w:unhideWhenUsed="0" w:uiPriority="0" w:semiHidden="0" w:name="Normal"/>
-    <w:lsdException w:qFormat="1" w:unhideWhenUsed="0" w:uiPriority="0" w:semiHidden="0" w:name="heading 1"/>
-    <w:lsdException w:qFormat="1" w:uiPriority="0" w:semiHidden="0" w:name="heading 2"/>
-    <w:lsdException w:qFormat="1" w:uiPriority="0" w:name="heading 3"/>
-    <w:lsdException w:qFormat="1" w:uiPriority="0" w:semiHidden="0" w:name="heading 4"/>
-    <w:lsdException w:qFormat="1" w:uiPriority="0" w:name="heading 5"/>
-    <w:lsdException w:qFormat="1" w:uiPriority="0" w:name="heading 6"/>
-    <w:lsdException w:qFormat="1" w:uiPriority="0" w:name="heading 7"/>
-    <w:lsdException w:qFormat="1" w:uiPriority="0" w:name="heading 8"/>
-    <w:lsdException w:qFormat="1" w:uiPriority="0" w:name="heading 9"/>
-    <w:lsdException w:unhideWhenUsed="0" w:uiPriority="0" w:semiHidden="0" w:name="index 1"/>
-    <w:lsdException w:unhideWhenUsed="0" w:uiPriority="0" w:semiHidden="0" w:name="index 2"/>
-    <w:lsdException w:unhideWhenUsed="0" w:uiPriority="0" w:semiHidden="0" w:name="index 3"/>
-    <w:lsdException w:unhideWhenUsed="0" w:uiPriority="0" w:semiHidden="0" w:name="index 4"/>
-    <w:lsdException w:unhideWhenUsed="0" w:uiPriority="0" w:semiHidden="0" w:name="index 5"/>
-    <w:lsdException w:unhideWhenUsed="0" w:uiPriority="0" w:semiHidden="0" w:name="index 6"/>
-    <w:lsdException w:unhideWhenUsed="0" w:uiPriority="0" w:semiHidden="0" w:name="index 7"/>
-    <w:lsdException w:unhideWhenUsed="0" w:uiPriority="0" w:semiHidden="0" w:name="index 8"/>
-    <w:lsdException w:unhideWhenUsed="0" w:uiPriority="0" w:semiHidden="0" w:name="index 9"/>
-    <w:lsdException w:qFormat="1" w:unhideWhenUsed="0" w:uiPriority="0" w:semiHidden="0" w:name="toc 1"/>
-    <w:lsdException w:qFormat="1" w:unhideWhenUsed="0" w:uiPriority="0" w:semiHidden="0" w:name="toc 2"/>
-    <w:lsdException w:qFormat="1" w:unhideWhenUsed="0" w:uiPriority="0" w:semiHidden="0" w:name="toc 3"/>
-    <w:lsdException w:unhideWhenUsed="0" w:uiPriority="0" w:semiHidden="0" w:name="toc 4"/>
-    <w:lsdException w:unhideWhenUsed="0" w:uiPriority="0" w:semiHidden="0" w:name="toc 5"/>
-    <w:lsdException w:unhideWhenUsed="0" w:uiPriority="0" w:semiHidden="0" w:name="toc 6"/>
-    <w:lsdException w:unhideWhenUsed="0" w:uiPriority="0" w:semiHidden="0" w:name="toc 7"/>
-    <w:lsdException w:unhideWhenUsed="0" w:uiPriority="0" w:semiHidden="0" w:name="toc 8"/>
-    <w:lsdException w:unhideWhenUsed="0" w:uiPriority="0" w:semiHidden="0" w:name="toc 9"/>
-    <w:lsdException w:unhideWhenUsed="0" w:uiPriority="0" w:semiHidden="0" w:name="Normal Indent"/>
-    <w:lsdException w:unhideWhenUsed="0" w:uiPriority="0" w:semiHidden="0" w:name="footnote text"/>
-    <w:lsdException w:qFormat="1" w:unhideWhenUsed="0" w:uiPriority="0" w:semiHidden="0" w:name="annotation text"/>
-    <w:lsdException w:qFormat="1" w:unhideWhenUsed="0" w:uiPriority="0" w:semiHidden="0" w:name="header"/>
-    <w:lsdException w:qFormat="1" w:unhideWhenUsed="0" w:uiPriority="0" w:semiHidden="0" w:name="footer"/>
-    <w:lsdException w:unhideWhenUsed="0" w:uiPriority="0" w:semiHidden="0" w:name="index heading"/>
-    <w:lsdException w:qFormat="1" w:uiPriority="0" w:name="caption"/>
-    <w:lsdException w:unhideWhenUsed="0" w:uiPriority="0" w:semiHidden="0" w:name="table of figures"/>
-    <w:lsdException w:unhideWhenUsed="0" w:uiPriority="0" w:semiHidden="0" w:name="envelope address"/>
-    <w:lsdException w:unhideWhenUsed="0" w:uiPriority="0" w:semiHidden="0" w:name="envelope return"/>
-    <w:lsdException w:unhideWhenUsed="0" w:uiPriority="0" w:semiHidden="0" w:name="footnote reference"/>
-    <w:lsdException w:unhideWhenUsed="0" w:uiPriority="0" w:semiHidden="0" w:name="annotation reference"/>
-    <w:lsdException w:unhideWhenUsed="0" w:uiPriority="0" w:semiHidden="0" w:name="line number"/>
-    <w:lsdException w:unhideWhenUsed="0" w:uiPriority="0" w:semiHidden="0" w:name="page number"/>
-    <w:lsdException w:unhideWhenUsed="0" w:uiPriority="0" w:semiHidden="0" w:name="endnote reference"/>
-    <w:lsdException w:unhideWhenUsed="0" w:uiPriority="0" w:semiHidden="0" w:name="endnote text"/>
-    <w:lsdException w:unhideWhenUsed="0" w:uiPriority="0" w:semiHidden="0" w:name="table of authorities"/>
-    <w:lsdException w:unhideWhenUsed="0" w:uiPriority="0" w:semiHidden="0" w:name="macro"/>
-    <w:lsdException w:unhideWhenUsed="0" w:uiPriority="0" w:semiHidden="0" w:name="toa heading"/>
-    <w:lsdException w:unhideWhenUsed="0" w:uiPriority="0" w:semiHidden="0" w:name="List"/>
-    <w:lsdException w:unhideWhenUsed="0" w:uiPriority="0" w:semiHidden="0" w:name="List Bullet"/>
-    <w:lsdException w:unhideWhenUsed="0" w:uiPriority="0" w:semiHidden="0" w:name="List Number"/>
-    <w:lsdException w:unhideWhenUsed="0" w:uiPriority="0" w:semiHidden="0" w:name="List 2"/>
-    <w:lsdException w:unhideWhenUsed="0" w:uiPriority="0" w:semiHidden="0" w:name="List 3"/>
-    <w:lsdException w:unhideWhenUsed="0" w:uiPriority="0" w:semiHidden="0" w:name="List 4"/>
-    <w:lsdException w:unhideWhenUsed="0" w:uiPriority="0" w:semiHidden="0" w:name="List 5"/>
-    <w:lsdException w:unhideWhenUsed="0" w:uiPriority="0" w:semiHidden="0" w:name="List Bullet 2"/>
-    <w:lsdException w:unhideWhenUsed="0" w:uiPriority="0" w:semiHidden="0" w:name="List Bullet 3"/>
-    <w:lsdException w:unhideWhenUsed="0" w:uiPriority="0" w:semiHidden="0" w:name="List Bullet 4"/>
-    <w:lsdException w:unhideWhenUsed="0" w:uiPriority="0" w:semiHidden="0" w:name="List Bullet 5"/>
-    <w:lsdException w:unhideWhenUsed="0" w:uiPriority="0" w:semiHidden="0" w:name="List Number 2"/>
-    <w:lsdException w:unhideWhenUsed="0" w:uiPriority="0" w:semiHidden="0" w:name="List Number 3"/>
-    <w:lsdException w:unhideWhenUsed="0" w:uiPriority="0" w:semiHidden="0" w:name="List Number 4"/>
-    <w:lsdException w:unhideWhenUsed="0" w:uiPriority="0" w:semiHidden="0" w:name="List Number 5"/>
-    <w:lsdException w:qFormat="1" w:unhideWhenUsed="0" w:uiPriority="0" w:semiHidden="0" w:name="Title"/>
-    <w:lsdException w:unhideWhenUsed="0" w:uiPriority="0" w:semiHidden="0" w:name="Closing"/>
-    <w:lsdException w:unhideWhenUsed="0" w:uiPriority="0" w:semiHidden="0" w:name="Signature"/>
-    <w:lsdException w:qFormat="1" w:unhideWhenUsed="0" w:uiPriority="0" w:name="Default Paragraph Font"/>
-    <w:lsdException w:qFormat="1" w:unhideWhenUsed="0" w:uiPriority="0" w:name="Body Text"/>
-    <w:lsdException w:unhideWhenUsed="0" w:uiPriority="0" w:semiHidden="0" w:name="Body Text Indent"/>
-    <w:lsdException w:unhideWhenUsed="0" w:uiPriority="0" w:semiHidden="0" w:name="List Continue"/>
-    <w:lsdException w:unhideWhenUsed="0" w:uiPriority="0" w:semiHidden="0" w:name="List Continue 2"/>
-    <w:lsdException w:unhideWhenUsed="0" w:uiPriority="0" w:semiHidden="0" w:name="List Continue 3"/>
-    <w:lsdException w:unhideWhenUsed="0" w:uiPriority="0" w:semiHidden="0" w:name="List Continue 4"/>
-    <w:lsdException w:unhideWhenUsed="0" w:uiPriority="0" w:semiHidden="0" w:name="List Continue 5"/>
-    <w:lsdException w:unhideWhenUsed="0" w:uiPriority="0" w:semiHidden="0" w:name="Message Header"/>
-    <w:lsdException w:qFormat="1" w:unhideWhenUsed="0" w:uiPriority="0" w:semiHidden="0" w:name="Subtitle"/>
-    <w:lsdException w:unhideWhenUsed="0" w:uiPriority="0" w:semiHidden="0" w:name="Salutation"/>
-    <w:lsdException w:unhideWhenUsed="0" w:uiPriority="0" w:semiHidden="0" w:name="Date"/>
-    <w:lsdException w:unhideWhenUsed="0" w:uiPriority="0" w:semiHidden="0" w:name="Body Text First Indent"/>
-    <w:lsdException w:unhideWhenUsed="0" w:uiPriority="0" w:semiHidden="0" w:name="Body Text First Indent 2"/>
-    <w:lsdException w:uiPriority="99" w:name="Note Heading"/>
-    <w:lsdException w:unhideWhenUsed="0" w:uiPriority="0" w:semiHidden="0" w:name="Body Text 2"/>
-    <w:lsdException w:unhideWhenUsed="0" w:uiPriority="0" w:semiHidden="0" w:name="Body Text 3"/>
-    <w:lsdException w:unhideWhenUsed="0" w:uiPriority="0" w:semiHidden="0" w:name="Body Text Indent 2"/>
-    <w:lsdException w:unhideWhenUsed="0" w:uiPriority="0" w:semiHidden="0" w:name="Body Text Indent 3"/>
-    <w:lsdException w:unhideWhenUsed="0" w:uiPriority="0" w:semiHidden="0" w:name="Block Text"/>
-    <w:lsdException w:unhideWhenUsed="0" w:uiPriority="0" w:semiHidden="0" w:name="Hyperlink"/>
-    <w:lsdException w:unhideWhenUsed="0" w:uiPriority="0" w:semiHidden="0" w:name="FollowedHyperlink"/>
-    <w:lsdException w:qFormat="1" w:unhideWhenUsed="0" w:uiPriority="0" w:semiHidden="0" w:name="Strong"/>
-    <w:lsdException w:qFormat="1" w:unhideWhenUsed="0" w:uiPriority="0" w:semiHidden="0" w:name="Emphasis"/>
-    <w:lsdException w:unhideWhenUsed="0" w:uiPriority="0" w:semiHidden="0" w:name="Document Map"/>
-    <w:lsdException w:unhideWhenUsed="0" w:uiPriority="0" w:semiHidden="0" w:name="Plain Text"/>
-    <w:lsdException w:unhideWhenUsed="0" w:uiPriority="0" w:semiHidden="0" w:name="E-mail Signature"/>
-    <w:lsdException w:qFormat="1" w:unhideWhenUsed="0" w:uiPriority="0" w:semiHidden="0" w:name="Normal (Web)"/>
-    <w:lsdException w:unhideWhenUsed="0" w:uiPriority="0" w:semiHidden="0" w:name="HTML Acronym"/>
-    <w:lsdException w:unhideWhenUsed="0" w:uiPriority="0" w:semiHidden="0" w:name="HTML Address"/>
-    <w:lsdException w:unhideWhenUsed="0" w:uiPriority="0" w:semiHidden="0" w:name="HTML Cite"/>
-    <w:lsdException w:unhideWhenUsed="0" w:uiPriority="0" w:semiHidden="0" w:name="HTML Code"/>
-    <w:lsdException w:unhideWhenUsed="0" w:uiPriority="0" w:semiHidden="0" w:name="HTML Definition"/>
-    <w:lsdException w:unhideWhenUsed="0" w:uiPriority="0" w:semiHidden="0" w:name="HTML Keyboard"/>
-    <w:lsdException w:unhideWhenUsed="0" w:uiPriority="0" w:semiHidden="0" w:name="HTML Preformatted"/>
-    <w:lsdException w:unhideWhenUsed="0" w:uiPriority="0" w:semiHidden="0" w:name="HTML Sample"/>
-    <w:lsdException w:unhideWhenUsed="0" w:uiPriority="0" w:semiHidden="0" w:name="HTML Typewriter"/>
-    <w:lsdException w:unhideWhenUsed="0" w:uiPriority="0" w:semiHidden="0" w:name="HTML Variable"/>
-    <w:lsdException w:qFormat="1" w:unhideWhenUsed="0" w:uiPriority="0" w:name="Normal Table"/>
-    <w:lsdException w:unhideWhenUsed="0" w:uiPriority="0" w:semiHidden="0" w:name="annotation subject"/>
-    <w:lsdException w:unhideWhenUsed="0" w:uiPriority="0" w:semiHidden="0" w:name="Table Simple 1"/>
-    <w:lsdException w:unhideWhenUsed="0" w:uiPriority="0" w:semiHidden="0" w:name="Table Simple 2"/>
-    <w:lsdException w:unhideWhenUsed="0" w:uiPriority="0" w:semiHidden="0" w:name="Table Simple 3"/>
-    <w:lsdException w:unhideWhenUsed="0" w:uiPriority="0" w:semiHidden="0" w:name="Table Classic 1"/>
-    <w:lsdException w:unhideWhenUsed="0" w:uiPriority="0" w:semiHidden="0" w:name="Table Classic 2"/>
-    <w:lsdException w:unhideWhenUsed="0" w:uiPriority="0" w:semiHidden="0" w:name="Table Classic 3"/>
-    <w:lsdException w:unhideWhenUsed="0" w:uiPriority="0" w:semiHidden="0" w:name="Table Classic 4"/>
-    <w:lsdException w:unhideWhenUsed="0" w:uiPriority="0" w:semiHidden="0" w:name="Table Colorful 1"/>
-    <w:lsdException w:unhideWhenUsed="0" w:uiPriority="0" w:semiHidden="0" w:name="Table Colorful 2"/>
-    <w:lsdException w:unhideWhenUsed="0" w:uiPriority="0" w:semiHidden="0" w:name="Table Colorful 3"/>
-    <w:lsdException w:unhideWhenUsed="0" w:uiPriority="0" w:semiHidden="0" w:name="Table Columns 1"/>
-    <w:lsdException w:unhideWhenUsed="0" w:uiPriority="0" w:semiHidden="0" w:name="Table Columns 2"/>
-    <w:lsdException w:unhideWhenUsed="0" w:uiPriority="0" w:semiHidden="0" w:name="Table Columns 3"/>
-    <w:lsdException w:unhideWhenUsed="0" w:uiPriority="0" w:semiHidden="0" w:name="Table Columns 4"/>
-    <w:lsdException w:unhideWhenUsed="0" w:uiPriority="0" w:semiHidden="0" w:name="Table Columns 5"/>
-    <w:lsdException w:unhideWhenUsed="0" w:uiPriority="0" w:semiHidden="0" w:name="Table Grid 1"/>
-    <w:lsdException w:unhideWhenUsed="0" w:uiPriority="0" w:semiHidden="0" w:name="Table Grid 2"/>
-    <w:lsdException w:unhideWhenUsed="0" w:uiPriority="0" w:semiHidden="0" w:name="Table Grid 3"/>
-    <w:lsdException w:unhideWhenUsed="0" w:uiPriority="0" w:semiHidden="0" w:name="Table Grid 4"/>
-    <w:lsdException w:unhideWhenUsed="0" w:uiPriority="0" w:semiHidden="0" w:name="Table Grid 5"/>
-    <w:lsdException w:unhideWhenUsed="0" w:uiPriority="0" w:semiHidden="0" w:name="Table Grid 6"/>
-    <w:lsdException w:unhideWhenUsed="0" w:uiPriority="0" w:semiHidden="0" w:name="Table Grid 7"/>
-    <w:lsdException w:unhideWhenUsed="0" w:uiPriority="0" w:semiHidden="0" w:name="Table Grid 8"/>
-    <w:lsdException w:unhideWhenUsed="0" w:uiPriority="0" w:semiHidden="0" w:name="Table List 1"/>
-    <w:lsdException w:unhideWhenUsed="0" w:uiPriority="0" w:semiHidden="0" w:name="Table List 2"/>
-    <w:lsdException w:unhideWhenUsed="0" w:uiPriority="0" w:semiHidden="0" w:name="Table List 3"/>
-    <w:lsdException w:unhideWhenUsed="0" w:uiPriority="0" w:semiHidden="0" w:name="Table List 4"/>
-    <w:lsdException w:unhideWhenUsed="0" w:uiPriority="0" w:semiHidden="0" w:name="Table List 5"/>
-    <w:lsdException w:unhideWhenUsed="0" w:uiPriority="0" w:semiHidden="0" w:name="Table List 6"/>
-    <w:lsdException w:unhideWhenUsed="0" w:uiPriority="0" w:semiHidden="0" w:name="Table List 7"/>
-    <w:lsdException w:unhideWhenUsed="0" w:uiPriority="0" w:semiHidden="0" w:name="Table List 8"/>
-    <w:lsdException w:unhideWhenUsed="0" w:uiPriority="0" w:semiHidden="0" w:name="Table 3D effects 1"/>
-    <w:lsdException w:unhideWhenUsed="0" w:uiPriority="0" w:semiHidden="0" w:name="Table 3D effects 2"/>
-    <w:lsdException w:unhideWhenUsed="0" w:uiPriority="0" w:semiHidden="0" w:name="Table 3D effects 3"/>
-    <w:lsdException w:unhideWhenUsed="0" w:uiPriority="0" w:semiHidden="0" w:name="Table Contemporary"/>
-    <w:lsdException w:unhideWhenUsed="0" w:uiPriority="0" w:semiHidden="0" w:name="Table Elegant"/>
-    <w:lsdException w:unhideWhenUsed="0" w:uiPriority="0" w:semiHidden="0" w:name="Table Professional"/>
-    <w:lsdException w:unhideWhenUsed="0" w:uiPriority="0" w:semiHidden="0" w:name="Table Subtle 1"/>
-    <w:lsdException w:unhideWhenUsed="0" w:uiPriority="0" w:semiHidden="0" w:name="Table Subtle 2"/>
-    <w:lsdException w:unhideWhenUsed="0" w:uiPriority="0" w:semiHidden="0" w:name="Table Web 1"/>
-    <w:lsdException w:unhideWhenUsed="0" w:uiPriority="0" w:semiHidden="0" w:name="Table Web 2"/>
-    <w:lsdException w:unhideWhenUsed="0" w:uiPriority="0" w:semiHidden="0" w:name="Table Web 3"/>
-    <w:lsdException w:unhideWhenUsed="0" w:uiPriority="0" w:semiHidden="0" w:name="Balloon Text"/>
-    <w:lsdException w:qFormat="1" w:unhideWhenUsed="0" w:uiPriority="0" w:semiHidden="0" w:name="Table Grid"/>
-    <w:lsdException w:unhideWhenUsed="0" w:uiPriority="0" w:semiHidden="0" w:name="Table Theme"/>
-    <w:lsdException w:unhideWhenUsed="0" w:uiPriority="60" w:semiHidden="0" w:name="Light Shading"/>
-    <w:lsdException w:unhideWhenUsed="0" w:uiPriority="61" w:semiHidden="0" w:name="Light List"/>
-    <w:lsdException w:unhideWhenUsed="0" w:uiPriority="62" w:semiHidden="0" w:name="Light Grid"/>
-    <w:lsdException w:unhideWhenUsed="0" w:uiPriority="63" w:semiHidden="0" w:name="Medium Shading 1"/>
-    <w:lsdException w:unhideWhenUsed="0" w:uiPriority="64" w:semiHidden="0" w:name="Medium Shading 2"/>
-    <w:lsdException w:unhideWhenUsed="0" w:uiPriority="65" w:semiHidden="0" w:name="Medium List 1"/>
-    <w:lsdException w:unhideWhenUsed="0" w:uiPriority="66" w:semiHidden="0" w:name="Medium List 2"/>
-    <w:lsdException w:unhideWhenUsed="0" w:uiPriority="67" w:semiHidden="0" w:name="Medium Grid 1"/>
-    <w:lsdException w:unhideWhenUsed="0" w:uiPriority="68" w:semiHidden="0" w:name="Medium Grid 2"/>
-    <w:lsdException w:unhideWhenUsed="0" w:uiPriority="69" w:semiHidden="0" w:name="Medium Grid 3"/>
-    <w:lsdException w:unhideWhenUsed="0" w:uiPriority="70" w:semiHidden="0" w:name="Dark List"/>
-    <w:lsdException w:unhideWhenUsed="0" w:uiPriority="71" w:semiHidden="0" w:name="Colorful Shading"/>
-    <w:lsdException w:unhideWhenUsed="0" w:uiPriority="72" w:semiHidden="0" w:name="Colorful List"/>
-    <w:lsdException w:unhideWhenUsed="0" w:uiPriority="73" w:semiHidden="0" w:name="Colorful Grid"/>
-    <w:lsdException w:unhideWhenUsed="0" w:uiPriority="60" w:semiHidden="0" w:name="Light Shading Accent 1"/>
-    <w:lsdException w:unhideWhenUsed="0" w:uiPriority="61" w:semiHidden="0" w:name="Light List Accent 1"/>
-    <w:lsdException w:unhideWhenUsed="0" w:uiPriority="62" w:semiHidden="0" w:name="Light Grid Accent 1"/>
-    <w:lsdException w:unhideWhenUsed="0" w:uiPriority="63" w:semiHidden="0" w:name="Medium Shading 1 Accent 1"/>
-    <w:lsdException w:unhideWhenUsed="0" w:uiPriority="64" w:semiHidden="0" w:name="Medium Shading 2 Accent 1"/>
-    <w:lsdException w:unhideWhenUsed="0" w:uiPriority="65" w:semiHidden="0" w:name="Medium List 1 Accent 1"/>
-    <w:lsdException w:unhideWhenUsed="0" w:uiPriority="66" w:semiHidden="0" w:name="Medium List 2 Accent 1"/>
-    <w:lsdException w:unhideWhenUsed="0" w:uiPriority="67" w:semiHidden="0" w:name="Medium Grid 1 Accent 1"/>
-    <w:lsdException w:unhideWhenUsed="0" w:uiPriority="68" w:semiHidden="0" w:name="Medium Grid 2 Accent 1"/>
-    <w:lsdException w:unhideWhenUsed="0" w:uiPriority="69" w:semiHidden="0" w:name="Medium Grid 3 Accent 1"/>
-    <w:lsdException w:unhideWhenUsed="0" w:uiPriority="70" w:semiHidden="0" w:name="Dark List Accent 1"/>
-    <w:lsdException w:unhideWhenUsed="0" w:uiPriority="71" w:semiHidden="0" w:name="Colorful Shading Accent 1"/>
-    <w:lsdException w:unhideWhenUsed="0" w:uiPriority="72" w:semiHidden="0" w:name="Colorful List Accent 1"/>
-    <w:lsdException w:unhideWhenUsed="0" w:uiPriority="73" w:semiHidden="0" w:name="Colorful Grid Accent 1"/>
-    <w:lsdException w:unhideWhenUsed="0" w:uiPriority="60" w:semiHidden="0" w:name="Light Shading Accent 2"/>
-    <w:lsdException w:unhideWhenUsed="0" w:uiPriority="61" w:semiHidden="0" w:name="Light List Accent 2"/>
-    <w:lsdException w:unhideWhenUsed="0" w:uiPriority="62" w:semiHidden="0" w:name="Light Grid Accent 2"/>
-    <w:lsdException w:unhideWhenUsed="0" w:uiPriority="63" w:semiHidden="0" w:name="Medium Shading 1 Accent 2"/>
-    <w:lsdException w:unhideWhenUsed="0" w:uiPriority="64" w:semiHidden="0" w:name="Medium Shading 2 Accent 2"/>
-    <w:lsdException w:unhideWhenUsed="0" w:uiPriority="65" w:semiHidden="0" w:name="Medium List 1 Accent 2"/>
-    <w:lsdException w:unhideWhenUsed="0" w:uiPriority="66" w:semiHidden="0" w:name="Medium List 2 Accent 2"/>
-    <w:lsdException w:unhideWhenUsed="0" w:uiPriority="67" w:semiHidden="0" w:name="Medium Grid 1 Accent 2"/>
-    <w:lsdException w:unhideWhenUsed="0" w:uiPriority="68" w:semiHidden="0" w:name="Medium Grid 2 Accent 2"/>
-    <w:lsdException w:unhideWhenUsed="0" w:uiPriority="69" w:semiHidden="0" w:name="Medium Grid 3 Accent 2"/>
-    <w:lsdException w:unhideWhenUsed="0" w:uiPriority="70" w:semiHidden="0" w:name="Dark List Accent 2"/>
-    <w:lsdException w:unhideWhenUsed="0" w:uiPriority="71" w:semiHidden="0" w:name="Colorful Shading Accent 2"/>
-    <w:lsdException w:unhideWhenUsed="0" w:uiPriority="72" w:semiHidden="0" w:name="Colorful List Accent 2"/>
-    <w:lsdException w:unhideWhenUsed="0" w:uiPriority="73" w:semiHidden="0" w:name="Colorful Grid Accent 2"/>
-    <w:lsdException w:unhideWhenUsed="0" w:uiPriority="60" w:semiHidden="0" w:name="Light Shading Accent 3"/>
-    <w:lsdException w:unhideWhenUsed="0" w:uiPriority="61" w:semiHidden="0" w:name="Light List Accent 3"/>
-    <w:lsdException w:unhideWhenUsed="0" w:uiPriority="62" w:semiHidden="0" w:name="Light Grid Accent 3"/>
-    <w:lsdException w:unhideWhenUsed="0" w:uiPriority="63" w:semiHidden="0" w:name="Medium Shading 1 Accent 3"/>
-    <w:lsdException w:unhideWhenUsed="0" w:uiPriority="64" w:semiHidden="0" w:name="Medium Shading 2 Accent 3"/>
-    <w:lsdException w:unhideWhenUsed="0" w:uiPriority="65" w:semiHidden="0" w:name="Medium List 1 Accent 3"/>
-    <w:lsdException w:unhideWhenUsed="0" w:uiPriority="66" w:semiHidden="0" w:name="Medium List 2 Accent 3"/>
-    <w:lsdException w:unhideWhenUsed="0" w:uiPriority="67" w:semiHidden="0" w:name="Medium Grid 1 Accent 3"/>
-    <w:lsdException w:unhideWhenUsed="0" w:uiPriority="68" w:semiHidden="0" w:name="Medium Grid 2 Accent 3"/>
-    <w:lsdException w:unhideWhenUsed="0" w:uiPriority="69" w:semiHidden="0" w:name="Medium Grid 3 Accent 3"/>
-    <w:lsdException w:unhideWhenUsed="0" w:uiPriority="70" w:semiHidden="0" w:name="Dark List Accent 3"/>
-    <w:lsdException w:unhideWhenUsed="0" w:uiPriority="71" w:semiHidden="0" w:name="Colorful Shading Accent 3"/>
-    <w:lsdException w:unhideWhenUsed="0" w:uiPriority="72" w:semiHidden="0" w:name="Colorful List Accent 3"/>
-    <w:lsdException w:unhideWhenUsed="0" w:uiPriority="73" w:semiHidden="0" w:name="Colorful Grid Accent 3"/>
-    <w:lsdException w:unhideWhenUsed="0" w:uiPriority="60" w:semiHidden="0" w:name="Light Shading Accent 4"/>
-    <w:lsdException w:unhideWhenUsed="0" w:uiPriority="61" w:semiHidden="0" w:name="Light List Accent 4"/>
-    <w:lsdException w:unhideWhenUsed="0" w:uiPriority="62" w:semiHidden="0" w:name="Light Grid Accent 4"/>
-    <w:lsdException w:unhideWhenUsed="0" w:uiPriority="63" w:semiHidden="0" w:name="Medium Shading 1 Accent 4"/>
-    <w:lsdException w:unhideWhenUsed="0" w:uiPriority="64" w:semiHidden="0" w:name="Medium Shading 2 Accent 4"/>
-    <w:lsdException w:unhideWhenUsed="0" w:uiPriority="65" w:semiHidden="0" w:name="Medium List 1 Accent 4"/>
-    <w:lsdException w:unhideWhenUsed="0" w:uiPriority="66" w:semiHidden="0" w:name="Medium List 2 Accent 4"/>
-    <w:lsdException w:unhideWhenUsed="0" w:uiPriority="67" w:semiHidden="0" w:name="Medium Grid 1 Accent 4"/>
-    <w:lsdException w:unhideWhenUsed="0" w:uiPriority="68" w:semiHidden="0" w:name="Medium Grid 2 Accent 4"/>
-    <w:lsdException w:unhideWhenUsed="0" w:uiPriority="69" w:semiHidden="0" w:name="Medium Grid 3 Accent 4"/>
-    <w:lsdException w:unhideWhenUsed="0" w:uiPriority="70" w:semiHidden="0" w:name="Dark List Accent 4"/>
-    <w:lsdException w:unhideWhenUsed="0" w:uiPriority="71" w:semiHidden="0" w:name="Colorful Shading Accent 4"/>
-    <w:lsdException w:unhideWhenUsed="0" w:uiPriority="72" w:semiHidden="0" w:name="Colorful List Accent 4"/>
-    <w:lsdException w:unhideWhenUsed="0" w:uiPriority="73" w:semiHidden="0" w:name="Colorful Grid Accent 4"/>
-    <w:lsdException w:unhideWhenUsed="0" w:uiPriority="60" w:semiHidden="0" w:name="Light Shading Accent 5"/>
-    <w:lsdException w:unhideWhenUsed="0" w:uiPriority="61" w:semiHidden="0" w:name="Light List Accent 5"/>
-    <w:lsdException w:unhideWhenUsed="0" w:uiPriority="62" w:semiHidden="0" w:name="Light Grid Accent 5"/>
-    <w:lsdException w:unhideWhenUsed="0" w:uiPriority="63" w:semiHidden="0" w:name="Medium Shading 1 Accent 5"/>
-    <w:lsdException w:unhideWhenUsed="0" w:uiPriority="64" w:semiHidden="0" w:name="Medium Shading 2 Accent 5"/>
-    <w:lsdException w:unhideWhenUsed="0" w:uiPriority="65" w:semiHidden="0" w:name="Medium List 1 Accent 5"/>
-    <w:lsdException w:unhideWhenUsed="0" w:uiPriority="66" w:semiHidden="0" w:name="Medium List 2 Accent 5"/>
-    <w:lsdException w:unhideWhenUsed="0" w:uiPriority="67" w:semiHidden="0" w:name="Medium Grid 1 Accent 5"/>
-    <w:lsdException w:unhideWhenUsed="0" w:uiPriority="68" w:semiHidden="0" w:name="Medium Grid 2 Accent 5"/>
-    <w:lsdException w:unhideWhenUsed="0" w:uiPriority="69" w:semiHidden="0" w:name="Medium Grid 3 Accent 5"/>
-    <w:lsdException w:unhideWhenUsed="0" w:uiPriority="70" w:semiHidden="0" w:name="Dark List Accent 5"/>
-    <w:lsdException w:unhideWhenUsed="0" w:uiPriority="71" w:semiHidden="0" w:name="Colorful Shading Accent 5"/>
-    <w:lsdException w:unhideWhenUsed="0" w:uiPriority="72" w:semiHidden="0" w:name="Colorful List Accent 5"/>
-    <w:lsdException w:unhideWhenUsed="0" w:uiPriority="73" w:semiHidden="0" w:name="Colorful Grid Accent 5"/>
-    <w:lsdException w:unhideWhenUsed="0" w:uiPriority="60" w:semiHidden="0" w:name="Light Shading Accent 6"/>
-    <w:lsdException w:unhideWhenUsed="0" w:uiPriority="61" w:semiHidden="0" w:name="Light List Accent 6"/>
-    <w:lsdException w:unhideWhenUsed="0" w:uiPriority="62" w:semiHidden="0" w:name="Light Grid Accent 6"/>
-    <w:lsdException w:unhideWhenUsed="0" w:uiPriority="63" w:semiHidden="0" w:name="Medium Shading 1 Accent 6"/>
-    <w:lsdException w:unhideWhenUsed="0" w:uiPriority="64" w:semiHidden="0" w:name="Medium Shading 2 Accent 6"/>
-    <w:lsdException w:unhideWhenUsed="0" w:uiPriority="65" w:semiHidden="0" w:name="Medium List 1 Accent 6"/>
-    <w:lsdException w:unhideWhenUsed="0" w:uiPriority="66" w:semiHidden="0" w:name="Medium List 2 Accent 6"/>
-    <w:lsdException w:unhideWhenUsed="0" w:uiPriority="67" w:semiHidden="0" w:name="Medium Grid 1 Accent 6"/>
-    <w:lsdException w:unhideWhenUsed="0" w:uiPriority="68" w:semiHidden="0" w:name="Medium Grid 2 Accent 6"/>
-    <w:lsdException w:unhideWhenUsed="0" w:uiPriority="69" w:semiHidden="0" w:name="Medium Grid 3 Accent 6"/>
-    <w:lsdException w:unhideWhenUsed="0" w:uiPriority="70" w:semiHidden="0" w:name="Dark List Accent 6"/>
-    <w:lsdException w:unhideWhenUsed="0" w:uiPriority="71" w:semiHidden="0" w:name="Colorful Shading Accent 6"/>
-    <w:lsdException w:unhideWhenUsed="0" w:uiPriority="72" w:semiHidden="0" w:name="Colorful List Accent 6"/>
-    <w:lsdException w:unhideWhenUsed="0" w:uiPriority="73" w:semiHidden="0" w:name="Colorful Grid Accent 6"/>
+  <w:latentStyles w:defLockedState="0" w:defUIPriority="99" w:defSemiHidden="1" w:defUnhideWhenUsed="1" w:defQFormat="0" w:count="260">
+    <w:lsdException w:name="Normal" w:semiHidden="0" w:uiPriority="0" w:unhideWhenUsed="0" w:qFormat="1"/>
+    <w:lsdException w:name="heading 1" w:semiHidden="0" w:uiPriority="0" w:unhideWhenUsed="0" w:qFormat="1"/>
+    <w:lsdException w:name="heading 2" w:semiHidden="0" w:uiPriority="0" w:qFormat="1"/>
+    <w:lsdException w:name="heading 3" w:uiPriority="0" w:qFormat="1"/>
+    <w:lsdException w:name="heading 4" w:semiHidden="0" w:uiPriority="0" w:qFormat="1"/>
+    <w:lsdException w:name="heading 5" w:uiPriority="0" w:qFormat="1"/>
+    <w:lsdException w:name="heading 6" w:uiPriority="0" w:qFormat="1"/>
+    <w:lsdException w:name="heading 7" w:uiPriority="0" w:qFormat="1"/>
+    <w:lsdException w:name="heading 8" w:uiPriority="0" w:qFormat="1"/>
+    <w:lsdException w:name="heading 9" w:uiPriority="0" w:qFormat="1"/>
+    <w:lsdException w:name="index 1" w:semiHidden="0" w:uiPriority="0" w:unhideWhenUsed="0"/>
+    <w:lsdException w:name="index 2" w:semiHidden="0" w:uiPriority="0" w:unhideWhenUsed="0"/>
+    <w:lsdException w:name="index 3" w:semiHidden="0" w:uiPriority="0" w:unhideWhenUsed="0"/>
+    <w:lsdException w:name="index 4" w:semiHidden="0" w:uiPriority="0" w:unhideWhenUsed="0"/>
+    <w:lsdException w:name="index 5" w:semiHidden="0" w:uiPriority="0" w:unhideWhenUsed="0"/>
+    <w:lsdException w:name="index 6" w:semiHidden="0" w:uiPriority="0" w:unhideWhenUsed="0"/>
+    <w:lsdException w:name="index 7" w:semiHidden="0" w:uiPriority="0" w:unhideWhenUsed="0"/>
+    <w:lsdException w:name="index 8" w:semiHidden="0" w:uiPriority="0" w:unhideWhenUsed="0"/>
+    <w:lsdException w:name="index 9" w:semiHidden="0" w:uiPriority="0" w:unhideWhenUsed="0"/>
+    <w:lsdException w:name="toc 1" w:semiHidden="0" w:uiPriority="0" w:unhideWhenUsed="0" w:qFormat="1"/>
+    <w:lsdException w:name="toc 2" w:semiHidden="0" w:uiPriority="0" w:unhideWhenUsed="0" w:qFormat="1"/>
+    <w:lsdException w:name="toc 3" w:semiHidden="0" w:uiPriority="0" w:unhideWhenUsed="0" w:qFormat="1"/>
+    <w:lsdException w:name="toc 4" w:semiHidden="0" w:uiPriority="0" w:unhideWhenUsed="0"/>
+    <w:lsdException w:name="toc 5" w:semiHidden="0" w:uiPriority="0" w:unhideWhenUsed="0"/>
+    <w:lsdException w:name="toc 6" w:semiHidden="0" w:uiPriority="0" w:unhideWhenUsed="0"/>
+    <w:lsdException w:name="toc 7" w:semiHidden="0" w:uiPriority="0" w:unhideWhenUsed="0"/>
+    <w:lsdException w:name="toc 8" w:semiHidden="0" w:uiPriority="0" w:unhideWhenUsed="0"/>
+    <w:lsdException w:name="toc 9" w:semiHidden="0" w:uiPriority="0" w:unhideWhenUsed="0"/>
+    <w:lsdException w:name="Normal Indent" w:semiHidden="0" w:uiPriority="0" w:unhideWhenUsed="0"/>
+    <w:lsdException w:name="footnote text" w:semiHidden="0" w:uiPriority="0" w:unhideWhenUsed="0"/>
+    <w:lsdException w:name="annotation text" w:semiHidden="0" w:uiPriority="0" w:unhideWhenUsed="0" w:qFormat="1"/>
+    <w:lsdException w:name="header" w:semiHidden="0" w:uiPriority="0" w:unhideWhenUsed="0" w:qFormat="1"/>
+    <w:lsdException w:name="footer" w:semiHidden="0" w:uiPriority="0" w:unhideWhenUsed="0" w:qFormat="1"/>
+    <w:lsdException w:name="index heading" w:semiHidden="0" w:uiPriority="0" w:unhideWhenUsed="0"/>
+    <w:lsdException w:name="caption" w:uiPriority="0" w:qFormat="1"/>
+    <w:lsdException w:name="table of figures" w:semiHidden="0" w:uiPriority="0" w:unhideWhenUsed="0"/>
+    <w:lsdException w:name="envelope address" w:semiHidden="0" w:uiPriority="0" w:unhideWhenUsed="0"/>
+    <w:lsdException w:name="envelope return" w:semiHidden="0" w:uiPriority="0" w:unhideWhenUsed="0"/>
+    <w:lsdException w:name="footnote reference" w:semiHidden="0" w:uiPriority="0" w:unhideWhenUsed="0"/>
+    <w:lsdException w:name="annotation reference" w:semiHidden="0" w:uiPriority="0" w:unhideWhenUsed="0"/>
+    <w:lsdException w:name="line number" w:semiHidden="0" w:uiPriority="0" w:unhideWhenUsed="0"/>
+    <w:lsdException w:name="page number" w:semiHidden="0" w:uiPriority="0" w:unhideWhenUsed="0"/>
+    <w:lsdException w:name="endnote reference" w:semiHidden="0" w:uiPriority="0" w:unhideWhenUsed="0"/>
+    <w:lsdException w:name="endnote text" w:semiHidden="0" w:uiPriority="0" w:unhideWhenUsed="0"/>
+    <w:lsdException w:name="table of authorities" w:semiHidden="0" w:uiPriority="0" w:unhideWhenUsed="0"/>
+    <w:lsdException w:name="macro" w:semiHidden="0" w:uiPriority="0" w:unhideWhenUsed="0"/>
+    <w:lsdException w:name="toa heading" w:semiHidden="0" w:uiPriority="0" w:unhideWhenUsed="0"/>
+    <w:lsdException w:name="List" w:semiHidden="0" w:uiPriority="0" w:unhideWhenUsed="0"/>
+    <w:lsdException w:name="List Bullet" w:semiHidden="0" w:uiPriority="0" w:unhideWhenUsed="0"/>
+    <w:lsdException w:name="List Number" w:semiHidden="0" w:uiPriority="0" w:unhideWhenUsed="0"/>
+    <w:lsdException w:name="List 2" w:semiHidden="0" w:uiPriority="0" w:unhideWhenUsed="0"/>
+    <w:lsdException w:name="List 3" w:semiHidden="0" w:uiPriority="0" w:unhideWhenUsed="0"/>
+    <w:lsdException w:name="List 4" w:semiHidden="0" w:uiPriority="0" w:unhideWhenUsed="0"/>
+    <w:lsdException w:name="List 5" w:semiHidden="0" w:uiPriority="0" w:unhideWhenUsed="0"/>
+    <w:lsdException w:name="List Bullet 2" w:semiHidden="0" w:uiPriority="0" w:unhideWhenUsed="0"/>
+    <w:lsdException w:name="List Bullet 3" w:semiHidden="0" w:uiPriority="0" w:unhideWhenUsed="0"/>
+    <w:lsdException w:name="List Bullet 4" w:semiHidden="0" w:uiPriority="0" w:unhideWhenUsed="0"/>
+    <w:lsdException w:name="List Bullet 5" w:semiHidden="0" w:uiPriority="0" w:unhideWhenUsed="0"/>
+    <w:lsdException w:name="List Number 2" w:semiHidden="0" w:uiPriority="0" w:unhideWhenUsed="0"/>
+    <w:lsdException w:name="List Number 3" w:semiHidden="0" w:uiPriority="0" w:unhideWhenUsed="0"/>
+    <w:lsdException w:name="List Number 4" w:semiHidden="0" w:uiPriority="0" w:unhideWhenUsed="0"/>
+    <w:lsdException w:name="List Number 5" w:semiHidden="0" w:uiPriority="0" w:unhideWhenUsed="0"/>
+    <w:lsdException w:name="Title" w:semiHidden="0" w:uiPriority="0" w:unhideWhenUsed="0" w:qFormat="1"/>
+    <w:lsdException w:name="Closing" w:semiHidden="0" w:uiPriority="0" w:unhideWhenUsed="0"/>
+    <w:lsdException w:name="Signature" w:semiHidden="0" w:uiPriority="0" w:unhideWhenUsed="0"/>
+    <w:lsdException w:name="Default Paragraph Font" w:uiPriority="0" w:unhideWhenUsed="0" w:qFormat="1"/>
+    <w:lsdException w:name="Body Text" w:uiPriority="0" w:unhideWhenUsed="0" w:qFormat="1"/>
+    <w:lsdException w:name="Body Text Indent" w:semiHidden="0" w:uiPriority="0" w:unhideWhenUsed="0"/>
+    <w:lsdException w:name="List Continue" w:semiHidden="0" w:uiPriority="0" w:unhideWhenUsed="0"/>
+    <w:lsdException w:name="List Continue 2" w:semiHidden="0" w:uiPriority="0" w:unhideWhenUsed="0"/>
+    <w:lsdException w:name="List Continue 3" w:semiHidden="0" w:uiPriority="0" w:unhideWhenUsed="0"/>
+    <w:lsdException w:name="List Continue 4" w:semiHidden="0" w:uiPriority="0" w:unhideWhenUsed="0"/>
+    <w:lsdException w:name="List Continue 5" w:semiHidden="0" w:uiPriority="0" w:unhideWhenUsed="0"/>
+    <w:lsdException w:name="Message Header" w:semiHidden="0" w:uiPriority="0" w:unhideWhenUsed="0"/>
+    <w:lsdException w:name="Subtitle" w:semiHidden="0" w:uiPriority="0" w:unhideWhenUsed="0" w:qFormat="1"/>
+    <w:lsdException w:name="Salutation" w:semiHidden="0" w:uiPriority="0" w:unhideWhenUsed="0"/>
+    <w:lsdException w:name="Date" w:semiHidden="0" w:uiPriority="0" w:unhideWhenUsed="0"/>
+    <w:lsdException w:name="Body Text First Indent" w:semiHidden="0" w:uiPriority="0" w:unhideWhenUsed="0"/>
+    <w:lsdException w:name="Body Text First Indent 2" w:semiHidden="0" w:uiPriority="0" w:unhideWhenUsed="0"/>
+    <w:lsdException w:name="Body Text 2" w:semiHidden="0" w:uiPriority="0" w:unhideWhenUsed="0"/>
+    <w:lsdException w:name="Body Text 3" w:semiHidden="0" w:uiPriority="0" w:unhideWhenUsed="0"/>
+    <w:lsdException w:name="Body Text Indent 2" w:semiHidden="0" w:uiPriority="0" w:unhideWhenUsed="0"/>
+    <w:lsdException w:name="Body Text Indent 3" w:semiHidden="0" w:uiPriority="0" w:unhideWhenUsed="0"/>
+    <w:lsdException w:name="Block Text" w:semiHidden="0" w:uiPriority="0" w:unhideWhenUsed="0"/>
+    <w:lsdException w:name="Hyperlink" w:semiHidden="0" w:uiPriority="0" w:unhideWhenUsed="0"/>
+    <w:lsdException w:name="FollowedHyperlink" w:semiHidden="0" w:uiPriority="0" w:unhideWhenUsed="0"/>
+    <w:lsdException w:name="Strong" w:semiHidden="0" w:uiPriority="0" w:unhideWhenUsed="0" w:qFormat="1"/>
+    <w:lsdException w:name="Emphasis" w:semiHidden="0" w:uiPriority="0" w:unhideWhenUsed="0" w:qFormat="1"/>
+    <w:lsdException w:name="Document Map" w:semiHidden="0" w:uiPriority="0" w:unhideWhenUsed="0"/>
+    <w:lsdException w:name="Plain Text" w:semiHidden="0" w:uiPriority="0" w:unhideWhenUsed="0"/>
+    <w:lsdException w:name="E-mail Signature" w:semiHidden="0" w:uiPriority="0" w:unhideWhenUsed="0"/>
+    <w:lsdException w:name="Normal (Web)" w:semiHidden="0" w:uiPriority="0" w:unhideWhenUsed="0" w:qFormat="1"/>
+    <w:lsdException w:name="HTML Acronym" w:semiHidden="0" w:uiPriority="0" w:unhideWhenUsed="0"/>
+    <w:lsdException w:name="HTML Address" w:semiHidden="0" w:uiPriority="0" w:unhideWhenUsed="0"/>
+    <w:lsdException w:name="HTML Cite" w:semiHidden="0" w:uiPriority="0" w:unhideWhenUsed="0"/>
+    <w:lsdException w:name="HTML Code" w:semiHidden="0" w:uiPriority="0" w:unhideWhenUsed="0"/>
+    <w:lsdException w:name="HTML Definition" w:semiHidden="0" w:uiPriority="0" w:unhideWhenUsed="0"/>
+    <w:lsdException w:name="HTML Keyboard" w:semiHidden="0" w:uiPriority="0" w:unhideWhenUsed="0"/>
+    <w:lsdException w:name="HTML Preformatted" w:semiHidden="0" w:uiPriority="0" w:unhideWhenUsed="0"/>
+    <w:lsdException w:name="HTML Sample" w:semiHidden="0" w:uiPriority="0" w:unhideWhenUsed="0"/>
+    <w:lsdException w:name="HTML Typewriter" w:semiHidden="0" w:uiPriority="0" w:unhideWhenUsed="0"/>
+    <w:lsdException w:name="HTML Variable" w:semiHidden="0" w:uiPriority="0" w:unhideWhenUsed="0"/>
+    <w:lsdException w:name="Normal Table" w:uiPriority="0" w:unhideWhenUsed="0" w:qFormat="1"/>
+    <w:lsdException w:name="annotation subject" w:semiHidden="0" w:uiPriority="0" w:unhideWhenUsed="0"/>
+    <w:lsdException w:name="Table Simple 1" w:semiHidden="0" w:uiPriority="0" w:unhideWhenUsed="0"/>
+    <w:lsdException w:name="Table Simple 2" w:semiHidden="0" w:uiPriority="0" w:unhideWhenUsed="0"/>
+    <w:lsdException w:name="Table Simple 3" w:semiHidden="0" w:uiPriority="0" w:unhideWhenUsed="0"/>
+    <w:lsdException w:name="Table Classic 1" w:semiHidden="0" w:uiPriority="0" w:unhideWhenUsed="0"/>
+    <w:lsdException w:name="Table Classic 2" w:semiHidden="0" w:uiPriority="0" w:unhideWhenUsed="0"/>
+    <w:lsdException w:name="Table Classic 3" w:semiHidden="0" w:uiPriority="0" w:unhideWhenUsed="0"/>
+    <w:lsdException w:name="Table Classic 4" w:semiHidden="0" w:uiPriority="0" w:unhideWhenUsed="0"/>
+    <w:lsdException w:name="Table Colorful 1" w:semiHidden="0" w:uiPriority="0" w:unhideWhenUsed="0"/>
+    <w:lsdException w:name="Table Colorful 2" w:semiHidden="0" w:uiPriority="0" w:unhideWhenUsed="0"/>
+    <w:lsdException w:name="Table Colorful 3" w:semiHidden="0" w:uiPriority="0" w:unhideWhenUsed="0"/>
+    <w:lsdException w:name="Table Columns 1" w:semiHidden="0" w:uiPriority="0" w:unhideWhenUsed="0"/>
+    <w:lsdException w:name="Table Columns 2" w:semiHidden="0" w:uiPriority="0" w:unhideWhenUsed="0"/>
+    <w:lsdException w:name="Table Columns 3" w:semiHidden="0" w:uiPriority="0" w:unhideWhenUsed="0"/>
+    <w:lsdException w:name="Table Columns 4" w:semiHidden="0" w:uiPriority="0" w:unhideWhenUsed="0"/>
+    <w:lsdException w:name="Table Columns 5" w:semiHidden="0" w:uiPriority="0" w:unhideWhenUsed="0"/>
+    <w:lsdException w:name="Table Grid 1" w:semiHidden="0" w:uiPriority="0" w:unhideWhenUsed="0"/>
+    <w:lsdException w:name="Table Grid 2" w:semiHidden="0" w:uiPriority="0" w:unhideWhenUsed="0"/>
+    <w:lsdException w:name="Table Grid 3" w:semiHidden="0" w:uiPriority="0" w:unhideWhenUsed="0"/>
+    <w:lsdException w:name="Table Grid 4" w:semiHidden="0" w:uiPriority="0" w:unhideWhenUsed="0"/>
+    <w:lsdException w:name="Table Grid 5" w:semiHidden="0" w:uiPriority="0" w:unhideWhenUsed="0"/>
+    <w:lsdException w:name="Table Grid 6" w:semiHidden="0" w:uiPriority="0" w:unhideWhenUsed="0"/>
+    <w:lsdException w:name="Table Grid 7" w:semiHidden="0" w:uiPriority="0" w:unhideWhenUsed="0"/>
+    <w:lsdException w:name="Table Grid 8" w:semiHidden="0" w:uiPriority="0" w:unhideWhenUsed="0"/>
+    <w:lsdException w:name="Table List 1" w:semiHidden="0" w:uiPriority="0" w:unhideWhenUsed="0"/>
+    <w:lsdException w:name="Table List 2" w:semiHidden="0" w:uiPriority="0" w:unhideWhenUsed="0"/>
+    <w:lsdException w:name="Table List 3" w:semiHidden="0" w:uiPriority="0" w:unhideWhenUsed="0"/>
+    <w:lsdException w:name="Table List 4" w:semiHidden="0" w:uiPriority="0" w:unhideWhenUsed="0"/>
+    <w:lsdException w:name="Table List 5" w:semiHidden="0" w:uiPriority="0" w:unhideWhenUsed="0"/>
+    <w:lsdException w:name="Table List 6" w:semiHidden="0" w:uiPriority="0" w:unhideWhenUsed="0"/>
+    <w:lsdException w:name="Table List 7" w:semiHidden="0" w:uiPriority="0" w:unhideWhenUsed="0"/>
+    <w:lsdException w:name="Table List 8" w:semiHidden="0" w:uiPriority="0" w:unhideWhenUsed="0"/>
+    <w:lsdException w:name="Table 3D effects 1" w:semiHidden="0" w:uiPriority="0" w:unhideWhenUsed="0"/>
+    <w:lsdException w:name="Table 3D effects 2" w:semiHidden="0" w:uiPriority="0" w:unhideWhenUsed="0"/>
+    <w:lsdException w:name="Table 3D effects 3" w:semiHidden="0" w:uiPriority="0" w:unhideWhenUsed="0"/>
+    <w:lsdException w:name="Table Contemporary" w:semiHidden="0" w:uiPriority="0" w:unhideWhenUsed="0"/>
+    <w:lsdException w:name="Table Elegant" w:semiHidden="0" w:uiPriority="0" w:unhideWhenUsed="0"/>
+    <w:lsdException w:name="Table Professional" w:semiHidden="0" w:uiPriority="0" w:unhideWhenUsed="0"/>
+    <w:lsdException w:name="Table Subtle 1" w:semiHidden="0" w:uiPriority="0" w:unhideWhenUsed="0"/>
+    <w:lsdException w:name="Table Subtle 2" w:semiHidden="0" w:uiPriority="0" w:unhideWhenUsed="0"/>
+    <w:lsdException w:name="Table Web 1" w:semiHidden="0" w:uiPriority="0" w:unhideWhenUsed="0"/>
+    <w:lsdException w:name="Table Web 2" w:semiHidden="0" w:uiPriority="0" w:unhideWhenUsed="0"/>
+    <w:lsdException w:name="Table Web 3" w:semiHidden="0" w:uiPriority="0" w:unhideWhenUsed="0"/>
+    <w:lsdException w:name="Balloon Text" w:semiHidden="0" w:uiPriority="0" w:unhideWhenUsed="0"/>
+    <w:lsdException w:name="Table Grid" w:semiHidden="0" w:uiPriority="0" w:unhideWhenUsed="0" w:qFormat="1"/>
+    <w:lsdException w:name="Table Theme" w:semiHidden="0" w:uiPriority="0" w:unhideWhenUsed="0"/>
+    <w:lsdException w:name="Light Shading" w:semiHidden="0" w:uiPriority="60" w:unhideWhenUsed="0"/>
+    <w:lsdException w:name="Light List" w:semiHidden="0" w:uiPriority="61" w:unhideWhenUsed="0"/>
+    <w:lsdException w:name="Light Grid" w:semiHidden="0" w:uiPriority="62" w:unhideWhenUsed="0"/>
+    <w:lsdException w:name="Medium Shading 1" w:semiHidden="0" w:uiPriority="63" w:unhideWhenUsed="0"/>
+    <w:lsdException w:name="Medium Shading 2" w:semiHidden="0" w:uiPriority="64" w:unhideWhenUsed="0"/>
+    <w:lsdException w:name="Medium List 1" w:semiHidden="0" w:uiPriority="65" w:unhideWhenUsed="0"/>
+    <w:lsdException w:name="Medium List 2" w:semiHidden="0" w:uiPriority="66" w:unhideWhenUsed="0"/>
+    <w:lsdException w:name="Medium Grid 1" w:semiHidden="0" w:uiPriority="67" w:unhideWhenUsed="0"/>
+    <w:lsdException w:name="Medium Grid 2" w:semiHidden="0" w:uiPriority="68" w:unhideWhenUsed="0"/>
+    <w:lsdException w:name="Medium Grid 3" w:semiHidden="0" w:uiPriority="69" w:unhideWhenUsed="0"/>
+    <w:lsdException w:name="Dark List" w:semiHidden="0" w:uiPriority="70" w:unhideWhenUsed="0"/>
+    <w:lsdException w:name="Colorful Shading" w:semiHidden="0" w:uiPriority="71" w:unhideWhenUsed="0"/>
+    <w:lsdException w:name="Colorful List" w:semiHidden="0" w:uiPriority="72" w:unhideWhenUsed="0"/>
+    <w:lsdException w:name="Colorful Grid" w:semiHidden="0" w:uiPriority="73" w:unhideWhenUsed="0"/>
+    <w:lsdException w:name="Light Shading Accent 1" w:semiHidden="0" w:uiPriority="60" w:unhideWhenUsed="0"/>
+    <w:lsdException w:name="Light List Accent 1" w:semiHidden="0" w:uiPriority="61" w:unhideWhenUsed="0"/>
+    <w:lsdException w:name="Light Grid Accent 1" w:semiHidden="0" w:uiPriority="62" w:unhideWhenUsed="0"/>
+    <w:lsdException w:name="Medium Shading 1 Accent 1" w:semiHidden="0" w:uiPriority="63" w:unhideWhenUsed="0"/>
+    <w:lsdException w:name="Medium Shading 2 Accent 1" w:semiHidden="0" w:uiPriority="64" w:unhideWhenUsed="0"/>
+    <w:lsdException w:name="Medium List 1 Accent 1" w:semiHidden="0" w:uiPriority="65" w:unhideWhenUsed="0"/>
+    <w:lsdException w:name="Medium List 2 Accent 1" w:semiHidden="0" w:uiPriority="66" w:unhideWhenUsed="0"/>
+    <w:lsdException w:name="Medium Grid 1 Accent 1" w:semiHidden="0" w:uiPriority="67" w:unhideWhenUsed="0"/>
+    <w:lsdException w:name="Medium Grid 2 Accent 1" w:semiHidden="0" w:uiPriority="68" w:unhideWhenUsed="0"/>
+    <w:lsdException w:name="Medium Grid 3 Accent 1" w:semiHidden="0" w:uiPriority="69" w:unhideWhenUsed="0"/>
+    <w:lsdException w:name="Dark List Accent 1" w:semiHidden="0" w:uiPriority="70" w:unhideWhenUsed="0"/>
+    <w:lsdException w:name="Colorful Shading Accent 1" w:semiHidden="0" w:uiPriority="71" w:unhideWhenUsed="0"/>
+    <w:lsdException w:name="Colorful List Accent 1" w:semiHidden="0" w:uiPriority="72" w:unhideWhenUsed="0"/>
+    <w:lsdException w:name="Colorful Grid Accent 1" w:semiHidden="0" w:uiPriority="73" w:unhideWhenUsed="0"/>
+    <w:lsdException w:name="Light Shading Accent 2" w:semiHidden="0" w:uiPriority="60" w:unhideWhenUsed="0"/>
+    <w:lsdException w:name="Light List Accent 2" w:semiHidden="0" w:uiPriority="61" w:unhideWhenUsed="0"/>
+    <w:lsdException w:name="Light Grid Accent 2" w:semiHidden="0" w:uiPriority="62" w:unhideWhenUsed="0"/>
+    <w:lsdException w:name="Medium Shading 1 Accent 2" w:semiHidden="0" w:uiPriority="63" w:unhideWhenUsed="0"/>
+    <w:lsdException w:name="Medium Shading 2 Accent 2" w:semiHidden="0" w:uiPriority="64" w:unhideWhenUsed="0"/>
+    <w:lsdException w:name="Medium List 1 Accent 2" w:semiHidden="0" w:uiPriority="65" w:unhideWhenUsed="0"/>
+    <w:lsdException w:name="Medium List 2 Accent 2" w:semiHidden="0" w:uiPriority="66" w:unhideWhenUsed="0"/>
+    <w:lsdException w:name="Medium Grid 1 Accent 2" w:semiHidden="0" w:uiPriority="67" w:unhideWhenUsed="0"/>
+    <w:lsdException w:name="Medium Grid 2 Accent 2" w:semiHidden="0" w:uiPriority="68" w:unhideWhenUsed="0"/>
+    <w:lsdException w:name="Medium Grid 3 Accent 2" w:semiHidden="0" w:uiPriority="69" w:unhideWhenUsed="0"/>
+    <w:lsdException w:name="Dark List Accent 2" w:semiHidden="0" w:uiPriority="70" w:unhideWhenUsed="0"/>
+    <w:lsdException w:name="Colorful Shading Accent 2" w:semiHidden="0" w:uiPriority="71" w:unhideWhenUsed="0"/>
+    <w:lsdException w:name="Colorful List Accent 2" w:semiHidden="0" w:uiPriority="72" w:unhideWhenUsed="0"/>
+    <w:lsdException w:name="Colorful Grid Accent 2" w:semiHidden="0" w:uiPriority="73" w:unhideWhenUsed="0"/>
+    <w:lsdException w:name="Light Shading Accent 3" w:semiHidden="0" w:uiPriority="60" w:unhideWhenUsed="0"/>
+    <w:lsdException w:name="Light List Accent 3" w:semiHidden="0" w:uiPriority="61" w:unhideWhenUsed="0"/>
+    <w:lsdException w:name="Light Grid Accent 3" w:semiHidden="0" w:uiPriority="62" w:unhideWhenUsed="0"/>
+    <w:lsdException w:name="Medium Shading 1 Accent 3" w:semiHidden="0" w:uiPriority="63" w:unhideWhenUsed="0"/>
+    <w:lsdException w:name="Medium Shading 2 Accent 3" w:semiHidden="0" w:uiPriority="64" w:unhideWhenUsed="0"/>
+    <w:lsdException w:name="Medium List 1 Accent 3" w:semiHidden="0" w:uiPriority="65" w:unhideWhenUsed="0"/>
+    <w:lsdException w:name="Medium List 2 Accent 3" w:semiHidden="0" w:uiPriority="66" w:unhideWhenUsed="0"/>
+    <w:lsdException w:name="Medium Grid 1 Accent 3" w:semiHidden="0" w:uiPriority="67" w:unhideWhenUsed="0"/>
+    <w:lsdException w:name="Medium Grid 2 Accent 3" w:semiHidden="0" w:uiPriority="68" w:unhideWhenUsed="0"/>
+    <w:lsdException w:name="Medium Grid 3 Accent 3" w:semiHidden="0" w:uiPriority="69" w:unhideWhenUsed="0"/>
+    <w:lsdException w:name="Dark List Accent 3" w:semiHidden="0" w:uiPriority="70" w:unhideWhenUsed="0"/>
+    <w:lsdException w:name="Colorful Shading Accent 3" w:semiHidden="0" w:uiPriority="71" w:unhideWhenUsed="0"/>
+    <w:lsdException w:name="Colorful List Accent 3" w:semiHidden="0" w:uiPriority="72" w:unhideWhenUsed="0"/>
+    <w:lsdException w:name="Colorful Grid Accent 3" w:semiHidden="0" w:uiPriority="73" w:unhideWhenUsed="0"/>
+    <w:lsdException w:name="Light Shading Accent 4" w:semiHidden="0" w:uiPriority="60" w:unhideWhenUsed="0"/>
+    <w:lsdException w:name="Light List Accent 4" w:semiHidden="0" w:uiPriority="61" w:unhideWhenUsed="0"/>
+    <w:lsdException w:name="Light Grid Accent 4" w:semiHidden="0" w:uiPriority="62" w:unhideWhenUsed="0"/>
+    <w:lsdException w:name="Medium Shading 1 Accent 4" w:semiHidden="0" w:uiPriority="63" w:unhideWhenUsed="0"/>
+    <w:lsdException w:name="Medium Shading 2 Accent 4" w:semiHidden="0" w:uiPriority="64" w:unhideWhenUsed="0"/>
+    <w:lsdException w:name="Medium List 1 Accent 4" w:semiHidden="0" w:uiPriority="65" w:unhideWhenUsed="0"/>
+    <w:lsdException w:name="Medium List 2 Accent 4" w:semiHidden="0" w:uiPriority="66" w:unhideWhenUsed="0"/>
+    <w:lsdException w:name="Medium Grid 1 Accent 4" w:semiHidden="0" w:uiPriority="67" w:unhideWhenUsed="0"/>
+    <w:lsdException w:name="Medium Grid 2 Accent 4" w:semiHidden="0" w:uiPriority="68" w:unhideWhenUsed="0"/>
+    <w:lsdException w:name="Medium Grid 3 Accent 4" w:semiHidden="0" w:uiPriority="69" w:unhideWhenUsed="0"/>
+    <w:lsdException w:name="Dark List Accent 4" w:semiHidden="0" w:uiPriority="70" w:unhideWhenUsed="0"/>
+    <w:lsdException w:name="Colorful Shading Accent 4" w:semiHidden="0" w:uiPriority="71" w:unhideWhenUsed="0"/>
+    <w:lsdException w:name="Colorful List Accent 4" w:semiHidden="0" w:uiPriority="72" w:unhideWhenUsed="0"/>
+    <w:lsdException w:name="Colorful Grid Accent 4" w:semiHidden="0" w:uiPriority="73" w:unhideWhenUsed="0"/>
+    <w:lsdException w:name="Light Shading Accent 5" w:semiHidden="0" w:uiPriority="60" w:unhideWhenUsed="0"/>
+    <w:lsdException w:name="Light List Accent 5" w:semiHidden="0" w:uiPriority="61" w:unhideWhenUsed="0"/>
+    <w:lsdException w:name="Light Grid Accent 5" w:semiHidden="0" w:uiPriority="62" w:unhideWhenUsed="0"/>
+    <w:lsdException w:name="Medium Shading 1 Accent 5" w:semiHidden="0" w:uiPriority="63" w:unhideWhenUsed="0"/>
+    <w:lsdException w:name="Medium Shading 2 Accent 5" w:semiHidden="0" w:uiPriority="64" w:unhideWhenUsed="0"/>
+    <w:lsdException w:name="Medium List 1 Accent 5" w:semiHidden="0" w:uiPriority="65" w:unhideWhenUsed="0"/>
+    <w:lsdException w:name="Medium List 2 Accent 5" w:semiHidden="0" w:uiPriority="66" w:unhideWhenUsed="0"/>
+    <w:lsdException w:name="Medium Grid 1 Accent 5" w:semiHidden="0" w:uiPriority="67" w:unhideWhenUsed="0"/>
+    <w:lsdException w:name="Medium Grid 2 Accent 5" w:semiHidden="0" w:uiPriority="68" w:unhideWhenUsed="0"/>
+    <w:lsdException w:name="Medium Grid 3 Accent 5" w:semiHidden="0" w:uiPriority="69" w:unhideWhenUsed="0"/>
+    <w:lsdException w:name="Dark List Accent 5" w:semiHidden="0" w:uiPriority="70" w:unhideWhenUsed="0"/>
+    <w:lsdException w:name="Colorful Shading Accent 5" w:semiHidden="0" w:uiPriority="71" w:unhideWhenUsed="0"/>
+    <w:lsdException w:name="Colorful List Accent 5" w:semiHidden="0" w:uiPriority="72" w:unhideWhenUsed="0"/>
+    <w:lsdException w:name="Colorful Grid Accent 5" w:semiHidden="0" w:uiPriority="73" w:unhideWhenUsed="0"/>
+    <w:lsdException w:name="Light Shading Accent 6" w:semiHidden="0" w:uiPriority="60" w:unhideWhenUsed="0"/>
+    <w:lsdException w:name="Light List Accent 6" w:semiHidden="0" w:uiPriority="61" w:unhideWhenUsed="0"/>
+    <w:lsdException w:name="Light Grid Accent 6" w:semiHidden="0" w:uiPriority="62" w:unhideWhenUsed="0"/>
+    <w:lsdException w:name="Medium Shading 1 Accent 6" w:semiHidden="0" w:uiPriority="63" w:unhideWhenUsed="0"/>
+    <w:lsdException w:name="Medium Shading 2 Accent 6" w:semiHidden="0" w:uiPriority="64" w:unhideWhenUsed="0"/>
+    <w:lsdException w:name="Medium List 1 Accent 6" w:semiHidden="0" w:uiPriority="65" w:unhideWhenUsed="0"/>
+    <w:lsdException w:name="Medium List 2 Accent 6" w:semiHidden="0" w:uiPriority="66" w:unhideWhenUsed="0"/>
+    <w:lsdException w:name="Medium Grid 1 Accent 6" w:semiHidden="0" w:uiPriority="67" w:unhideWhenUsed="0"/>
+    <w:lsdException w:name="Medium Grid 2 Accent 6" w:semiHidden="0" w:uiPriority="68" w:unhideWhenUsed="0"/>
+    <w:lsdException w:name="Medium Grid 3 Accent 6" w:semiHidden="0" w:uiPriority="69" w:unhideWhenUsed="0"/>
+    <w:lsdException w:name="Dark List Accent 6" w:semiHidden="0" w:uiPriority="70" w:unhideWhenUsed="0"/>
+    <w:lsdException w:name="Colorful Shading Accent 6" w:semiHidden="0" w:uiPriority="71" w:unhideWhenUsed="0"/>
+    <w:lsdException w:name="Colorful List Accent 6" w:semiHidden="0" w:uiPriority="72" w:unhideWhenUsed="0"/>
+    <w:lsdException w:name="Colorful Grid Accent 6" w:semiHidden="0" w:uiPriority="73" w:unhideWhenUsed="0"/>
   </w:latentStyles>
-  <w:style w:type="paragraph" w:default="1" w:styleId="1">
+  <w:style w:type="paragraph" w:default="1" w:styleId="Normal">
     <w:name w:val="Normal"/>
     <w:qFormat/>
-    <w:uiPriority w:val="0"/>
     <w:pPr>
       <w:kinsoku w:val="0"/>
       <w:autoSpaceDE w:val="0"/>
@@ -3717,7 +3345,7 @@
       <w:textAlignment w:val="baseline"/>
     </w:pPr>
     <w:rPr>
-      <w:rFonts w:ascii="Arial" w:hAnsi="Arial" w:eastAsia="宋体" w:cs="Arial"/>
+      <w:rFonts w:ascii="Arial" w:eastAsia="宋体" w:hAnsi="Arial" w:cs="Arial"/>
       <w:snapToGrid w:val="0"/>
       <w:color w:val="000000"/>
       <w:kern w:val="0"/>
@@ -3726,12 +3354,11 @@
       <w:lang w:val="en-US" w:eastAsia="en-US" w:bidi="ar-SA"/>
     </w:rPr>
   </w:style>
-  <w:style w:type="paragraph" w:styleId="2">
+  <w:style w:type="paragraph" w:styleId="Heading1">
     <w:name w:val="heading 1"/>
-    <w:basedOn w:val="1"/>
-    <w:next w:val="1"/>
+    <w:basedOn w:val="Normal"/>
+    <w:next w:val="Normal"/>
     <w:qFormat/>
-    <w:uiPriority w:val="0"/>
     <w:pPr>
       <w:keepNext/>
       <w:keepLines/>
@@ -3749,13 +3376,12 @@
       <w:sz w:val="44"/>
     </w:rPr>
   </w:style>
-  <w:style w:type="paragraph" w:styleId="3">
+  <w:style w:type="paragraph" w:styleId="Heading2">
     <w:name w:val="heading 2"/>
-    <w:basedOn w:val="1"/>
-    <w:next w:val="1"/>
+    <w:basedOn w:val="Normal"/>
+    <w:next w:val="Normal"/>
     <w:unhideWhenUsed/>
     <w:qFormat/>
-    <w:uiPriority w:val="0"/>
     <w:pPr>
       <w:keepNext/>
       <w:keepLines/>
@@ -3768,19 +3394,18 @@
       <w:outlineLvl w:val="1"/>
     </w:pPr>
     <w:rPr>
-      <w:rFonts w:ascii="Arial" w:hAnsi="Arial" w:eastAsia="黑体"/>
+      <w:rFonts w:ascii="Arial" w:eastAsia="黑体" w:hAnsi="Arial"/>
       <w:b/>
       <w:sz w:val="32"/>
     </w:rPr>
   </w:style>
-  <w:style w:type="paragraph" w:styleId="4">
+  <w:style w:type="paragraph" w:styleId="Heading3">
     <w:name w:val="heading 3"/>
-    <w:basedOn w:val="1"/>
-    <w:next w:val="1"/>
+    <w:basedOn w:val="Normal"/>
+    <w:next w:val="Normal"/>
     <w:semiHidden/>
     <w:unhideWhenUsed/>
     <w:qFormat/>
-    <w:uiPriority w:val="0"/>
     <w:pPr>
       <w:keepNext/>
       <w:keepLines/>
@@ -3797,13 +3422,12 @@
       <w:sz w:val="32"/>
     </w:rPr>
   </w:style>
-  <w:style w:type="paragraph" w:styleId="5">
+  <w:style w:type="paragraph" w:styleId="Heading4">
     <w:name w:val="heading 4"/>
-    <w:basedOn w:val="1"/>
-    <w:next w:val="1"/>
+    <w:basedOn w:val="Normal"/>
+    <w:next w:val="Normal"/>
     <w:unhideWhenUsed/>
     <w:qFormat/>
-    <w:uiPriority w:val="0"/>
     <w:pPr>
       <w:keepNext/>
       <w:keepLines/>
@@ -3816,19 +3440,18 @@
       <w:outlineLvl w:val="3"/>
     </w:pPr>
     <w:rPr>
-      <w:rFonts w:ascii="Arial" w:hAnsi="Arial" w:eastAsia="黑体"/>
+      <w:rFonts w:ascii="Arial" w:eastAsia="黑体" w:hAnsi="Arial"/>
       <w:b/>
       <w:sz w:val="28"/>
     </w:rPr>
   </w:style>
-  <w:style w:type="paragraph" w:styleId="6">
+  <w:style w:type="paragraph" w:styleId="Heading5">
     <w:name w:val="heading 5"/>
-    <w:basedOn w:val="1"/>
-    <w:next w:val="1"/>
+    <w:basedOn w:val="Normal"/>
+    <w:next w:val="Normal"/>
     <w:semiHidden/>
     <w:unhideWhenUsed/>
     <w:qFormat/>
-    <w:uiPriority w:val="0"/>
     <w:pPr>
       <w:keepNext/>
       <w:keepLines/>
@@ -3845,14 +3468,13 @@
       <w:sz w:val="28"/>
     </w:rPr>
   </w:style>
-  <w:style w:type="paragraph" w:styleId="7">
+  <w:style w:type="paragraph" w:styleId="Heading6">
     <w:name w:val="heading 6"/>
-    <w:basedOn w:val="1"/>
-    <w:next w:val="1"/>
+    <w:basedOn w:val="Normal"/>
+    <w:next w:val="Normal"/>
     <w:semiHidden/>
     <w:unhideWhenUsed/>
     <w:qFormat/>
-    <w:uiPriority w:val="0"/>
     <w:pPr>
       <w:keepNext/>
       <w:keepLines/>
@@ -3865,19 +3487,18 @@
       <w:outlineLvl w:val="5"/>
     </w:pPr>
     <w:rPr>
-      <w:rFonts w:ascii="Arial" w:hAnsi="Arial" w:eastAsia="黑体"/>
+      <w:rFonts w:ascii="Arial" w:eastAsia="黑体" w:hAnsi="Arial"/>
       <w:b/>
       <w:sz w:val="24"/>
     </w:rPr>
   </w:style>
-  <w:style w:type="paragraph" w:styleId="8">
+  <w:style w:type="paragraph" w:styleId="Heading7">
     <w:name w:val="heading 7"/>
-    <w:basedOn w:val="1"/>
-    <w:next w:val="1"/>
+    <w:basedOn w:val="Normal"/>
+    <w:next w:val="Normal"/>
     <w:semiHidden/>
     <w:unhideWhenUsed/>
     <w:qFormat/>
-    <w:uiPriority w:val="0"/>
     <w:pPr>
       <w:keepNext/>
       <w:keepLines/>
@@ -3894,14 +3515,13 @@
       <w:sz w:val="24"/>
     </w:rPr>
   </w:style>
-  <w:style w:type="paragraph" w:styleId="9">
+  <w:style w:type="paragraph" w:styleId="Heading8">
     <w:name w:val="heading 8"/>
-    <w:basedOn w:val="1"/>
-    <w:next w:val="1"/>
+    <w:basedOn w:val="Normal"/>
+    <w:next w:val="Normal"/>
     <w:semiHidden/>
     <w:unhideWhenUsed/>
     <w:qFormat/>
-    <w:uiPriority w:val="0"/>
     <w:pPr>
       <w:keepNext/>
       <w:keepLines/>
@@ -3914,18 +3534,17 @@
       <w:outlineLvl w:val="7"/>
     </w:pPr>
     <w:rPr>
-      <w:rFonts w:ascii="Arial" w:hAnsi="Arial" w:eastAsia="黑体"/>
+      <w:rFonts w:ascii="Arial" w:eastAsia="黑体" w:hAnsi="Arial"/>
       <w:sz w:val="24"/>
     </w:rPr>
   </w:style>
-  <w:style w:type="paragraph" w:styleId="10">
+  <w:style w:type="paragraph" w:styleId="Heading9">
     <w:name w:val="heading 9"/>
-    <w:basedOn w:val="1"/>
-    <w:next w:val="1"/>
+    <w:basedOn w:val="Normal"/>
+    <w:next w:val="Normal"/>
     <w:semiHidden/>
     <w:unhideWhenUsed/>
     <w:qFormat/>
-    <w:uiPriority w:val="0"/>
     <w:pPr>
       <w:keepNext/>
       <w:keepLines/>
@@ -3938,21 +3557,19 @@
       <w:outlineLvl w:val="8"/>
     </w:pPr>
     <w:rPr>
-      <w:rFonts w:ascii="Arial" w:hAnsi="Arial" w:eastAsia="黑体"/>
+      <w:rFonts w:ascii="Arial" w:eastAsia="黑体" w:hAnsi="Arial"/>
       <w:sz w:val="21"/>
     </w:rPr>
   </w:style>
-  <w:style w:type="character" w:default="1" w:styleId="22">
+  <w:style w:type="character" w:default="1" w:styleId="DefaultParagraphFont">
     <w:name w:val="Default Paragraph Font"/>
     <w:semiHidden/>
     <w:qFormat/>
-    <w:uiPriority w:val="0"/>
   </w:style>
-  <w:style w:type="table" w:default="1" w:styleId="20">
+  <w:style w:type="table" w:default="1" w:styleId="TableNormal">
     <w:name w:val="Normal Table"/>
     <w:semiHidden/>
     <w:qFormat/>
-    <w:uiPriority w:val="0"/>
     <w:tblPr>
       <w:tblCellMar>
         <w:top w:w="0" w:type="dxa"/>
@@ -3962,43 +3579,39 @@
       </w:tblCellMar>
     </w:tblPr>
   </w:style>
-  <w:style w:type="paragraph" w:styleId="11">
+  <w:style w:type="paragraph" w:styleId="CommentText">
     <w:name w:val="annotation text"/>
-    <w:basedOn w:val="1"/>
+    <w:basedOn w:val="Normal"/>
     <w:qFormat/>
-    <w:uiPriority w:val="0"/>
     <w:pPr>
       <w:jc w:val="left"/>
     </w:pPr>
   </w:style>
-  <w:style w:type="paragraph" w:styleId="12">
+  <w:style w:type="paragraph" w:styleId="BodyText">
     <w:name w:val="Body Text"/>
-    <w:basedOn w:val="1"/>
+    <w:basedOn w:val="Normal"/>
     <w:semiHidden/>
     <w:qFormat/>
-    <w:uiPriority w:val="0"/>
     <w:rPr>
-      <w:rFonts w:ascii="Arial" w:hAnsi="Arial" w:eastAsia="Arial" w:cs="Arial"/>
+      <w:rFonts w:ascii="Arial" w:eastAsia="Arial" w:hAnsi="Arial" w:cs="Arial"/>
       <w:sz w:val="21"/>
       <w:szCs w:val="21"/>
       <w:lang w:val="en-US" w:eastAsia="en-US" w:bidi="ar-SA"/>
     </w:rPr>
   </w:style>
-  <w:style w:type="paragraph" w:styleId="13">
+  <w:style w:type="paragraph" w:styleId="TOC3">
     <w:name w:val="toc 3"/>
-    <w:basedOn w:val="1"/>
-    <w:next w:val="1"/>
+    <w:basedOn w:val="Normal"/>
+    <w:next w:val="Normal"/>
     <w:qFormat/>
-    <w:uiPriority w:val="0"/>
     <w:pPr>
       <w:ind w:left="840" w:leftChars="400"/>
     </w:pPr>
   </w:style>
-  <w:style w:type="paragraph" w:styleId="14">
+  <w:style w:type="paragraph" w:styleId="Footer">
     <w:name w:val="footer"/>
-    <w:basedOn w:val="1"/>
+    <w:basedOn w:val="Normal"/>
     <w:qFormat/>
-    <w:uiPriority w:val="0"/>
     <w:pPr>
       <w:tabs>
         <w:tab w:val="center" w:pos="4153"/>
@@ -4011,17 +3624,16 @@
       <w:sz w:val="18"/>
     </w:rPr>
   </w:style>
-  <w:style w:type="paragraph" w:styleId="15">
+  <w:style w:type="paragraph" w:styleId="Header">
     <w:name w:val="header"/>
-    <w:basedOn w:val="1"/>
+    <w:basedOn w:val="Normal"/>
     <w:qFormat/>
-    <w:uiPriority w:val="0"/>
     <w:pPr>
       <w:pBdr>
-        <w:top w:val="none" w:color="auto" w:sz="0" w:space="0"/>
-        <w:left w:val="none" w:color="auto" w:sz="0" w:space="0"/>
-        <w:bottom w:val="none" w:color="auto" w:sz="0" w:space="0"/>
-        <w:right w:val="none" w:color="auto" w:sz="0" w:space="0"/>
+        <w:top w:val="nil"/>
+        <w:left w:val="nil"/>
+        <w:bottom w:val="nil"/>
+        <w:right w:val="nil"/>
       </w:pBdr>
       <w:tabs>
         <w:tab w:val="center" w:pos="4153"/>
@@ -4036,41 +3648,37 @@
       <w:sz w:val="18"/>
     </w:rPr>
   </w:style>
-  <w:style w:type="paragraph" w:styleId="16">
+  <w:style w:type="paragraph" w:styleId="TOC1">
     <w:name w:val="toc 1"/>
-    <w:basedOn w:val="1"/>
-    <w:next w:val="1"/>
+    <w:basedOn w:val="Normal"/>
+    <w:next w:val="Normal"/>
     <w:qFormat/>
-    <w:uiPriority w:val="0"/>
     <w:rPr>
-      <w:rFonts w:ascii="Arial" w:hAnsi="Arial" w:eastAsia="Microsoft JhengHei"/>
+      <w:rFonts w:ascii="Arial" w:eastAsia="Microsoft JhengHei" w:hAnsi="Arial"/>
       <w:sz w:val="24"/>
     </w:rPr>
   </w:style>
-  <w:style w:type="paragraph" w:styleId="17">
+  <w:style w:type="paragraph" w:styleId="TOC2">
     <w:name w:val="toc 2"/>
-    <w:basedOn w:val="1"/>
-    <w:next w:val="1"/>
+    <w:basedOn w:val="Normal"/>
+    <w:next w:val="Normal"/>
     <w:qFormat/>
-    <w:uiPriority w:val="0"/>
     <w:pPr>
       <w:ind w:left="420" w:leftChars="200"/>
     </w:pPr>
   </w:style>
-  <w:style w:type="paragraph" w:styleId="18">
+  <w:style w:type="paragraph" w:styleId="NormalWeb">
     <w:name w:val="Normal (Web)"/>
-    <w:basedOn w:val="1"/>
+    <w:basedOn w:val="Normal"/>
     <w:qFormat/>
-    <w:uiPriority w:val="0"/>
     <w:rPr>
       <w:sz w:val="24"/>
     </w:rPr>
   </w:style>
-  <w:style w:type="paragraph" w:styleId="19">
+  <w:style w:type="paragraph" w:styleId="Title">
     <w:name w:val="Title"/>
-    <w:basedOn w:val="1"/>
+    <w:basedOn w:val="Normal"/>
     <w:qFormat/>
-    <w:uiPriority w:val="0"/>
     <w:pPr>
       <w:spacing w:before="240" w:beforeLines="0" w:beforeAutospacing="0" w:after="60" w:afterLines="0" w:afterAutospacing="0"/>
       <w:jc w:val="center"/>
@@ -4082,73 +3690,68 @@
       <w:sz w:val="32"/>
     </w:rPr>
   </w:style>
-  <w:style w:type="table" w:styleId="21">
+  <w:style w:type="table" w:styleId="TableGrid">
     <w:name w:val="Table Grid"/>
-    <w:basedOn w:val="20"/>
+    <w:basedOn w:val="TableNormal"/>
     <w:qFormat/>
-    <w:uiPriority w:val="0"/>
     <w:pPr>
       <w:widowControl w:val="0"/>
       <w:jc w:val="both"/>
     </w:pPr>
     <w:tblPr>
       <w:tblBorders>
-        <w:top w:val="single" w:color="auto" w:sz="4" w:space="0"/>
-        <w:left w:val="single" w:color="auto" w:sz="4" w:space="0"/>
-        <w:bottom w:val="single" w:color="auto" w:sz="4" w:space="0"/>
-        <w:right w:val="single" w:color="auto" w:sz="4" w:space="0"/>
-        <w:insideH w:val="single" w:color="auto" w:sz="4" w:space="0"/>
-        <w:insideV w:val="single" w:color="auto" w:sz="4" w:space="0"/>
+        <w:top w:val="single" w:sz="4" w:space="0" w:color="auto"/>
+        <w:left w:val="single" w:sz="4" w:space="0" w:color="auto"/>
+        <w:bottom w:val="single" w:sz="4" w:space="0" w:color="auto"/>
+        <w:right w:val="single" w:sz="4" w:space="0" w:color="auto"/>
+        <w:insideH w:val="single" w:sz="4" w:space="0" w:color="auto"/>
+        <w:insideV w:val="single" w:sz="4" w:space="0" w:color="auto"/>
       </w:tblBorders>
     </w:tblPr>
   </w:style>
-  <w:style w:type="character" w:styleId="23">
+  <w:style w:type="character" w:styleId="Strong">
     <w:name w:val="Strong"/>
-    <w:basedOn w:val="22"/>
+    <w:basedOn w:val="DefaultParagraphFont"/>
     <w:qFormat/>
-    <w:uiPriority w:val="0"/>
     <w:rPr>
       <w:b/>
     </w:rPr>
   </w:style>
-  <w:style w:type="paragraph" w:customStyle="1" w:styleId="24">
+  <w:style w:type="paragraph" w:customStyle="1" w:styleId="a">
     <w:name w:val="柴_公司名"/>
-    <w:basedOn w:val="19"/>
+    <w:basedOn w:val="Title"/>
     <w:qFormat/>
-    <w:uiPriority w:val="0"/>
     <w:pPr>
       <w:spacing w:after="600" w:afterLines="600"/>
     </w:pPr>
     <w:rPr>
-      <w:rFonts w:hint="eastAsia" w:ascii="宋体" w:hAnsi="宋体" w:eastAsia="宋体" w:cs="宋体"/>
+      <w:rFonts w:ascii="宋体" w:eastAsia="宋体" w:hAnsi="宋体" w:cs="宋体" w:hint="eastAsia"/>
       <w:bCs/>
       <w:spacing w:val="-6"/>
       <w:sz w:val="52"/>
       <w:szCs w:val="52"/>
     </w:rPr>
   </w:style>
-  <w:style w:type="paragraph" w:customStyle="1" w:styleId="25">
+  <w:style w:type="paragraph" w:customStyle="1" w:styleId="a0">
     <w:name w:val="柴_文档名"/>
-    <w:basedOn w:val="19"/>
+    <w:basedOn w:val="Title"/>
     <w:qFormat/>
-    <w:uiPriority w:val="0"/>
     <w:pPr>
       <w:spacing w:after="900" w:afterLines="900"/>
     </w:pPr>
     <w:rPr>
-      <w:rFonts w:ascii="黑体" w:hAnsi="黑体" w:eastAsia="黑体" w:cs="黑体"/>
+      <w:rFonts w:ascii="黑体" w:eastAsia="黑体" w:hAnsi="黑体" w:cs="黑体"/>
       <w:bCs/>
       <w:spacing w:val="-7"/>
       <w:sz w:val="52"/>
       <w:szCs w:val="52"/>
     </w:rPr>
   </w:style>
-  <w:style w:type="table" w:customStyle="1" w:styleId="26">
+  <w:style w:type="table" w:customStyle="1" w:styleId="TableNormal0">
     <w:name w:val="Table Normal_0"/>
     <w:semiHidden/>
     <w:unhideWhenUsed/>
     <w:qFormat/>
-    <w:uiPriority w:val="0"/>
     <w:tblPr>
       <w:tblCellMar>
         <w:top w:w="0" w:type="dxa"/>
@@ -4158,87 +3761,81 @@
       </w:tblCellMar>
     </w:tblPr>
   </w:style>
-  <w:style w:type="paragraph" w:customStyle="1" w:styleId="27">
+  <w:style w:type="paragraph" w:customStyle="1" w:styleId="TableText">
     <w:name w:val="Table Text"/>
-    <w:basedOn w:val="1"/>
+    <w:basedOn w:val="Normal"/>
     <w:semiHidden/>
     <w:qFormat/>
-    <w:uiPriority w:val="0"/>
     <w:rPr>
-      <w:rFonts w:ascii="宋体" w:hAnsi="宋体" w:eastAsia="宋体" w:cs="宋体"/>
+      <w:rFonts w:ascii="宋体" w:eastAsia="宋体" w:hAnsi="宋体" w:cs="宋体"/>
       <w:sz w:val="21"/>
       <w:szCs w:val="21"/>
       <w:lang w:val="en-US" w:eastAsia="en-US" w:bidi="ar-SA"/>
     </w:rPr>
   </w:style>
-  <w:style w:type="paragraph" w:customStyle="1" w:styleId="28">
+  <w:style w:type="paragraph" w:customStyle="1" w:styleId="1">
     <w:name w:val="柴_标题1"/>
-    <w:basedOn w:val="2"/>
-    <w:next w:val="29"/>
-    <w:link w:val="38"/>
+    <w:basedOn w:val="Heading1"/>
+    <w:next w:val="a1"/>
+    <w:link w:val="1Char"/>
     <w:qFormat/>
-    <w:uiPriority w:val="0"/>
     <w:pPr>
       <w:spacing w:before="100" w:after="90" w:line="360" w:lineRule="auto"/>
     </w:pPr>
     <w:rPr>
-      <w:rFonts w:ascii="Arial" w:hAnsi="Arial" w:eastAsia="宋体"/>
+      <w:rFonts w:ascii="Arial" w:eastAsia="宋体" w:hAnsi="Arial"/>
       <w:sz w:val="32"/>
     </w:rPr>
   </w:style>
-  <w:style w:type="paragraph" w:customStyle="1" w:styleId="29">
+  <w:style w:type="paragraph" w:customStyle="1" w:styleId="a1">
     <w:name w:val="柴_正文"/>
-    <w:basedOn w:val="12"/>
-    <w:link w:val="42"/>
+    <w:basedOn w:val="BodyText"/>
+    <w:link w:val="Char"/>
     <w:qFormat/>
-    <w:uiPriority w:val="0"/>
     <w:pPr>
       <w:spacing w:line="360" w:lineRule="auto"/>
       <w:ind w:firstLine="470" w:firstLineChars="200"/>
     </w:pPr>
     <w:rPr>
-      <w:rFonts w:ascii="Arial" w:hAnsi="Arial" w:eastAsia="宋体"/>
+      <w:rFonts w:ascii="Arial" w:eastAsia="宋体" w:hAnsi="Arial"/>
       <w:sz w:val="24"/>
       <w:lang w:eastAsia="zh-CN"/>
     </w:rPr>
   </w:style>
-  <w:style w:type="paragraph" w:customStyle="1" w:styleId="30">
+  <w:style w:type="paragraph" w:customStyle="1" w:styleId="2">
     <w:name w:val="柴_标题2"/>
-    <w:basedOn w:val="3"/>
-    <w:next w:val="29"/>
+    <w:basedOn w:val="Heading2"/>
+    <w:next w:val="a1"/>
     <w:qFormat/>
-    <w:uiPriority w:val="0"/>
     <w:pPr>
       <w:spacing w:line="360" w:lineRule="auto"/>
     </w:pPr>
     <w:rPr>
-      <w:rFonts w:ascii="Arial" w:hAnsi="Arial" w:eastAsia="宋体"/>
+      <w:rFonts w:ascii="Arial" w:eastAsia="宋体" w:hAnsi="Arial"/>
       <w:sz w:val="28"/>
     </w:rPr>
   </w:style>
-  <w:style w:type="paragraph" w:customStyle="1" w:styleId="31">
+  <w:style w:type="paragraph" w:customStyle="1" w:styleId="3">
     <w:name w:val="柴_标题3"/>
-    <w:basedOn w:val="4"/>
-    <w:next w:val="29"/>
+    <w:basedOn w:val="Heading3"/>
+    <w:next w:val="a1"/>
     <w:qFormat/>
-    <w:uiPriority w:val="0"/>
     <w:pPr>
       <w:spacing w:line="360" w:lineRule="auto"/>
       <w:ind w:left="0" w:firstLine="472" w:firstLineChars="200"/>
     </w:pPr>
     <w:rPr>
-      <w:rFonts w:ascii="宋体" w:hAnsi="宋体" w:eastAsia="宋体" w:cs="宋体"/>
+      <w:rFonts w:ascii="宋体" w:eastAsia="宋体" w:hAnsi="宋体" w:cs="宋体"/>
       <w:spacing w:val="-2"/>
       <w:sz w:val="24"/>
       <w:szCs w:val="24"/>
     </w:rPr>
   </w:style>
-  <w:style w:type="paragraph" w:customStyle="1" w:styleId="32">
+  <w:style w:type="paragraph" w:customStyle="1" w:styleId="a2">
     <w:name w:val="柴_目录"/>
-    <w:basedOn w:val="1"/>
-    <w:next w:val="12"/>
+    <w:basedOn w:val="Normal"/>
+    <w:next w:val="BodyText"/>
     <w:qFormat/>
-    <w:uiPriority w:val="0"/>
     <w:pPr>
       <w:tabs>
         <w:tab w:val="right" w:leader="dot" w:pos="8442"/>
@@ -4246,64 +3843,59 @@
       <w:ind w:left="0" w:leftChars="0"/>
     </w:pPr>
     <w:rPr>
-      <w:rFonts w:ascii="Arial" w:hAnsi="Arial" w:eastAsia="Microsoft JhengHei"/>
+      <w:rFonts w:ascii="Arial" w:eastAsia="Microsoft JhengHei" w:hAnsi="Arial"/>
       <w:sz w:val="24"/>
     </w:rPr>
   </w:style>
-  <w:style w:type="paragraph" w:customStyle="1" w:styleId="33">
+  <w:style w:type="paragraph" w:customStyle="1" w:styleId="WPSOffice1">
     <w:name w:val="WPSOffice手动目录 1"/>
     <w:qFormat/>
-    <w:uiPriority w:val="0"/>
     <w:pPr>
       <w:ind w:leftChars="0"/>
     </w:pPr>
     <w:rPr>
-      <w:rFonts w:ascii="Times New Roman" w:hAnsi="Times New Roman" w:eastAsia="宋体" w:cs="Times New Roman"/>
+      <w:rFonts w:ascii="Times New Roman" w:eastAsia="宋体" w:hAnsi="Times New Roman" w:cs="Times New Roman"/>
       <w:sz w:val="20"/>
       <w:szCs w:val="20"/>
     </w:rPr>
   </w:style>
-  <w:style w:type="paragraph" w:customStyle="1" w:styleId="34">
+  <w:style w:type="paragraph" w:customStyle="1" w:styleId="WPSOffice2">
     <w:name w:val="WPSOffice手动目录 2"/>
     <w:qFormat/>
-    <w:uiPriority w:val="0"/>
     <w:pPr>
       <w:ind w:leftChars="200"/>
     </w:pPr>
     <w:rPr>
-      <w:rFonts w:ascii="Times New Roman" w:hAnsi="Times New Roman" w:eastAsia="宋体" w:cs="Times New Roman"/>
+      <w:rFonts w:ascii="Times New Roman" w:eastAsia="宋体" w:hAnsi="Times New Roman" w:cs="Times New Roman"/>
       <w:sz w:val="20"/>
       <w:szCs w:val="20"/>
     </w:rPr>
   </w:style>
-  <w:style w:type="paragraph" w:customStyle="1" w:styleId="35">
+  <w:style w:type="paragraph" w:customStyle="1" w:styleId="WPSOffice3">
     <w:name w:val="WPSOffice手动目录 3"/>
     <w:qFormat/>
-    <w:uiPriority w:val="0"/>
     <w:pPr>
       <w:ind w:leftChars="400"/>
     </w:pPr>
     <w:rPr>
-      <w:rFonts w:ascii="Times New Roman" w:hAnsi="Times New Roman" w:eastAsia="宋体" w:cs="Times New Roman"/>
+      <w:rFonts w:ascii="Times New Roman" w:eastAsia="宋体" w:hAnsi="Times New Roman" w:cs="Times New Roman"/>
       <w:sz w:val="20"/>
       <w:szCs w:val="20"/>
     </w:rPr>
   </w:style>
-  <w:style w:type="paragraph" w:customStyle="1" w:styleId="36">
+  <w:style w:type="paragraph" w:customStyle="1" w:styleId="Compact">
     <w:name w:val="Compact"/>
-    <w:basedOn w:val="12"/>
+    <w:basedOn w:val="BodyText"/>
     <w:qFormat/>
-    <w:uiPriority w:val="0"/>
     <w:pPr>
       <w:spacing w:before="36" w:after="36"/>
     </w:pPr>
   </w:style>
-  <w:style w:type="table" w:customStyle="1" w:styleId="37">
+  <w:style w:type="table" w:customStyle="1" w:styleId="Table">
     <w:name w:val="Table"/>
     <w:semiHidden/>
     <w:unhideWhenUsed/>
     <w:qFormat/>
-    <w:uiPriority w:val="0"/>
     <w:tblPr>
       <w:tblCellMar>
         <w:top w:w="0" w:type="dxa"/>
@@ -4315,28 +3907,26 @@
     <w:tblStylePr w:type="firstRow">
       <w:tcPr>
         <w:tcBorders>
-          <w:bottom w:val="single" w:color="auto" w:sz="0" w:space="0"/>
+          <w:bottom w:val="single" w:sz="0" w:space="0" w:color="auto"/>
         </w:tcBorders>
         <w:vAlign w:val="bottom"/>
       </w:tcPr>
     </w:tblStylePr>
   </w:style>
-  <w:style w:type="character" w:customStyle="1" w:styleId="38">
+  <w:style w:type="character" w:customStyle="1" w:styleId="1Char">
     <w:name w:val="柴_标题1 Char"/>
-    <w:link w:val="28"/>
+    <w:link w:val="1"/>
     <w:qFormat/>
-    <w:uiPriority w:val="0"/>
     <w:rPr>
-      <w:rFonts w:ascii="Arial" w:hAnsi="Arial" w:eastAsia="宋体"/>
+      <w:rFonts w:ascii="Arial" w:eastAsia="宋体" w:hAnsi="Arial"/>
       <w:sz w:val="32"/>
     </w:rPr>
   </w:style>
-  <w:style w:type="table" w:customStyle="1" w:styleId="39">
+  <w:style w:type="table" w:customStyle="1" w:styleId="TableNormal1">
     <w:name w:val="Table Normal_1"/>
     <w:semiHidden/>
     <w:unhideWhenUsed/>
     <w:qFormat/>
-    <w:uiPriority w:val="0"/>
     <w:tblPr>
       <w:tblCellMar>
         <w:top w:w="0" w:type="dxa"/>
@@ -4346,11 +3936,10 @@
       </w:tblCellMar>
     </w:tblPr>
   </w:style>
-  <w:style w:type="paragraph" w:customStyle="1" w:styleId="40">
+  <w:style w:type="paragraph" w:customStyle="1" w:styleId="a3">
     <w:name w:val="柴_正文_无缩进"/>
-    <w:basedOn w:val="1"/>
+    <w:basedOn w:val="Normal"/>
     <w:qFormat/>
-    <w:uiPriority w:val="0"/>
     <w:pPr>
       <w:ind w:firstLine="0" w:firstLineChars="0"/>
     </w:pPr>
@@ -4360,31 +3949,29 @@
       <w:lang w:eastAsia="zh-CN"/>
     </w:rPr>
   </w:style>
-  <w:style w:type="paragraph" w:customStyle="1" w:styleId="41">
+  <w:style w:type="paragraph" w:customStyle="1" w:styleId="4">
     <w:name w:val="柴_标题4"/>
-    <w:basedOn w:val="5"/>
-    <w:next w:val="1"/>
+    <w:basedOn w:val="Heading4"/>
+    <w:next w:val="Normal"/>
     <w:qFormat/>
-    <w:uiPriority w:val="0"/>
     <w:pPr>
       <w:widowControl w:val="0"/>
       <w:spacing w:before="160" w:line="360" w:lineRule="auto"/>
-      <w:ind w:left="981" w:leftChars="300" w:hanging="862"/>
+      <w:ind w:left="981" w:hanging="862" w:leftChars="300"/>
     </w:pPr>
     <w:rPr>
-      <w:rFonts w:hint="eastAsia" w:ascii="Calibri" w:hAnsi="Calibri" w:eastAsia="宋体" w:cs="宋体"/>
+      <w:rFonts w:ascii="Calibri" w:eastAsia="宋体" w:hAnsi="Calibri" w:cs="宋体" w:hint="eastAsia"/>
       <w:sz w:val="24"/>
       <w:szCs w:val="24"/>
       <w:lang w:eastAsia="zh-CN" w:bidi="zh-CN"/>
     </w:rPr>
   </w:style>
-  <w:style w:type="character" w:customStyle="1" w:styleId="42">
+  <w:style w:type="character" w:customStyle="1" w:styleId="Char">
     <w:name w:val="柴_正文 Char"/>
-    <w:link w:val="29"/>
+    <w:link w:val="a1"/>
     <w:qFormat/>
-    <w:uiPriority w:val="0"/>
     <w:rPr>
-      <w:rFonts w:ascii="Arial" w:hAnsi="Arial" w:eastAsia="宋体"/>
+      <w:rFonts w:ascii="Arial" w:eastAsia="宋体" w:hAnsi="Arial"/>
       <w:sz w:val="24"/>
       <w:lang w:eastAsia="zh-CN"/>
     </w:rPr>
